--- a/public/Положение постерные.docx
+++ b/public/Положение постерные.docx
@@ -1,6 +1,6 @@
 
 <file path=word/document.xml><?xml version="1.0" encoding="utf-8"?>
-<w:document xmlns:ve="http://schemas.openxmlformats.org/markup-compatibility/2006" xmlns:o="urn:schemas-microsoft-com:office:office" xmlns:r="http://schemas.openxmlformats.org/officeDocument/2006/relationships" xmlns:m="http://schemas.openxmlformats.org/officeDocument/2006/math" xmlns:v="urn:schemas-microsoft-com:vml" xmlns:wp="http://schemas.openxmlformats.org/drawingml/2006/wordprocessingDrawing" xmlns:w10="urn:schemas-microsoft-com:office:word" xmlns:w="http://schemas.openxmlformats.org/wordprocessingml/2006/main" xmlns:wne="http://schemas.microsoft.com/office/word/2006/wordml">
+<w:document xmlns:wpc="http://schemas.microsoft.com/office/word/2010/wordprocessingCanvas" xmlns:cx="http://schemas.microsoft.com/office/drawing/2014/chartex" xmlns:cx1="http://schemas.microsoft.com/office/drawing/2015/9/8/chartex" xmlns:cx2="http://schemas.microsoft.com/office/drawing/2015/10/21/chartex" xmlns:cx3="http://schemas.microsoft.com/office/drawing/2016/5/9/chartex" xmlns:cx4="http://schemas.microsoft.com/office/drawing/2016/5/10/chartex" xmlns:cx5="http://schemas.microsoft.com/office/drawing/2016/5/11/chartex" xmlns:cx6="http://schemas.microsoft.com/office/drawing/2016/5/12/chartex" xmlns:cx7="http://schemas.microsoft.com/office/drawing/2016/5/13/chartex" xmlns:cx8="http://schemas.microsoft.com/office/drawing/2016/5/14/chartex" xmlns:mc="http://schemas.openxmlformats.org/markup-compatibility/2006" xmlns:aink="http://schemas.microsoft.com/office/drawing/2016/ink" xmlns:am3d="http://schemas.microsoft.com/office/drawing/2017/model3d" xmlns:o="urn:schemas-microsoft-com:office:office" xmlns:oel="http://schemas.microsoft.com/office/2019/extlst" xmlns:r="http://schemas.openxmlformats.org/officeDocument/2006/relationships" xmlns:m="http://schemas.openxmlformats.org/officeDocument/2006/math" xmlns:v="urn:schemas-microsoft-com:vml" xmlns:wp14="http://schemas.microsoft.com/office/word/2010/wordprocessingDrawing" xmlns:wp="http://schemas.openxmlformats.org/drawingml/2006/wordprocessingDrawing" xmlns:w10="urn:schemas-microsoft-com:office:word" xmlns:w="http://schemas.openxmlformats.org/wordprocessingml/2006/main" xmlns:w14="http://schemas.microsoft.com/office/word/2010/wordml" xmlns:w15="http://schemas.microsoft.com/office/word/2012/wordml" xmlns:w16cex="http://schemas.microsoft.com/office/word/2018/wordml/cex" xmlns:w16cid="http://schemas.microsoft.com/office/word/2016/wordml/cid" xmlns:w16="http://schemas.microsoft.com/office/word/2018/wordml" xmlns:w16du="http://schemas.microsoft.com/office/word/2023/wordml/word16du" xmlns:w16sdtdh="http://schemas.microsoft.com/office/word/2020/wordml/sdtdatahash" xmlns:w16sdtfl="http://schemas.microsoft.com/office/word/2024/wordml/sdtformatlock" xmlns:w16se="http://schemas.microsoft.com/office/word/2015/wordml/symex" xmlns:wpg="http://schemas.microsoft.com/office/word/2010/wordprocessingGroup" xmlns:wpi="http://schemas.microsoft.com/office/word/2010/wordprocessingInk" xmlns:wne="http://schemas.microsoft.com/office/word/2006/wordml" xmlns:wps="http://schemas.microsoft.com/office/word/2010/wordprocessingShape" mc:Ignorable="w14 w15 w16se w16cid w16 w16cex w16sdtdh w16sdtfl w16du wp14">
   <w:body>
     <w:p>
       <w:pPr>
@@ -590,14 +590,65 @@
         </w:rPr>
         <w:t>ә</w:t>
       </w:r>
-      <w:r>
-        <w:rPr>
-          <w:rFonts w:ascii="Times New Roman" w:eastAsia="Times New Roman" w:hAnsi="Times New Roman" w:cs="Times New Roman"/>
-          <w:sz w:val="26"/>
-          <w:szCs w:val="26"/>
-          <w:lang w:eastAsia="ru-RU"/>
-        </w:rPr>
-        <w:t>ртүрлі мамандықтағы дәрігерлер;</w:t>
+      <w:proofErr w:type="spellStart"/>
+      <w:r>
+        <w:rPr>
+          <w:rFonts w:ascii="Times New Roman" w:eastAsia="Times New Roman" w:hAnsi="Times New Roman" w:cs="Times New Roman"/>
+          <w:sz w:val="26"/>
+          <w:szCs w:val="26"/>
+          <w:lang w:eastAsia="ru-RU"/>
+        </w:rPr>
+        <w:t>ртүрлі</w:t>
+      </w:r>
+      <w:proofErr w:type="spellEnd"/>
+      <w:r>
+        <w:rPr>
+          <w:rFonts w:ascii="Times New Roman" w:eastAsia="Times New Roman" w:hAnsi="Times New Roman" w:cs="Times New Roman"/>
+          <w:sz w:val="26"/>
+          <w:szCs w:val="26"/>
+          <w:lang w:eastAsia="ru-RU"/>
+        </w:rPr>
+        <w:t xml:space="preserve"> </w:t>
+      </w:r>
+      <w:proofErr w:type="spellStart"/>
+      <w:r>
+        <w:rPr>
+          <w:rFonts w:ascii="Times New Roman" w:eastAsia="Times New Roman" w:hAnsi="Times New Roman" w:cs="Times New Roman"/>
+          <w:sz w:val="26"/>
+          <w:szCs w:val="26"/>
+          <w:lang w:eastAsia="ru-RU"/>
+        </w:rPr>
+        <w:t>мамандықтағы</w:t>
+      </w:r>
+      <w:proofErr w:type="spellEnd"/>
+      <w:r>
+        <w:rPr>
+          <w:rFonts w:ascii="Times New Roman" w:eastAsia="Times New Roman" w:hAnsi="Times New Roman" w:cs="Times New Roman"/>
+          <w:sz w:val="26"/>
+          <w:szCs w:val="26"/>
+          <w:lang w:eastAsia="ru-RU"/>
+        </w:rPr>
+        <w:t xml:space="preserve"> </w:t>
+      </w:r>
+      <w:proofErr w:type="spellStart"/>
+      <w:r>
+        <w:rPr>
+          <w:rFonts w:ascii="Times New Roman" w:eastAsia="Times New Roman" w:hAnsi="Times New Roman" w:cs="Times New Roman"/>
+          <w:sz w:val="26"/>
+          <w:szCs w:val="26"/>
+          <w:lang w:eastAsia="ru-RU"/>
+        </w:rPr>
+        <w:t>дәрігерлер</w:t>
+      </w:r>
+      <w:proofErr w:type="spellEnd"/>
+      <w:r>
+        <w:rPr>
+          <w:rFonts w:ascii="Times New Roman" w:eastAsia="Times New Roman" w:hAnsi="Times New Roman" w:cs="Times New Roman"/>
+          <w:sz w:val="26"/>
+          <w:szCs w:val="26"/>
+          <w:lang w:eastAsia="ru-RU"/>
+        </w:rPr>
+        <w:t>;</w:t>
       </w:r>
     </w:p>
     <w:p>
@@ -623,14 +674,65 @@
         </w:rPr>
         <w:t>ғ</w:t>
       </w:r>
-      <w:r>
-        <w:rPr>
-          <w:rFonts w:ascii="Times New Roman" w:eastAsia="Times New Roman" w:hAnsi="Times New Roman" w:cs="Times New Roman"/>
-          <w:sz w:val="26"/>
-          <w:szCs w:val="26"/>
-          <w:lang w:eastAsia="ru-RU"/>
-        </w:rPr>
-        <w:t>ылыми қызметкерлер мен зерттеушілер;</w:t>
+      <w:proofErr w:type="spellStart"/>
+      <w:r>
+        <w:rPr>
+          <w:rFonts w:ascii="Times New Roman" w:eastAsia="Times New Roman" w:hAnsi="Times New Roman" w:cs="Times New Roman"/>
+          <w:sz w:val="26"/>
+          <w:szCs w:val="26"/>
+          <w:lang w:eastAsia="ru-RU"/>
+        </w:rPr>
+        <w:t>ылыми</w:t>
+      </w:r>
+      <w:proofErr w:type="spellEnd"/>
+      <w:r>
+        <w:rPr>
+          <w:rFonts w:ascii="Times New Roman" w:eastAsia="Times New Roman" w:hAnsi="Times New Roman" w:cs="Times New Roman"/>
+          <w:sz w:val="26"/>
+          <w:szCs w:val="26"/>
+          <w:lang w:eastAsia="ru-RU"/>
+        </w:rPr>
+        <w:t xml:space="preserve"> </w:t>
+      </w:r>
+      <w:proofErr w:type="spellStart"/>
+      <w:r>
+        <w:rPr>
+          <w:rFonts w:ascii="Times New Roman" w:eastAsia="Times New Roman" w:hAnsi="Times New Roman" w:cs="Times New Roman"/>
+          <w:sz w:val="26"/>
+          <w:szCs w:val="26"/>
+          <w:lang w:eastAsia="ru-RU"/>
+        </w:rPr>
+        <w:t>қызметкерлер</w:t>
+      </w:r>
+      <w:proofErr w:type="spellEnd"/>
+      <w:r>
+        <w:rPr>
+          <w:rFonts w:ascii="Times New Roman" w:eastAsia="Times New Roman" w:hAnsi="Times New Roman" w:cs="Times New Roman"/>
+          <w:sz w:val="26"/>
+          <w:szCs w:val="26"/>
+          <w:lang w:eastAsia="ru-RU"/>
+        </w:rPr>
+        <w:t xml:space="preserve"> мен </w:t>
+      </w:r>
+      <w:proofErr w:type="spellStart"/>
+      <w:r>
+        <w:rPr>
+          <w:rFonts w:ascii="Times New Roman" w:eastAsia="Times New Roman" w:hAnsi="Times New Roman" w:cs="Times New Roman"/>
+          <w:sz w:val="26"/>
+          <w:szCs w:val="26"/>
+          <w:lang w:eastAsia="ru-RU"/>
+        </w:rPr>
+        <w:t>зерттеушілер</w:t>
+      </w:r>
+      <w:proofErr w:type="spellEnd"/>
+      <w:r>
+        <w:rPr>
+          <w:rFonts w:ascii="Times New Roman" w:eastAsia="Times New Roman" w:hAnsi="Times New Roman" w:cs="Times New Roman"/>
+          <w:sz w:val="26"/>
+          <w:szCs w:val="26"/>
+          <w:lang w:eastAsia="ru-RU"/>
+        </w:rPr>
+        <w:t>;</w:t>
       </w:r>
     </w:p>
     <w:p>
@@ -657,14 +759,165 @@
         </w:rPr>
         <w:t>д</w:t>
       </w:r>
-      <w:r>
-        <w:rPr>
-          <w:rFonts w:ascii="Times New Roman" w:eastAsia="Times New Roman" w:hAnsi="Times New Roman" w:cs="Times New Roman"/>
-          <w:sz w:val="26"/>
-          <w:szCs w:val="26"/>
-          <w:lang w:eastAsia="ru-RU"/>
-        </w:rPr>
-        <w:t>енсаулық сақтау саласындағы білім беру ұйымдарының басшылары, оқытушылар мен студенттер.</w:t>
+      <w:proofErr w:type="spellStart"/>
+      <w:r>
+        <w:rPr>
+          <w:rFonts w:ascii="Times New Roman" w:eastAsia="Times New Roman" w:hAnsi="Times New Roman" w:cs="Times New Roman"/>
+          <w:sz w:val="26"/>
+          <w:szCs w:val="26"/>
+          <w:lang w:eastAsia="ru-RU"/>
+        </w:rPr>
+        <w:t>енсаулық</w:t>
+      </w:r>
+      <w:proofErr w:type="spellEnd"/>
+      <w:r>
+        <w:rPr>
+          <w:rFonts w:ascii="Times New Roman" w:eastAsia="Times New Roman" w:hAnsi="Times New Roman" w:cs="Times New Roman"/>
+          <w:sz w:val="26"/>
+          <w:szCs w:val="26"/>
+          <w:lang w:eastAsia="ru-RU"/>
+        </w:rPr>
+        <w:t xml:space="preserve"> </w:t>
+      </w:r>
+      <w:proofErr w:type="spellStart"/>
+      <w:r>
+        <w:rPr>
+          <w:rFonts w:ascii="Times New Roman" w:eastAsia="Times New Roman" w:hAnsi="Times New Roman" w:cs="Times New Roman"/>
+          <w:sz w:val="26"/>
+          <w:szCs w:val="26"/>
+          <w:lang w:eastAsia="ru-RU"/>
+        </w:rPr>
+        <w:t>сақтау</w:t>
+      </w:r>
+      <w:proofErr w:type="spellEnd"/>
+      <w:r>
+        <w:rPr>
+          <w:rFonts w:ascii="Times New Roman" w:eastAsia="Times New Roman" w:hAnsi="Times New Roman" w:cs="Times New Roman"/>
+          <w:sz w:val="26"/>
+          <w:szCs w:val="26"/>
+          <w:lang w:eastAsia="ru-RU"/>
+        </w:rPr>
+        <w:t xml:space="preserve"> </w:t>
+      </w:r>
+      <w:proofErr w:type="spellStart"/>
+      <w:r>
+        <w:rPr>
+          <w:rFonts w:ascii="Times New Roman" w:eastAsia="Times New Roman" w:hAnsi="Times New Roman" w:cs="Times New Roman"/>
+          <w:sz w:val="26"/>
+          <w:szCs w:val="26"/>
+          <w:lang w:eastAsia="ru-RU"/>
+        </w:rPr>
+        <w:t>саласындағы</w:t>
+      </w:r>
+      <w:proofErr w:type="spellEnd"/>
+      <w:r>
+        <w:rPr>
+          <w:rFonts w:ascii="Times New Roman" w:eastAsia="Times New Roman" w:hAnsi="Times New Roman" w:cs="Times New Roman"/>
+          <w:sz w:val="26"/>
+          <w:szCs w:val="26"/>
+          <w:lang w:eastAsia="ru-RU"/>
+        </w:rPr>
+        <w:t xml:space="preserve"> </w:t>
+      </w:r>
+      <w:proofErr w:type="spellStart"/>
+      <w:r>
+        <w:rPr>
+          <w:rFonts w:ascii="Times New Roman" w:eastAsia="Times New Roman" w:hAnsi="Times New Roman" w:cs="Times New Roman"/>
+          <w:sz w:val="26"/>
+          <w:szCs w:val="26"/>
+          <w:lang w:eastAsia="ru-RU"/>
+        </w:rPr>
+        <w:t>білім</w:t>
+      </w:r>
+      <w:proofErr w:type="spellEnd"/>
+      <w:r>
+        <w:rPr>
+          <w:rFonts w:ascii="Times New Roman" w:eastAsia="Times New Roman" w:hAnsi="Times New Roman" w:cs="Times New Roman"/>
+          <w:sz w:val="26"/>
+          <w:szCs w:val="26"/>
+          <w:lang w:eastAsia="ru-RU"/>
+        </w:rPr>
+        <w:t xml:space="preserve"> беру </w:t>
+      </w:r>
+      <w:proofErr w:type="spellStart"/>
+      <w:r>
+        <w:rPr>
+          <w:rFonts w:ascii="Times New Roman" w:eastAsia="Times New Roman" w:hAnsi="Times New Roman" w:cs="Times New Roman"/>
+          <w:sz w:val="26"/>
+          <w:szCs w:val="26"/>
+          <w:lang w:eastAsia="ru-RU"/>
+        </w:rPr>
+        <w:t>ұйымдарының</w:t>
+      </w:r>
+      <w:proofErr w:type="spellEnd"/>
+      <w:r>
+        <w:rPr>
+          <w:rFonts w:ascii="Times New Roman" w:eastAsia="Times New Roman" w:hAnsi="Times New Roman" w:cs="Times New Roman"/>
+          <w:sz w:val="26"/>
+          <w:szCs w:val="26"/>
+          <w:lang w:eastAsia="ru-RU"/>
+        </w:rPr>
+        <w:t xml:space="preserve"> </w:t>
+      </w:r>
+      <w:proofErr w:type="spellStart"/>
+      <w:r>
+        <w:rPr>
+          <w:rFonts w:ascii="Times New Roman" w:eastAsia="Times New Roman" w:hAnsi="Times New Roman" w:cs="Times New Roman"/>
+          <w:sz w:val="26"/>
+          <w:szCs w:val="26"/>
+          <w:lang w:eastAsia="ru-RU"/>
+        </w:rPr>
+        <w:t>басшылары</w:t>
+      </w:r>
+      <w:proofErr w:type="spellEnd"/>
+      <w:r>
+        <w:rPr>
+          <w:rFonts w:ascii="Times New Roman" w:eastAsia="Times New Roman" w:hAnsi="Times New Roman" w:cs="Times New Roman"/>
+          <w:sz w:val="26"/>
+          <w:szCs w:val="26"/>
+          <w:lang w:eastAsia="ru-RU"/>
+        </w:rPr>
+        <w:t xml:space="preserve">, </w:t>
+      </w:r>
+      <w:proofErr w:type="spellStart"/>
+      <w:r>
+        <w:rPr>
+          <w:rFonts w:ascii="Times New Roman" w:eastAsia="Times New Roman" w:hAnsi="Times New Roman" w:cs="Times New Roman"/>
+          <w:sz w:val="26"/>
+          <w:szCs w:val="26"/>
+          <w:lang w:eastAsia="ru-RU"/>
+        </w:rPr>
+        <w:t>оқытушылар</w:t>
+      </w:r>
+      <w:proofErr w:type="spellEnd"/>
+      <w:r>
+        <w:rPr>
+          <w:rFonts w:ascii="Times New Roman" w:eastAsia="Times New Roman" w:hAnsi="Times New Roman" w:cs="Times New Roman"/>
+          <w:sz w:val="26"/>
+          <w:szCs w:val="26"/>
+          <w:lang w:eastAsia="ru-RU"/>
+        </w:rPr>
+        <w:t xml:space="preserve"> мен </w:t>
+      </w:r>
+      <w:proofErr w:type="spellStart"/>
+      <w:r>
+        <w:rPr>
+          <w:rFonts w:ascii="Times New Roman" w:eastAsia="Times New Roman" w:hAnsi="Times New Roman" w:cs="Times New Roman"/>
+          <w:sz w:val="26"/>
+          <w:szCs w:val="26"/>
+          <w:lang w:eastAsia="ru-RU"/>
+        </w:rPr>
+        <w:t>студенттер</w:t>
+      </w:r>
+      <w:proofErr w:type="spellEnd"/>
+      <w:r>
+        <w:rPr>
+          <w:rFonts w:ascii="Times New Roman" w:eastAsia="Times New Roman" w:hAnsi="Times New Roman" w:cs="Times New Roman"/>
+          <w:sz w:val="26"/>
+          <w:szCs w:val="26"/>
+          <w:lang w:eastAsia="ru-RU"/>
+        </w:rPr>
+        <w:t>.</w:t>
       </w:r>
     </w:p>
     <w:p>
@@ -689,8 +942,93 @@
           <w:szCs w:val="26"/>
           <w:lang w:eastAsia="ru-RU"/>
         </w:rPr>
-        <w:t>2. Постерлік/стендтік сессияның міндеттері</w:t>
-      </w:r>
+        <w:t xml:space="preserve">2. </w:t>
+      </w:r>
+      <w:proofErr w:type="spellStart"/>
+      <w:r>
+        <w:rPr>
+          <w:rFonts w:ascii="Times New Roman" w:eastAsia="Times New Roman" w:hAnsi="Times New Roman" w:cs="Times New Roman"/>
+          <w:b/>
+          <w:bCs/>
+          <w:sz w:val="26"/>
+          <w:szCs w:val="26"/>
+          <w:lang w:eastAsia="ru-RU"/>
+        </w:rPr>
+        <w:t>Постерлік</w:t>
+      </w:r>
+      <w:proofErr w:type="spellEnd"/>
+      <w:r>
+        <w:rPr>
+          <w:rFonts w:ascii="Times New Roman" w:eastAsia="Times New Roman" w:hAnsi="Times New Roman" w:cs="Times New Roman"/>
+          <w:b/>
+          <w:bCs/>
+          <w:sz w:val="26"/>
+          <w:szCs w:val="26"/>
+          <w:lang w:eastAsia="ru-RU"/>
+        </w:rPr>
+        <w:t>/</w:t>
+      </w:r>
+      <w:proofErr w:type="spellStart"/>
+      <w:r>
+        <w:rPr>
+          <w:rFonts w:ascii="Times New Roman" w:eastAsia="Times New Roman" w:hAnsi="Times New Roman" w:cs="Times New Roman"/>
+          <w:b/>
+          <w:bCs/>
+          <w:sz w:val="26"/>
+          <w:szCs w:val="26"/>
+          <w:lang w:eastAsia="ru-RU"/>
+        </w:rPr>
+        <w:t>стендтік</w:t>
+      </w:r>
+      <w:proofErr w:type="spellEnd"/>
+      <w:r>
+        <w:rPr>
+          <w:rFonts w:ascii="Times New Roman" w:eastAsia="Times New Roman" w:hAnsi="Times New Roman" w:cs="Times New Roman"/>
+          <w:b/>
+          <w:bCs/>
+          <w:sz w:val="26"/>
+          <w:szCs w:val="26"/>
+          <w:lang w:eastAsia="ru-RU"/>
+        </w:rPr>
+        <w:t xml:space="preserve"> </w:t>
+      </w:r>
+      <w:proofErr w:type="spellStart"/>
+      <w:r>
+        <w:rPr>
+          <w:rFonts w:ascii="Times New Roman" w:eastAsia="Times New Roman" w:hAnsi="Times New Roman" w:cs="Times New Roman"/>
+          <w:b/>
+          <w:bCs/>
+          <w:sz w:val="26"/>
+          <w:szCs w:val="26"/>
+          <w:lang w:eastAsia="ru-RU"/>
+        </w:rPr>
+        <w:t>сессияның</w:t>
+      </w:r>
+      <w:proofErr w:type="spellEnd"/>
+      <w:r>
+        <w:rPr>
+          <w:rFonts w:ascii="Times New Roman" w:eastAsia="Times New Roman" w:hAnsi="Times New Roman" w:cs="Times New Roman"/>
+          <w:b/>
+          <w:bCs/>
+          <w:sz w:val="26"/>
+          <w:szCs w:val="26"/>
+          <w:lang w:eastAsia="ru-RU"/>
+        </w:rPr>
+        <w:t xml:space="preserve"> </w:t>
+      </w:r>
+      <w:proofErr w:type="spellStart"/>
+      <w:r>
+        <w:rPr>
+          <w:rFonts w:ascii="Times New Roman" w:eastAsia="Times New Roman" w:hAnsi="Times New Roman" w:cs="Times New Roman"/>
+          <w:b/>
+          <w:bCs/>
+          <w:sz w:val="26"/>
+          <w:szCs w:val="26"/>
+          <w:lang w:eastAsia="ru-RU"/>
+        </w:rPr>
+        <w:t>міндеттері</w:t>
+      </w:r>
+      <w:proofErr w:type="spellEnd"/>
     </w:p>
     <w:p>
       <w:pPr>
@@ -719,7 +1057,87 @@
           <w:szCs w:val="26"/>
           <w:lang w:eastAsia="ru-RU"/>
         </w:rPr>
-        <w:t xml:space="preserve"> Кәсіпаралық диалог пен тәжірибе алмасуға жәрдемдесу.</w:t>
+        <w:t xml:space="preserve"> </w:t>
+      </w:r>
+      <w:proofErr w:type="spellStart"/>
+      <w:r>
+        <w:rPr>
+          <w:rFonts w:ascii="Times New Roman" w:eastAsia="Times New Roman" w:hAnsi="Times New Roman" w:cs="Times New Roman"/>
+          <w:sz w:val="26"/>
+          <w:szCs w:val="26"/>
+          <w:lang w:eastAsia="ru-RU"/>
+        </w:rPr>
+        <w:t>Кәсіпаралық</w:t>
+      </w:r>
+      <w:proofErr w:type="spellEnd"/>
+      <w:r>
+        <w:rPr>
+          <w:rFonts w:ascii="Times New Roman" w:eastAsia="Times New Roman" w:hAnsi="Times New Roman" w:cs="Times New Roman"/>
+          <w:sz w:val="26"/>
+          <w:szCs w:val="26"/>
+          <w:lang w:eastAsia="ru-RU"/>
+        </w:rPr>
+        <w:t xml:space="preserve"> диалог пен </w:t>
+      </w:r>
+      <w:proofErr w:type="spellStart"/>
+      <w:r>
+        <w:rPr>
+          <w:rFonts w:ascii="Times New Roman" w:eastAsia="Times New Roman" w:hAnsi="Times New Roman" w:cs="Times New Roman"/>
+          <w:sz w:val="26"/>
+          <w:szCs w:val="26"/>
+          <w:lang w:eastAsia="ru-RU"/>
+        </w:rPr>
+        <w:t>тәжірибе</w:t>
+      </w:r>
+      <w:proofErr w:type="spellEnd"/>
+      <w:r>
+        <w:rPr>
+          <w:rFonts w:ascii="Times New Roman" w:eastAsia="Times New Roman" w:hAnsi="Times New Roman" w:cs="Times New Roman"/>
+          <w:sz w:val="26"/>
+          <w:szCs w:val="26"/>
+          <w:lang w:eastAsia="ru-RU"/>
+        </w:rPr>
+        <w:t xml:space="preserve"> </w:t>
+      </w:r>
+      <w:proofErr w:type="spellStart"/>
+      <w:r>
+        <w:rPr>
+          <w:rFonts w:ascii="Times New Roman" w:eastAsia="Times New Roman" w:hAnsi="Times New Roman" w:cs="Times New Roman"/>
+          <w:sz w:val="26"/>
+          <w:szCs w:val="26"/>
+          <w:lang w:eastAsia="ru-RU"/>
+        </w:rPr>
+        <w:t>алмасуға</w:t>
+      </w:r>
+      <w:proofErr w:type="spellEnd"/>
+      <w:r>
+        <w:rPr>
+          <w:rFonts w:ascii="Times New Roman" w:eastAsia="Times New Roman" w:hAnsi="Times New Roman" w:cs="Times New Roman"/>
+          <w:sz w:val="26"/>
+          <w:szCs w:val="26"/>
+          <w:lang w:eastAsia="ru-RU"/>
+        </w:rPr>
+        <w:t xml:space="preserve"> </w:t>
+      </w:r>
+      <w:proofErr w:type="spellStart"/>
+      <w:r>
+        <w:rPr>
+          <w:rFonts w:ascii="Times New Roman" w:eastAsia="Times New Roman" w:hAnsi="Times New Roman" w:cs="Times New Roman"/>
+          <w:sz w:val="26"/>
+          <w:szCs w:val="26"/>
+          <w:lang w:eastAsia="ru-RU"/>
+        </w:rPr>
+        <w:t>жәрдемдесу</w:t>
+      </w:r>
+      <w:proofErr w:type="spellEnd"/>
+      <w:r>
+        <w:rPr>
+          <w:rFonts w:ascii="Times New Roman" w:eastAsia="Times New Roman" w:hAnsi="Times New Roman" w:cs="Times New Roman"/>
+          <w:sz w:val="26"/>
+          <w:szCs w:val="26"/>
+          <w:lang w:eastAsia="ru-RU"/>
+        </w:rPr>
+        <w:t>.</w:t>
       </w:r>
       <w:r>
         <w:rPr>
@@ -747,7 +1165,187 @@
           <w:szCs w:val="26"/>
           <w:lang w:eastAsia="ru-RU"/>
         </w:rPr>
-        <w:t xml:space="preserve"> Онкология саласындағы инновациялық тәсілдер, зерттеу нәтижелері, клиникалық жағдайлар мен тәжірибелерді ұсыну.</w:t>
+        <w:t xml:space="preserve"> Онкология </w:t>
+      </w:r>
+      <w:proofErr w:type="spellStart"/>
+      <w:r>
+        <w:rPr>
+          <w:rFonts w:ascii="Times New Roman" w:eastAsia="Times New Roman" w:hAnsi="Times New Roman" w:cs="Times New Roman"/>
+          <w:sz w:val="26"/>
+          <w:szCs w:val="26"/>
+          <w:lang w:eastAsia="ru-RU"/>
+        </w:rPr>
+        <w:t>саласындағы</w:t>
+      </w:r>
+      <w:proofErr w:type="spellEnd"/>
+      <w:r>
+        <w:rPr>
+          <w:rFonts w:ascii="Times New Roman" w:eastAsia="Times New Roman" w:hAnsi="Times New Roman" w:cs="Times New Roman"/>
+          <w:sz w:val="26"/>
+          <w:szCs w:val="26"/>
+          <w:lang w:eastAsia="ru-RU"/>
+        </w:rPr>
+        <w:t xml:space="preserve"> </w:t>
+      </w:r>
+      <w:proofErr w:type="spellStart"/>
+      <w:r>
+        <w:rPr>
+          <w:rFonts w:ascii="Times New Roman" w:eastAsia="Times New Roman" w:hAnsi="Times New Roman" w:cs="Times New Roman"/>
+          <w:sz w:val="26"/>
+          <w:szCs w:val="26"/>
+          <w:lang w:eastAsia="ru-RU"/>
+        </w:rPr>
+        <w:t>инновациялық</w:t>
+      </w:r>
+      <w:proofErr w:type="spellEnd"/>
+      <w:r>
+        <w:rPr>
+          <w:rFonts w:ascii="Times New Roman" w:eastAsia="Times New Roman" w:hAnsi="Times New Roman" w:cs="Times New Roman"/>
+          <w:sz w:val="26"/>
+          <w:szCs w:val="26"/>
+          <w:lang w:eastAsia="ru-RU"/>
+        </w:rPr>
+        <w:t xml:space="preserve"> </w:t>
+      </w:r>
+      <w:proofErr w:type="spellStart"/>
+      <w:r>
+        <w:rPr>
+          <w:rFonts w:ascii="Times New Roman" w:eastAsia="Times New Roman" w:hAnsi="Times New Roman" w:cs="Times New Roman"/>
+          <w:sz w:val="26"/>
+          <w:szCs w:val="26"/>
+          <w:lang w:eastAsia="ru-RU"/>
+        </w:rPr>
+        <w:t>тәсілдер</w:t>
+      </w:r>
+      <w:proofErr w:type="spellEnd"/>
+      <w:r>
+        <w:rPr>
+          <w:rFonts w:ascii="Times New Roman" w:eastAsia="Times New Roman" w:hAnsi="Times New Roman" w:cs="Times New Roman"/>
+          <w:sz w:val="26"/>
+          <w:szCs w:val="26"/>
+          <w:lang w:eastAsia="ru-RU"/>
+        </w:rPr>
+        <w:t xml:space="preserve">, </w:t>
+      </w:r>
+      <w:proofErr w:type="spellStart"/>
+      <w:r>
+        <w:rPr>
+          <w:rFonts w:ascii="Times New Roman" w:eastAsia="Times New Roman" w:hAnsi="Times New Roman" w:cs="Times New Roman"/>
+          <w:sz w:val="26"/>
+          <w:szCs w:val="26"/>
+          <w:lang w:eastAsia="ru-RU"/>
+        </w:rPr>
+        <w:t>зерттеу</w:t>
+      </w:r>
+      <w:proofErr w:type="spellEnd"/>
+      <w:r>
+        <w:rPr>
+          <w:rFonts w:ascii="Times New Roman" w:eastAsia="Times New Roman" w:hAnsi="Times New Roman" w:cs="Times New Roman"/>
+          <w:sz w:val="26"/>
+          <w:szCs w:val="26"/>
+          <w:lang w:eastAsia="ru-RU"/>
+        </w:rPr>
+        <w:t xml:space="preserve"> </w:t>
+      </w:r>
+      <w:proofErr w:type="spellStart"/>
+      <w:r>
+        <w:rPr>
+          <w:rFonts w:ascii="Times New Roman" w:eastAsia="Times New Roman" w:hAnsi="Times New Roman" w:cs="Times New Roman"/>
+          <w:sz w:val="26"/>
+          <w:szCs w:val="26"/>
+          <w:lang w:eastAsia="ru-RU"/>
+        </w:rPr>
+        <w:t>нәтижелері</w:t>
+      </w:r>
+      <w:proofErr w:type="spellEnd"/>
+      <w:r>
+        <w:rPr>
+          <w:rFonts w:ascii="Times New Roman" w:eastAsia="Times New Roman" w:hAnsi="Times New Roman" w:cs="Times New Roman"/>
+          <w:sz w:val="26"/>
+          <w:szCs w:val="26"/>
+          <w:lang w:eastAsia="ru-RU"/>
+        </w:rPr>
+        <w:t xml:space="preserve">, </w:t>
+      </w:r>
+      <w:proofErr w:type="spellStart"/>
+      <w:r>
+        <w:rPr>
+          <w:rFonts w:ascii="Times New Roman" w:eastAsia="Times New Roman" w:hAnsi="Times New Roman" w:cs="Times New Roman"/>
+          <w:sz w:val="26"/>
+          <w:szCs w:val="26"/>
+          <w:lang w:eastAsia="ru-RU"/>
+        </w:rPr>
+        <w:t>клиникалық</w:t>
+      </w:r>
+      <w:proofErr w:type="spellEnd"/>
+      <w:r>
+        <w:rPr>
+          <w:rFonts w:ascii="Times New Roman" w:eastAsia="Times New Roman" w:hAnsi="Times New Roman" w:cs="Times New Roman"/>
+          <w:sz w:val="26"/>
+          <w:szCs w:val="26"/>
+          <w:lang w:eastAsia="ru-RU"/>
+        </w:rPr>
+        <w:t xml:space="preserve"> </w:t>
+      </w:r>
+      <w:proofErr w:type="spellStart"/>
+      <w:r>
+        <w:rPr>
+          <w:rFonts w:ascii="Times New Roman" w:eastAsia="Times New Roman" w:hAnsi="Times New Roman" w:cs="Times New Roman"/>
+          <w:sz w:val="26"/>
+          <w:szCs w:val="26"/>
+          <w:lang w:eastAsia="ru-RU"/>
+        </w:rPr>
+        <w:t>жағдайлар</w:t>
+      </w:r>
+      <w:proofErr w:type="spellEnd"/>
+      <w:r>
+        <w:rPr>
+          <w:rFonts w:ascii="Times New Roman" w:eastAsia="Times New Roman" w:hAnsi="Times New Roman" w:cs="Times New Roman"/>
+          <w:sz w:val="26"/>
+          <w:szCs w:val="26"/>
+          <w:lang w:eastAsia="ru-RU"/>
+        </w:rPr>
+        <w:t xml:space="preserve"> мен </w:t>
+      </w:r>
+      <w:proofErr w:type="spellStart"/>
+      <w:r>
+        <w:rPr>
+          <w:rFonts w:ascii="Times New Roman" w:eastAsia="Times New Roman" w:hAnsi="Times New Roman" w:cs="Times New Roman"/>
+          <w:sz w:val="26"/>
+          <w:szCs w:val="26"/>
+          <w:lang w:eastAsia="ru-RU"/>
+        </w:rPr>
+        <w:t>тәжірибелерді</w:t>
+      </w:r>
+      <w:proofErr w:type="spellEnd"/>
+      <w:r>
+        <w:rPr>
+          <w:rFonts w:ascii="Times New Roman" w:eastAsia="Times New Roman" w:hAnsi="Times New Roman" w:cs="Times New Roman"/>
+          <w:sz w:val="26"/>
+          <w:szCs w:val="26"/>
+          <w:lang w:eastAsia="ru-RU"/>
+        </w:rPr>
+        <w:t xml:space="preserve"> </w:t>
+      </w:r>
+      <w:proofErr w:type="spellStart"/>
+      <w:r>
+        <w:rPr>
+          <w:rFonts w:ascii="Times New Roman" w:eastAsia="Times New Roman" w:hAnsi="Times New Roman" w:cs="Times New Roman"/>
+          <w:sz w:val="26"/>
+          <w:szCs w:val="26"/>
+          <w:lang w:eastAsia="ru-RU"/>
+        </w:rPr>
+        <w:t>ұсыну</w:t>
+      </w:r>
+      <w:proofErr w:type="spellEnd"/>
+      <w:r>
+        <w:rPr>
+          <w:rFonts w:ascii="Times New Roman" w:eastAsia="Times New Roman" w:hAnsi="Times New Roman" w:cs="Times New Roman"/>
+          <w:sz w:val="26"/>
+          <w:szCs w:val="26"/>
+          <w:lang w:eastAsia="ru-RU"/>
+        </w:rPr>
+        <w:t>.</w:t>
       </w:r>
       <w:r>
         <w:rPr>
@@ -775,7 +1373,207 @@
           <w:szCs w:val="26"/>
           <w:lang w:eastAsia="ru-RU"/>
         </w:rPr>
-        <w:t xml:space="preserve"> Онкологиялық науқастарды емдеу мен сүйемелдеуде мультидисциплинарлық топтардың рөлі туралы хабардарлықты арттыру.</w:t>
+        <w:t xml:space="preserve"> </w:t>
+      </w:r>
+      <w:proofErr w:type="spellStart"/>
+      <w:r>
+        <w:rPr>
+          <w:rFonts w:ascii="Times New Roman" w:eastAsia="Times New Roman" w:hAnsi="Times New Roman" w:cs="Times New Roman"/>
+          <w:sz w:val="26"/>
+          <w:szCs w:val="26"/>
+          <w:lang w:eastAsia="ru-RU"/>
+        </w:rPr>
+        <w:t>Онкологиялық</w:t>
+      </w:r>
+      <w:proofErr w:type="spellEnd"/>
+      <w:r>
+        <w:rPr>
+          <w:rFonts w:ascii="Times New Roman" w:eastAsia="Times New Roman" w:hAnsi="Times New Roman" w:cs="Times New Roman"/>
+          <w:sz w:val="26"/>
+          <w:szCs w:val="26"/>
+          <w:lang w:eastAsia="ru-RU"/>
+        </w:rPr>
+        <w:t xml:space="preserve"> </w:t>
+      </w:r>
+      <w:proofErr w:type="spellStart"/>
+      <w:r>
+        <w:rPr>
+          <w:rFonts w:ascii="Times New Roman" w:eastAsia="Times New Roman" w:hAnsi="Times New Roman" w:cs="Times New Roman"/>
+          <w:sz w:val="26"/>
+          <w:szCs w:val="26"/>
+          <w:lang w:eastAsia="ru-RU"/>
+        </w:rPr>
+        <w:t>науқастарды</w:t>
+      </w:r>
+      <w:proofErr w:type="spellEnd"/>
+      <w:r>
+        <w:rPr>
+          <w:rFonts w:ascii="Times New Roman" w:eastAsia="Times New Roman" w:hAnsi="Times New Roman" w:cs="Times New Roman"/>
+          <w:sz w:val="26"/>
+          <w:szCs w:val="26"/>
+          <w:lang w:eastAsia="ru-RU"/>
+        </w:rPr>
+        <w:t xml:space="preserve"> </w:t>
+      </w:r>
+      <w:proofErr w:type="spellStart"/>
+      <w:r>
+        <w:rPr>
+          <w:rFonts w:ascii="Times New Roman" w:eastAsia="Times New Roman" w:hAnsi="Times New Roman" w:cs="Times New Roman"/>
+          <w:sz w:val="26"/>
+          <w:szCs w:val="26"/>
+          <w:lang w:eastAsia="ru-RU"/>
+        </w:rPr>
+        <w:t>емдеу</w:t>
+      </w:r>
+      <w:proofErr w:type="spellEnd"/>
+      <w:r>
+        <w:rPr>
+          <w:rFonts w:ascii="Times New Roman" w:eastAsia="Times New Roman" w:hAnsi="Times New Roman" w:cs="Times New Roman"/>
+          <w:sz w:val="26"/>
+          <w:szCs w:val="26"/>
+          <w:lang w:eastAsia="ru-RU"/>
+        </w:rPr>
+        <w:t xml:space="preserve"> мен </w:t>
+      </w:r>
+      <w:proofErr w:type="spellStart"/>
+      <w:r>
+        <w:rPr>
+          <w:rFonts w:ascii="Times New Roman" w:eastAsia="Times New Roman" w:hAnsi="Times New Roman" w:cs="Times New Roman"/>
+          <w:sz w:val="26"/>
+          <w:szCs w:val="26"/>
+          <w:lang w:eastAsia="ru-RU"/>
+        </w:rPr>
+        <w:t>сүйемелдеуде</w:t>
+      </w:r>
+      <w:proofErr w:type="spellEnd"/>
+      <w:r>
+        <w:rPr>
+          <w:rFonts w:ascii="Times New Roman" w:eastAsia="Times New Roman" w:hAnsi="Times New Roman" w:cs="Times New Roman"/>
+          <w:sz w:val="26"/>
+          <w:szCs w:val="26"/>
+          <w:lang w:eastAsia="ru-RU"/>
+        </w:rPr>
+        <w:t xml:space="preserve"> </w:t>
+      </w:r>
+      <w:proofErr w:type="spellStart"/>
+      <w:r>
+        <w:rPr>
+          <w:rFonts w:ascii="Times New Roman" w:eastAsia="Times New Roman" w:hAnsi="Times New Roman" w:cs="Times New Roman"/>
+          <w:sz w:val="26"/>
+          <w:szCs w:val="26"/>
+          <w:lang w:eastAsia="ru-RU"/>
+        </w:rPr>
+        <w:t>мультидисциплинарлық</w:t>
+      </w:r>
+      <w:proofErr w:type="spellEnd"/>
+      <w:r>
+        <w:rPr>
+          <w:rFonts w:ascii="Times New Roman" w:eastAsia="Times New Roman" w:hAnsi="Times New Roman" w:cs="Times New Roman"/>
+          <w:sz w:val="26"/>
+          <w:szCs w:val="26"/>
+          <w:lang w:eastAsia="ru-RU"/>
+        </w:rPr>
+        <w:t xml:space="preserve"> </w:t>
+      </w:r>
+      <w:proofErr w:type="spellStart"/>
+      <w:r>
+        <w:rPr>
+          <w:rFonts w:ascii="Times New Roman" w:eastAsia="Times New Roman" w:hAnsi="Times New Roman" w:cs="Times New Roman"/>
+          <w:sz w:val="26"/>
+          <w:szCs w:val="26"/>
+          <w:lang w:eastAsia="ru-RU"/>
+        </w:rPr>
+        <w:t>топтардың</w:t>
+      </w:r>
+      <w:proofErr w:type="spellEnd"/>
+      <w:r>
+        <w:rPr>
+          <w:rFonts w:ascii="Times New Roman" w:eastAsia="Times New Roman" w:hAnsi="Times New Roman" w:cs="Times New Roman"/>
+          <w:sz w:val="26"/>
+          <w:szCs w:val="26"/>
+          <w:lang w:eastAsia="ru-RU"/>
+        </w:rPr>
+        <w:t xml:space="preserve"> </w:t>
+      </w:r>
+      <w:proofErr w:type="spellStart"/>
+      <w:r>
+        <w:rPr>
+          <w:rFonts w:ascii="Times New Roman" w:eastAsia="Times New Roman" w:hAnsi="Times New Roman" w:cs="Times New Roman"/>
+          <w:sz w:val="26"/>
+          <w:szCs w:val="26"/>
+          <w:lang w:eastAsia="ru-RU"/>
+        </w:rPr>
+        <w:t>рөлі</w:t>
+      </w:r>
+      <w:proofErr w:type="spellEnd"/>
+      <w:r>
+        <w:rPr>
+          <w:rFonts w:ascii="Times New Roman" w:eastAsia="Times New Roman" w:hAnsi="Times New Roman" w:cs="Times New Roman"/>
+          <w:sz w:val="26"/>
+          <w:szCs w:val="26"/>
+          <w:lang w:eastAsia="ru-RU"/>
+        </w:rPr>
+        <w:t xml:space="preserve"> </w:t>
+      </w:r>
+      <w:proofErr w:type="spellStart"/>
+      <w:r>
+        <w:rPr>
+          <w:rFonts w:ascii="Times New Roman" w:eastAsia="Times New Roman" w:hAnsi="Times New Roman" w:cs="Times New Roman"/>
+          <w:sz w:val="26"/>
+          <w:szCs w:val="26"/>
+          <w:lang w:eastAsia="ru-RU"/>
+        </w:rPr>
+        <w:t>туралы</w:t>
+      </w:r>
+      <w:proofErr w:type="spellEnd"/>
+      <w:r>
+        <w:rPr>
+          <w:rFonts w:ascii="Times New Roman" w:eastAsia="Times New Roman" w:hAnsi="Times New Roman" w:cs="Times New Roman"/>
+          <w:sz w:val="26"/>
+          <w:szCs w:val="26"/>
+          <w:lang w:eastAsia="ru-RU"/>
+        </w:rPr>
+        <w:t xml:space="preserve"> </w:t>
+      </w:r>
+      <w:proofErr w:type="spellStart"/>
+      <w:r>
+        <w:rPr>
+          <w:rFonts w:ascii="Times New Roman" w:eastAsia="Times New Roman" w:hAnsi="Times New Roman" w:cs="Times New Roman"/>
+          <w:sz w:val="26"/>
+          <w:szCs w:val="26"/>
+          <w:lang w:eastAsia="ru-RU"/>
+        </w:rPr>
+        <w:t>хабардарлықты</w:t>
+      </w:r>
+      <w:proofErr w:type="spellEnd"/>
+      <w:r>
+        <w:rPr>
+          <w:rFonts w:ascii="Times New Roman" w:eastAsia="Times New Roman" w:hAnsi="Times New Roman" w:cs="Times New Roman"/>
+          <w:sz w:val="26"/>
+          <w:szCs w:val="26"/>
+          <w:lang w:eastAsia="ru-RU"/>
+        </w:rPr>
+        <w:t xml:space="preserve"> </w:t>
+      </w:r>
+      <w:proofErr w:type="spellStart"/>
+      <w:r>
+        <w:rPr>
+          <w:rFonts w:ascii="Times New Roman" w:eastAsia="Times New Roman" w:hAnsi="Times New Roman" w:cs="Times New Roman"/>
+          <w:sz w:val="26"/>
+          <w:szCs w:val="26"/>
+          <w:lang w:eastAsia="ru-RU"/>
+        </w:rPr>
+        <w:t>арттыру</w:t>
+      </w:r>
+      <w:proofErr w:type="spellEnd"/>
+      <w:r>
+        <w:rPr>
+          <w:rFonts w:ascii="Times New Roman" w:eastAsia="Times New Roman" w:hAnsi="Times New Roman" w:cs="Times New Roman"/>
+          <w:sz w:val="26"/>
+          <w:szCs w:val="26"/>
+          <w:lang w:eastAsia="ru-RU"/>
+        </w:rPr>
+        <w:t>.</w:t>
       </w:r>
       <w:r>
         <w:rPr>
@@ -803,7 +1601,167 @@
           <w:szCs w:val="26"/>
           <w:lang w:eastAsia="ru-RU"/>
         </w:rPr>
-        <w:t xml:space="preserve"> Жас мамандардың ғылыми және практикалық қызметіне қолдау көрсету.</w:t>
+        <w:t xml:space="preserve"> </w:t>
+      </w:r>
+      <w:proofErr w:type="spellStart"/>
+      <w:r>
+        <w:rPr>
+          <w:rFonts w:ascii="Times New Roman" w:eastAsia="Times New Roman" w:hAnsi="Times New Roman" w:cs="Times New Roman"/>
+          <w:sz w:val="26"/>
+          <w:szCs w:val="26"/>
+          <w:lang w:eastAsia="ru-RU"/>
+        </w:rPr>
+        <w:t>Жас</w:t>
+      </w:r>
+      <w:proofErr w:type="spellEnd"/>
+      <w:r>
+        <w:rPr>
+          <w:rFonts w:ascii="Times New Roman" w:eastAsia="Times New Roman" w:hAnsi="Times New Roman" w:cs="Times New Roman"/>
+          <w:sz w:val="26"/>
+          <w:szCs w:val="26"/>
+          <w:lang w:eastAsia="ru-RU"/>
+        </w:rPr>
+        <w:t xml:space="preserve"> </w:t>
+      </w:r>
+      <w:proofErr w:type="spellStart"/>
+      <w:r>
+        <w:rPr>
+          <w:rFonts w:ascii="Times New Roman" w:eastAsia="Times New Roman" w:hAnsi="Times New Roman" w:cs="Times New Roman"/>
+          <w:sz w:val="26"/>
+          <w:szCs w:val="26"/>
+          <w:lang w:eastAsia="ru-RU"/>
+        </w:rPr>
+        <w:t>мамандардың</w:t>
+      </w:r>
+      <w:proofErr w:type="spellEnd"/>
+      <w:r>
+        <w:rPr>
+          <w:rFonts w:ascii="Times New Roman" w:eastAsia="Times New Roman" w:hAnsi="Times New Roman" w:cs="Times New Roman"/>
+          <w:sz w:val="26"/>
+          <w:szCs w:val="26"/>
+          <w:lang w:eastAsia="ru-RU"/>
+        </w:rPr>
+        <w:t xml:space="preserve"> </w:t>
+      </w:r>
+      <w:proofErr w:type="spellStart"/>
+      <w:r>
+        <w:rPr>
+          <w:rFonts w:ascii="Times New Roman" w:eastAsia="Times New Roman" w:hAnsi="Times New Roman" w:cs="Times New Roman"/>
+          <w:sz w:val="26"/>
+          <w:szCs w:val="26"/>
+          <w:lang w:eastAsia="ru-RU"/>
+        </w:rPr>
+        <w:t>ғылыми</w:t>
+      </w:r>
+      <w:proofErr w:type="spellEnd"/>
+      <w:r>
+        <w:rPr>
+          <w:rFonts w:ascii="Times New Roman" w:eastAsia="Times New Roman" w:hAnsi="Times New Roman" w:cs="Times New Roman"/>
+          <w:sz w:val="26"/>
+          <w:szCs w:val="26"/>
+          <w:lang w:eastAsia="ru-RU"/>
+        </w:rPr>
+        <w:t xml:space="preserve"> </w:t>
+      </w:r>
+      <w:proofErr w:type="spellStart"/>
+      <w:r>
+        <w:rPr>
+          <w:rFonts w:ascii="Times New Roman" w:eastAsia="Times New Roman" w:hAnsi="Times New Roman" w:cs="Times New Roman"/>
+          <w:sz w:val="26"/>
+          <w:szCs w:val="26"/>
+          <w:lang w:eastAsia="ru-RU"/>
+        </w:rPr>
+        <w:t>және</w:t>
+      </w:r>
+      <w:proofErr w:type="spellEnd"/>
+      <w:r>
+        <w:rPr>
+          <w:rFonts w:ascii="Times New Roman" w:eastAsia="Times New Roman" w:hAnsi="Times New Roman" w:cs="Times New Roman"/>
+          <w:sz w:val="26"/>
+          <w:szCs w:val="26"/>
+          <w:lang w:eastAsia="ru-RU"/>
+        </w:rPr>
+        <w:t xml:space="preserve"> </w:t>
+      </w:r>
+      <w:proofErr w:type="spellStart"/>
+      <w:r>
+        <w:rPr>
+          <w:rFonts w:ascii="Times New Roman" w:eastAsia="Times New Roman" w:hAnsi="Times New Roman" w:cs="Times New Roman"/>
+          <w:sz w:val="26"/>
+          <w:szCs w:val="26"/>
+          <w:lang w:eastAsia="ru-RU"/>
+        </w:rPr>
+        <w:t>практикалық</w:t>
+      </w:r>
+      <w:proofErr w:type="spellEnd"/>
+      <w:r>
+        <w:rPr>
+          <w:rFonts w:ascii="Times New Roman" w:eastAsia="Times New Roman" w:hAnsi="Times New Roman" w:cs="Times New Roman"/>
+          <w:sz w:val="26"/>
+          <w:szCs w:val="26"/>
+          <w:lang w:eastAsia="ru-RU"/>
+        </w:rPr>
+        <w:t xml:space="preserve"> </w:t>
+      </w:r>
+      <w:proofErr w:type="spellStart"/>
+      <w:r>
+        <w:rPr>
+          <w:rFonts w:ascii="Times New Roman" w:eastAsia="Times New Roman" w:hAnsi="Times New Roman" w:cs="Times New Roman"/>
+          <w:sz w:val="26"/>
+          <w:szCs w:val="26"/>
+          <w:lang w:eastAsia="ru-RU"/>
+        </w:rPr>
+        <w:t>қызметіне</w:t>
+      </w:r>
+      <w:proofErr w:type="spellEnd"/>
+      <w:r>
+        <w:rPr>
+          <w:rFonts w:ascii="Times New Roman" w:eastAsia="Times New Roman" w:hAnsi="Times New Roman" w:cs="Times New Roman"/>
+          <w:sz w:val="26"/>
+          <w:szCs w:val="26"/>
+          <w:lang w:eastAsia="ru-RU"/>
+        </w:rPr>
+        <w:t xml:space="preserve"> </w:t>
+      </w:r>
+      <w:proofErr w:type="spellStart"/>
+      <w:r>
+        <w:rPr>
+          <w:rFonts w:ascii="Times New Roman" w:eastAsia="Times New Roman" w:hAnsi="Times New Roman" w:cs="Times New Roman"/>
+          <w:sz w:val="26"/>
+          <w:szCs w:val="26"/>
+          <w:lang w:eastAsia="ru-RU"/>
+        </w:rPr>
+        <w:t>қолдау</w:t>
+      </w:r>
+      <w:proofErr w:type="spellEnd"/>
+      <w:r>
+        <w:rPr>
+          <w:rFonts w:ascii="Times New Roman" w:eastAsia="Times New Roman" w:hAnsi="Times New Roman" w:cs="Times New Roman"/>
+          <w:sz w:val="26"/>
+          <w:szCs w:val="26"/>
+          <w:lang w:eastAsia="ru-RU"/>
+        </w:rPr>
+        <w:t xml:space="preserve"> </w:t>
+      </w:r>
+      <w:proofErr w:type="spellStart"/>
+      <w:r>
+        <w:rPr>
+          <w:rFonts w:ascii="Times New Roman" w:eastAsia="Times New Roman" w:hAnsi="Times New Roman" w:cs="Times New Roman"/>
+          <w:sz w:val="26"/>
+          <w:szCs w:val="26"/>
+          <w:lang w:eastAsia="ru-RU"/>
+        </w:rPr>
+        <w:t>көрсету</w:t>
+      </w:r>
+      <w:proofErr w:type="spellEnd"/>
+      <w:r>
+        <w:rPr>
+          <w:rFonts w:ascii="Times New Roman" w:eastAsia="Times New Roman" w:hAnsi="Times New Roman" w:cs="Times New Roman"/>
+          <w:sz w:val="26"/>
+          <w:szCs w:val="26"/>
+          <w:lang w:eastAsia="ru-RU"/>
+        </w:rPr>
+        <w:t>.</w:t>
       </w:r>
     </w:p>
     <w:p>
@@ -839,8 +1797,93 @@
           <w:szCs w:val="26"/>
           <w:lang w:eastAsia="ru-RU"/>
         </w:rPr>
-        <w:t>3. Постерлік/стендтік баяндамалардың тақырыптары</w:t>
-      </w:r>
+        <w:t xml:space="preserve">3. </w:t>
+      </w:r>
+      <w:proofErr w:type="spellStart"/>
+      <w:r>
+        <w:rPr>
+          <w:rFonts w:ascii="Times New Roman" w:eastAsia="Times New Roman" w:hAnsi="Times New Roman" w:cs="Times New Roman"/>
+          <w:b/>
+          <w:bCs/>
+          <w:sz w:val="26"/>
+          <w:szCs w:val="26"/>
+          <w:lang w:eastAsia="ru-RU"/>
+        </w:rPr>
+        <w:t>Постерлік</w:t>
+      </w:r>
+      <w:proofErr w:type="spellEnd"/>
+      <w:r>
+        <w:rPr>
+          <w:rFonts w:ascii="Times New Roman" w:eastAsia="Times New Roman" w:hAnsi="Times New Roman" w:cs="Times New Roman"/>
+          <w:b/>
+          <w:bCs/>
+          <w:sz w:val="26"/>
+          <w:szCs w:val="26"/>
+          <w:lang w:eastAsia="ru-RU"/>
+        </w:rPr>
+        <w:t>/</w:t>
+      </w:r>
+      <w:proofErr w:type="spellStart"/>
+      <w:r>
+        <w:rPr>
+          <w:rFonts w:ascii="Times New Roman" w:eastAsia="Times New Roman" w:hAnsi="Times New Roman" w:cs="Times New Roman"/>
+          <w:b/>
+          <w:bCs/>
+          <w:sz w:val="26"/>
+          <w:szCs w:val="26"/>
+          <w:lang w:eastAsia="ru-RU"/>
+        </w:rPr>
+        <w:t>стендтік</w:t>
+      </w:r>
+      <w:proofErr w:type="spellEnd"/>
+      <w:r>
+        <w:rPr>
+          <w:rFonts w:ascii="Times New Roman" w:eastAsia="Times New Roman" w:hAnsi="Times New Roman" w:cs="Times New Roman"/>
+          <w:b/>
+          <w:bCs/>
+          <w:sz w:val="26"/>
+          <w:szCs w:val="26"/>
+          <w:lang w:eastAsia="ru-RU"/>
+        </w:rPr>
+        <w:t xml:space="preserve"> </w:t>
+      </w:r>
+      <w:proofErr w:type="spellStart"/>
+      <w:r>
+        <w:rPr>
+          <w:rFonts w:ascii="Times New Roman" w:eastAsia="Times New Roman" w:hAnsi="Times New Roman" w:cs="Times New Roman"/>
+          <w:b/>
+          <w:bCs/>
+          <w:sz w:val="26"/>
+          <w:szCs w:val="26"/>
+          <w:lang w:eastAsia="ru-RU"/>
+        </w:rPr>
+        <w:t>баяндамалардың</w:t>
+      </w:r>
+      <w:proofErr w:type="spellEnd"/>
+      <w:r>
+        <w:rPr>
+          <w:rFonts w:ascii="Times New Roman" w:eastAsia="Times New Roman" w:hAnsi="Times New Roman" w:cs="Times New Roman"/>
+          <w:b/>
+          <w:bCs/>
+          <w:sz w:val="26"/>
+          <w:szCs w:val="26"/>
+          <w:lang w:eastAsia="ru-RU"/>
+        </w:rPr>
+        <w:t xml:space="preserve"> </w:t>
+      </w:r>
+      <w:proofErr w:type="spellStart"/>
+      <w:r>
+        <w:rPr>
+          <w:rFonts w:ascii="Times New Roman" w:eastAsia="Times New Roman" w:hAnsi="Times New Roman" w:cs="Times New Roman"/>
+          <w:b/>
+          <w:bCs/>
+          <w:sz w:val="26"/>
+          <w:szCs w:val="26"/>
+          <w:lang w:eastAsia="ru-RU"/>
+        </w:rPr>
+        <w:t>тақырыптары</w:t>
+      </w:r>
+      <w:proofErr w:type="spellEnd"/>
     </w:p>
     <w:p>
       <w:pPr>
@@ -852,14 +1895,145 @@
           <w:lang w:eastAsia="ru-RU"/>
         </w:rPr>
       </w:pPr>
-      <w:r>
-        <w:rPr>
-          <w:rFonts w:ascii="Times New Roman" w:eastAsia="Times New Roman" w:hAnsi="Times New Roman" w:cs="Times New Roman"/>
-          <w:sz w:val="26"/>
-          <w:szCs w:val="26"/>
-          <w:lang w:eastAsia="ru-RU"/>
-        </w:rPr>
-        <w:t>Қатысушылар келесі бағыттар бойынша жұмыстарын ұсына алады:</w:t>
+      <w:proofErr w:type="spellStart"/>
+      <w:r>
+        <w:rPr>
+          <w:rFonts w:ascii="Times New Roman" w:eastAsia="Times New Roman" w:hAnsi="Times New Roman" w:cs="Times New Roman"/>
+          <w:sz w:val="26"/>
+          <w:szCs w:val="26"/>
+          <w:lang w:eastAsia="ru-RU"/>
+        </w:rPr>
+        <w:t>Қатысушылар</w:t>
+      </w:r>
+      <w:proofErr w:type="spellEnd"/>
+      <w:r>
+        <w:rPr>
+          <w:rFonts w:ascii="Times New Roman" w:eastAsia="Times New Roman" w:hAnsi="Times New Roman" w:cs="Times New Roman"/>
+          <w:sz w:val="26"/>
+          <w:szCs w:val="26"/>
+          <w:lang w:eastAsia="ru-RU"/>
+        </w:rPr>
+        <w:t xml:space="preserve"> </w:t>
+      </w:r>
+      <w:proofErr w:type="spellStart"/>
+      <w:r>
+        <w:rPr>
+          <w:rFonts w:ascii="Times New Roman" w:eastAsia="Times New Roman" w:hAnsi="Times New Roman" w:cs="Times New Roman"/>
+          <w:sz w:val="26"/>
+          <w:szCs w:val="26"/>
+          <w:lang w:eastAsia="ru-RU"/>
+        </w:rPr>
+        <w:t>келесі</w:t>
+      </w:r>
+      <w:proofErr w:type="spellEnd"/>
+      <w:r>
+        <w:rPr>
+          <w:rFonts w:ascii="Times New Roman" w:eastAsia="Times New Roman" w:hAnsi="Times New Roman" w:cs="Times New Roman"/>
+          <w:sz w:val="26"/>
+          <w:szCs w:val="26"/>
+          <w:lang w:eastAsia="ru-RU"/>
+        </w:rPr>
+        <w:t xml:space="preserve"> </w:t>
+      </w:r>
+      <w:proofErr w:type="spellStart"/>
+      <w:r>
+        <w:rPr>
+          <w:rFonts w:ascii="Times New Roman" w:eastAsia="Times New Roman" w:hAnsi="Times New Roman" w:cs="Times New Roman"/>
+          <w:sz w:val="26"/>
+          <w:szCs w:val="26"/>
+          <w:lang w:eastAsia="ru-RU"/>
+        </w:rPr>
+        <w:t>бағыттар</w:t>
+      </w:r>
+      <w:proofErr w:type="spellEnd"/>
+      <w:r>
+        <w:rPr>
+          <w:rFonts w:ascii="Times New Roman" w:eastAsia="Times New Roman" w:hAnsi="Times New Roman" w:cs="Times New Roman"/>
+          <w:sz w:val="26"/>
+          <w:szCs w:val="26"/>
+          <w:lang w:eastAsia="ru-RU"/>
+        </w:rPr>
+        <w:t xml:space="preserve"> </w:t>
+      </w:r>
+      <w:proofErr w:type="spellStart"/>
+      <w:r>
+        <w:rPr>
+          <w:rFonts w:ascii="Times New Roman" w:eastAsia="Times New Roman" w:hAnsi="Times New Roman" w:cs="Times New Roman"/>
+          <w:sz w:val="26"/>
+          <w:szCs w:val="26"/>
+          <w:lang w:eastAsia="ru-RU"/>
+        </w:rPr>
+        <w:t>бойынша</w:t>
+      </w:r>
+      <w:proofErr w:type="spellEnd"/>
+      <w:r>
+        <w:rPr>
+          <w:rFonts w:ascii="Times New Roman" w:eastAsia="Times New Roman" w:hAnsi="Times New Roman" w:cs="Times New Roman"/>
+          <w:sz w:val="26"/>
+          <w:szCs w:val="26"/>
+          <w:lang w:eastAsia="ru-RU"/>
+        </w:rPr>
+        <w:t xml:space="preserve"> </w:t>
+      </w:r>
+      <w:proofErr w:type="spellStart"/>
+      <w:r>
+        <w:rPr>
+          <w:rFonts w:ascii="Times New Roman" w:eastAsia="Times New Roman" w:hAnsi="Times New Roman" w:cs="Times New Roman"/>
+          <w:sz w:val="26"/>
+          <w:szCs w:val="26"/>
+          <w:lang w:eastAsia="ru-RU"/>
+        </w:rPr>
+        <w:t>жұмыстарын</w:t>
+      </w:r>
+      <w:proofErr w:type="spellEnd"/>
+      <w:r>
+        <w:rPr>
+          <w:rFonts w:ascii="Times New Roman" w:eastAsia="Times New Roman" w:hAnsi="Times New Roman" w:cs="Times New Roman"/>
+          <w:sz w:val="26"/>
+          <w:szCs w:val="26"/>
+          <w:lang w:eastAsia="ru-RU"/>
+        </w:rPr>
+        <w:t xml:space="preserve"> </w:t>
+      </w:r>
+      <w:proofErr w:type="spellStart"/>
+      <w:r>
+        <w:rPr>
+          <w:rFonts w:ascii="Times New Roman" w:eastAsia="Times New Roman" w:hAnsi="Times New Roman" w:cs="Times New Roman"/>
+          <w:sz w:val="26"/>
+          <w:szCs w:val="26"/>
+          <w:lang w:eastAsia="ru-RU"/>
+        </w:rPr>
+        <w:t>ұсына</w:t>
+      </w:r>
+      <w:proofErr w:type="spellEnd"/>
+      <w:r>
+        <w:rPr>
+          <w:rFonts w:ascii="Times New Roman" w:eastAsia="Times New Roman" w:hAnsi="Times New Roman" w:cs="Times New Roman"/>
+          <w:sz w:val="26"/>
+          <w:szCs w:val="26"/>
+          <w:lang w:eastAsia="ru-RU"/>
+        </w:rPr>
+        <w:t xml:space="preserve"> </w:t>
+      </w:r>
+      <w:proofErr w:type="spellStart"/>
+      <w:r>
+        <w:rPr>
+          <w:rFonts w:ascii="Times New Roman" w:eastAsia="Times New Roman" w:hAnsi="Times New Roman" w:cs="Times New Roman"/>
+          <w:sz w:val="26"/>
+          <w:szCs w:val="26"/>
+          <w:lang w:eastAsia="ru-RU"/>
+        </w:rPr>
+        <w:t>алады</w:t>
+      </w:r>
+      <w:proofErr w:type="spellEnd"/>
+      <w:r>
+        <w:rPr>
+          <w:rFonts w:ascii="Times New Roman" w:eastAsia="Times New Roman" w:hAnsi="Times New Roman" w:cs="Times New Roman"/>
+          <w:sz w:val="26"/>
+          <w:szCs w:val="26"/>
+          <w:lang w:eastAsia="ru-RU"/>
+        </w:rPr>
+        <w:t>:</w:t>
       </w:r>
     </w:p>
     <w:p>
@@ -876,14 +2050,125 @@
           <w:lang w:eastAsia="ru-RU"/>
         </w:rPr>
       </w:pPr>
-      <w:r>
-        <w:rPr>
-          <w:rFonts w:ascii="Times New Roman" w:eastAsia="Times New Roman" w:hAnsi="Times New Roman" w:cs="Times New Roman"/>
-          <w:sz w:val="26"/>
-          <w:szCs w:val="26"/>
-          <w:lang w:eastAsia="ru-RU"/>
-        </w:rPr>
-        <w:t>Онкологиялық аурулардың алдын алу және ерте диагностика;</w:t>
+      <w:proofErr w:type="spellStart"/>
+      <w:r>
+        <w:rPr>
+          <w:rFonts w:ascii="Times New Roman" w:eastAsia="Times New Roman" w:hAnsi="Times New Roman" w:cs="Times New Roman"/>
+          <w:sz w:val="26"/>
+          <w:szCs w:val="26"/>
+          <w:lang w:eastAsia="ru-RU"/>
+        </w:rPr>
+        <w:t>Онкологиялық</w:t>
+      </w:r>
+      <w:proofErr w:type="spellEnd"/>
+      <w:r>
+        <w:rPr>
+          <w:rFonts w:ascii="Times New Roman" w:eastAsia="Times New Roman" w:hAnsi="Times New Roman" w:cs="Times New Roman"/>
+          <w:sz w:val="26"/>
+          <w:szCs w:val="26"/>
+          <w:lang w:eastAsia="ru-RU"/>
+        </w:rPr>
+        <w:t xml:space="preserve"> </w:t>
+      </w:r>
+      <w:proofErr w:type="spellStart"/>
+      <w:r>
+        <w:rPr>
+          <w:rFonts w:ascii="Times New Roman" w:eastAsia="Times New Roman" w:hAnsi="Times New Roman" w:cs="Times New Roman"/>
+          <w:sz w:val="26"/>
+          <w:szCs w:val="26"/>
+          <w:lang w:eastAsia="ru-RU"/>
+        </w:rPr>
+        <w:t>аурулардың</w:t>
+      </w:r>
+      <w:proofErr w:type="spellEnd"/>
+      <w:r>
+        <w:rPr>
+          <w:rFonts w:ascii="Times New Roman" w:eastAsia="Times New Roman" w:hAnsi="Times New Roman" w:cs="Times New Roman"/>
+          <w:sz w:val="26"/>
+          <w:szCs w:val="26"/>
+          <w:lang w:eastAsia="ru-RU"/>
+        </w:rPr>
+        <w:t xml:space="preserve"> </w:t>
+      </w:r>
+      <w:proofErr w:type="spellStart"/>
+      <w:r>
+        <w:rPr>
+          <w:rFonts w:ascii="Times New Roman" w:eastAsia="Times New Roman" w:hAnsi="Times New Roman" w:cs="Times New Roman"/>
+          <w:sz w:val="26"/>
+          <w:szCs w:val="26"/>
+          <w:lang w:eastAsia="ru-RU"/>
+        </w:rPr>
+        <w:t>алдын</w:t>
+      </w:r>
+      <w:proofErr w:type="spellEnd"/>
+      <w:r>
+        <w:rPr>
+          <w:rFonts w:ascii="Times New Roman" w:eastAsia="Times New Roman" w:hAnsi="Times New Roman" w:cs="Times New Roman"/>
+          <w:sz w:val="26"/>
+          <w:szCs w:val="26"/>
+          <w:lang w:eastAsia="ru-RU"/>
+        </w:rPr>
+        <w:t xml:space="preserve"> </w:t>
+      </w:r>
+      <w:proofErr w:type="spellStart"/>
+      <w:r>
+        <w:rPr>
+          <w:rFonts w:ascii="Times New Roman" w:eastAsia="Times New Roman" w:hAnsi="Times New Roman" w:cs="Times New Roman"/>
+          <w:sz w:val="26"/>
+          <w:szCs w:val="26"/>
+          <w:lang w:eastAsia="ru-RU"/>
+        </w:rPr>
+        <w:t>алу</w:t>
+      </w:r>
+      <w:proofErr w:type="spellEnd"/>
+      <w:r>
+        <w:rPr>
+          <w:rFonts w:ascii="Times New Roman" w:eastAsia="Times New Roman" w:hAnsi="Times New Roman" w:cs="Times New Roman"/>
+          <w:sz w:val="26"/>
+          <w:szCs w:val="26"/>
+          <w:lang w:eastAsia="ru-RU"/>
+        </w:rPr>
+        <w:t xml:space="preserve"> </w:t>
+      </w:r>
+      <w:proofErr w:type="spellStart"/>
+      <w:r>
+        <w:rPr>
+          <w:rFonts w:ascii="Times New Roman" w:eastAsia="Times New Roman" w:hAnsi="Times New Roman" w:cs="Times New Roman"/>
+          <w:sz w:val="26"/>
+          <w:szCs w:val="26"/>
+          <w:lang w:eastAsia="ru-RU"/>
+        </w:rPr>
+        <w:t>және</w:t>
+      </w:r>
+      <w:proofErr w:type="spellEnd"/>
+      <w:r>
+        <w:rPr>
+          <w:rFonts w:ascii="Times New Roman" w:eastAsia="Times New Roman" w:hAnsi="Times New Roman" w:cs="Times New Roman"/>
+          <w:sz w:val="26"/>
+          <w:szCs w:val="26"/>
+          <w:lang w:eastAsia="ru-RU"/>
+        </w:rPr>
+        <w:t xml:space="preserve"> </w:t>
+      </w:r>
+      <w:proofErr w:type="spellStart"/>
+      <w:r>
+        <w:rPr>
+          <w:rFonts w:ascii="Times New Roman" w:eastAsia="Times New Roman" w:hAnsi="Times New Roman" w:cs="Times New Roman"/>
+          <w:sz w:val="26"/>
+          <w:szCs w:val="26"/>
+          <w:lang w:eastAsia="ru-RU"/>
+        </w:rPr>
+        <w:t>ерте</w:t>
+      </w:r>
+      <w:proofErr w:type="spellEnd"/>
+      <w:r>
+        <w:rPr>
+          <w:rFonts w:ascii="Times New Roman" w:eastAsia="Times New Roman" w:hAnsi="Times New Roman" w:cs="Times New Roman"/>
+          <w:sz w:val="26"/>
+          <w:szCs w:val="26"/>
+          <w:lang w:eastAsia="ru-RU"/>
+        </w:rPr>
+        <w:t xml:space="preserve"> диагностика;</w:t>
       </w:r>
     </w:p>
     <w:p>
@@ -900,14 +2185,85 @@
           <w:lang w:eastAsia="ru-RU"/>
         </w:rPr>
       </w:pPr>
-      <w:r>
-        <w:rPr>
-          <w:rFonts w:ascii="Times New Roman" w:eastAsia="Times New Roman" w:hAnsi="Times New Roman" w:cs="Times New Roman"/>
-          <w:sz w:val="26"/>
-          <w:szCs w:val="26"/>
-          <w:lang w:eastAsia="ru-RU"/>
-        </w:rPr>
-        <w:t>Онкологиялық көмекте мейіргердің рөлі;</w:t>
+      <w:proofErr w:type="spellStart"/>
+      <w:r>
+        <w:rPr>
+          <w:rFonts w:ascii="Times New Roman" w:eastAsia="Times New Roman" w:hAnsi="Times New Roman" w:cs="Times New Roman"/>
+          <w:sz w:val="26"/>
+          <w:szCs w:val="26"/>
+          <w:lang w:eastAsia="ru-RU"/>
+        </w:rPr>
+        <w:t>Онкологиялық</w:t>
+      </w:r>
+      <w:proofErr w:type="spellEnd"/>
+      <w:r>
+        <w:rPr>
+          <w:rFonts w:ascii="Times New Roman" w:eastAsia="Times New Roman" w:hAnsi="Times New Roman" w:cs="Times New Roman"/>
+          <w:sz w:val="26"/>
+          <w:szCs w:val="26"/>
+          <w:lang w:eastAsia="ru-RU"/>
+        </w:rPr>
+        <w:t xml:space="preserve"> </w:t>
+      </w:r>
+      <w:proofErr w:type="spellStart"/>
+      <w:r>
+        <w:rPr>
+          <w:rFonts w:ascii="Times New Roman" w:eastAsia="Times New Roman" w:hAnsi="Times New Roman" w:cs="Times New Roman"/>
+          <w:sz w:val="26"/>
+          <w:szCs w:val="26"/>
+          <w:lang w:eastAsia="ru-RU"/>
+        </w:rPr>
+        <w:t>көмекте</w:t>
+      </w:r>
+      <w:proofErr w:type="spellEnd"/>
+      <w:r>
+        <w:rPr>
+          <w:rFonts w:ascii="Times New Roman" w:eastAsia="Times New Roman" w:hAnsi="Times New Roman" w:cs="Times New Roman"/>
+          <w:sz w:val="26"/>
+          <w:szCs w:val="26"/>
+          <w:lang w:eastAsia="ru-RU"/>
+        </w:rPr>
+        <w:t xml:space="preserve"> </w:t>
+      </w:r>
+      <w:proofErr w:type="spellStart"/>
+      <w:r>
+        <w:rPr>
+          <w:rFonts w:ascii="Times New Roman" w:eastAsia="Times New Roman" w:hAnsi="Times New Roman" w:cs="Times New Roman"/>
+          <w:sz w:val="26"/>
+          <w:szCs w:val="26"/>
+          <w:lang w:eastAsia="ru-RU"/>
+        </w:rPr>
+        <w:t>мейіргердің</w:t>
+      </w:r>
+      <w:proofErr w:type="spellEnd"/>
+      <w:r>
+        <w:rPr>
+          <w:rFonts w:ascii="Times New Roman" w:eastAsia="Times New Roman" w:hAnsi="Times New Roman" w:cs="Times New Roman"/>
+          <w:sz w:val="26"/>
+          <w:szCs w:val="26"/>
+          <w:lang w:eastAsia="ru-RU"/>
+        </w:rPr>
+        <w:t xml:space="preserve"> </w:t>
+      </w:r>
+      <w:proofErr w:type="spellStart"/>
+      <w:r>
+        <w:rPr>
+          <w:rFonts w:ascii="Times New Roman" w:eastAsia="Times New Roman" w:hAnsi="Times New Roman" w:cs="Times New Roman"/>
+          <w:sz w:val="26"/>
+          <w:szCs w:val="26"/>
+          <w:lang w:eastAsia="ru-RU"/>
+        </w:rPr>
+        <w:t>рөлі</w:t>
+      </w:r>
+      <w:proofErr w:type="spellEnd"/>
+      <w:r>
+        <w:rPr>
+          <w:rFonts w:ascii="Times New Roman" w:eastAsia="Times New Roman" w:hAnsi="Times New Roman" w:cs="Times New Roman"/>
+          <w:sz w:val="26"/>
+          <w:szCs w:val="26"/>
+          <w:lang w:eastAsia="ru-RU"/>
+        </w:rPr>
+        <w:t>;</w:t>
       </w:r>
     </w:p>
     <w:p>
@@ -924,24 +2280,97 @@
           <w:lang w:eastAsia="ru-RU"/>
         </w:rPr>
       </w:pPr>
-      <w:r>
-        <w:rPr>
-          <w:rFonts w:ascii="Times New Roman" w:eastAsia="Times New Roman" w:hAnsi="Times New Roman" w:cs="Times New Roman"/>
-          <w:sz w:val="26"/>
-          <w:szCs w:val="26"/>
-          <w:lang w:eastAsia="ru-RU"/>
-        </w:rPr>
-        <w:t>Тиімді мейіргер</w:t>
-      </w:r>
-      <w:r>
-        <w:rPr>
-          <w:rFonts w:ascii="Times New Roman" w:eastAsia="Times New Roman" w:hAnsi="Times New Roman" w:cs="Times New Roman"/>
-          <w:sz w:val="26"/>
-          <w:szCs w:val="26"/>
-          <w:lang w:eastAsia="ru-RU"/>
-        </w:rPr>
-        <w:t xml:space="preserve"> ісінің тәжірибесін жинақтау</w:t>
-      </w:r>
+      <w:proofErr w:type="spellStart"/>
+      <w:r>
+        <w:rPr>
+          <w:rFonts w:ascii="Times New Roman" w:eastAsia="Times New Roman" w:hAnsi="Times New Roman" w:cs="Times New Roman"/>
+          <w:sz w:val="26"/>
+          <w:szCs w:val="26"/>
+          <w:lang w:eastAsia="ru-RU"/>
+        </w:rPr>
+        <w:t>Тиімді</w:t>
+      </w:r>
+      <w:proofErr w:type="spellEnd"/>
+      <w:r>
+        <w:rPr>
+          <w:rFonts w:ascii="Times New Roman" w:eastAsia="Times New Roman" w:hAnsi="Times New Roman" w:cs="Times New Roman"/>
+          <w:sz w:val="26"/>
+          <w:szCs w:val="26"/>
+          <w:lang w:eastAsia="ru-RU"/>
+        </w:rPr>
+        <w:t xml:space="preserve"> </w:t>
+      </w:r>
+      <w:proofErr w:type="spellStart"/>
+      <w:r>
+        <w:rPr>
+          <w:rFonts w:ascii="Times New Roman" w:eastAsia="Times New Roman" w:hAnsi="Times New Roman" w:cs="Times New Roman"/>
+          <w:sz w:val="26"/>
+          <w:szCs w:val="26"/>
+          <w:lang w:eastAsia="ru-RU"/>
+        </w:rPr>
+        <w:t>мейіргер</w:t>
+      </w:r>
+      <w:proofErr w:type="spellEnd"/>
+      <w:r>
+        <w:rPr>
+          <w:rFonts w:ascii="Times New Roman" w:eastAsia="Times New Roman" w:hAnsi="Times New Roman" w:cs="Times New Roman"/>
+          <w:sz w:val="26"/>
+          <w:szCs w:val="26"/>
+          <w:lang w:eastAsia="ru-RU"/>
+        </w:rPr>
+        <w:t xml:space="preserve"> </w:t>
+      </w:r>
+      <w:proofErr w:type="spellStart"/>
+      <w:r>
+        <w:rPr>
+          <w:rFonts w:ascii="Times New Roman" w:eastAsia="Times New Roman" w:hAnsi="Times New Roman" w:cs="Times New Roman"/>
+          <w:sz w:val="26"/>
+          <w:szCs w:val="26"/>
+          <w:lang w:eastAsia="ru-RU"/>
+        </w:rPr>
+        <w:t>ісінің</w:t>
+      </w:r>
+      <w:proofErr w:type="spellEnd"/>
+      <w:r>
+        <w:rPr>
+          <w:rFonts w:ascii="Times New Roman" w:eastAsia="Times New Roman" w:hAnsi="Times New Roman" w:cs="Times New Roman"/>
+          <w:sz w:val="26"/>
+          <w:szCs w:val="26"/>
+          <w:lang w:eastAsia="ru-RU"/>
+        </w:rPr>
+        <w:t xml:space="preserve"> </w:t>
+      </w:r>
+      <w:proofErr w:type="spellStart"/>
+      <w:r>
+        <w:rPr>
+          <w:rFonts w:ascii="Times New Roman" w:eastAsia="Times New Roman" w:hAnsi="Times New Roman" w:cs="Times New Roman"/>
+          <w:sz w:val="26"/>
+          <w:szCs w:val="26"/>
+          <w:lang w:eastAsia="ru-RU"/>
+        </w:rPr>
+        <w:t>тәжірибесін</w:t>
+      </w:r>
+      <w:proofErr w:type="spellEnd"/>
+      <w:r>
+        <w:rPr>
+          <w:rFonts w:ascii="Times New Roman" w:eastAsia="Times New Roman" w:hAnsi="Times New Roman" w:cs="Times New Roman"/>
+          <w:sz w:val="26"/>
+          <w:szCs w:val="26"/>
+          <w:lang w:eastAsia="ru-RU"/>
+        </w:rPr>
+        <w:t xml:space="preserve"> </w:t>
+      </w:r>
+      <w:proofErr w:type="spellStart"/>
+      <w:r>
+        <w:rPr>
+          <w:rFonts w:ascii="Times New Roman" w:eastAsia="Times New Roman" w:hAnsi="Times New Roman" w:cs="Times New Roman"/>
+          <w:sz w:val="26"/>
+          <w:szCs w:val="26"/>
+          <w:lang w:eastAsia="ru-RU"/>
+        </w:rPr>
+        <w:t>жинақтау</w:t>
+      </w:r>
+      <w:proofErr w:type="spellEnd"/>
       <w:r>
         <w:rPr>
           <w:rFonts w:ascii="Times New Roman" w:eastAsia="Times New Roman" w:hAnsi="Times New Roman" w:cs="Times New Roman"/>
@@ -966,14 +2395,125 @@
           <w:lang w:eastAsia="ru-RU"/>
         </w:rPr>
       </w:pPr>
-      <w:r>
-        <w:rPr>
-          <w:rFonts w:ascii="Times New Roman" w:eastAsia="Times New Roman" w:hAnsi="Times New Roman" w:cs="Times New Roman"/>
-          <w:sz w:val="26"/>
-          <w:szCs w:val="26"/>
-          <w:lang w:eastAsia="ru-RU"/>
-        </w:rPr>
-        <w:t>Паллиативтік көмек және пациенттердің өмір сапасы;</w:t>
+      <w:proofErr w:type="spellStart"/>
+      <w:r>
+        <w:rPr>
+          <w:rFonts w:ascii="Times New Roman" w:eastAsia="Times New Roman" w:hAnsi="Times New Roman" w:cs="Times New Roman"/>
+          <w:sz w:val="26"/>
+          <w:szCs w:val="26"/>
+          <w:lang w:eastAsia="ru-RU"/>
+        </w:rPr>
+        <w:t>Паллиативтік</w:t>
+      </w:r>
+      <w:proofErr w:type="spellEnd"/>
+      <w:r>
+        <w:rPr>
+          <w:rFonts w:ascii="Times New Roman" w:eastAsia="Times New Roman" w:hAnsi="Times New Roman" w:cs="Times New Roman"/>
+          <w:sz w:val="26"/>
+          <w:szCs w:val="26"/>
+          <w:lang w:eastAsia="ru-RU"/>
+        </w:rPr>
+        <w:t xml:space="preserve"> </w:t>
+      </w:r>
+      <w:proofErr w:type="spellStart"/>
+      <w:r>
+        <w:rPr>
+          <w:rFonts w:ascii="Times New Roman" w:eastAsia="Times New Roman" w:hAnsi="Times New Roman" w:cs="Times New Roman"/>
+          <w:sz w:val="26"/>
+          <w:szCs w:val="26"/>
+          <w:lang w:eastAsia="ru-RU"/>
+        </w:rPr>
+        <w:t>көмек</w:t>
+      </w:r>
+      <w:proofErr w:type="spellEnd"/>
+      <w:r>
+        <w:rPr>
+          <w:rFonts w:ascii="Times New Roman" w:eastAsia="Times New Roman" w:hAnsi="Times New Roman" w:cs="Times New Roman"/>
+          <w:sz w:val="26"/>
+          <w:szCs w:val="26"/>
+          <w:lang w:eastAsia="ru-RU"/>
+        </w:rPr>
+        <w:t xml:space="preserve"> </w:t>
+      </w:r>
+      <w:proofErr w:type="spellStart"/>
+      <w:r>
+        <w:rPr>
+          <w:rFonts w:ascii="Times New Roman" w:eastAsia="Times New Roman" w:hAnsi="Times New Roman" w:cs="Times New Roman"/>
+          <w:sz w:val="26"/>
+          <w:szCs w:val="26"/>
+          <w:lang w:eastAsia="ru-RU"/>
+        </w:rPr>
+        <w:t>және</w:t>
+      </w:r>
+      <w:proofErr w:type="spellEnd"/>
+      <w:r>
+        <w:rPr>
+          <w:rFonts w:ascii="Times New Roman" w:eastAsia="Times New Roman" w:hAnsi="Times New Roman" w:cs="Times New Roman"/>
+          <w:sz w:val="26"/>
+          <w:szCs w:val="26"/>
+          <w:lang w:eastAsia="ru-RU"/>
+        </w:rPr>
+        <w:t xml:space="preserve"> </w:t>
+      </w:r>
+      <w:proofErr w:type="spellStart"/>
+      <w:r>
+        <w:rPr>
+          <w:rFonts w:ascii="Times New Roman" w:eastAsia="Times New Roman" w:hAnsi="Times New Roman" w:cs="Times New Roman"/>
+          <w:sz w:val="26"/>
+          <w:szCs w:val="26"/>
+          <w:lang w:eastAsia="ru-RU"/>
+        </w:rPr>
+        <w:t>пациенттердің</w:t>
+      </w:r>
+      <w:proofErr w:type="spellEnd"/>
+      <w:r>
+        <w:rPr>
+          <w:rFonts w:ascii="Times New Roman" w:eastAsia="Times New Roman" w:hAnsi="Times New Roman" w:cs="Times New Roman"/>
+          <w:sz w:val="26"/>
+          <w:szCs w:val="26"/>
+          <w:lang w:eastAsia="ru-RU"/>
+        </w:rPr>
+        <w:t xml:space="preserve"> </w:t>
+      </w:r>
+      <w:proofErr w:type="spellStart"/>
+      <w:r>
+        <w:rPr>
+          <w:rFonts w:ascii="Times New Roman" w:eastAsia="Times New Roman" w:hAnsi="Times New Roman" w:cs="Times New Roman"/>
+          <w:sz w:val="26"/>
+          <w:szCs w:val="26"/>
+          <w:lang w:eastAsia="ru-RU"/>
+        </w:rPr>
+        <w:t>өмір</w:t>
+      </w:r>
+      <w:proofErr w:type="spellEnd"/>
+      <w:r>
+        <w:rPr>
+          <w:rFonts w:ascii="Times New Roman" w:eastAsia="Times New Roman" w:hAnsi="Times New Roman" w:cs="Times New Roman"/>
+          <w:sz w:val="26"/>
+          <w:szCs w:val="26"/>
+          <w:lang w:eastAsia="ru-RU"/>
+        </w:rPr>
+        <w:t xml:space="preserve"> </w:t>
+      </w:r>
+      <w:proofErr w:type="spellStart"/>
+      <w:r>
+        <w:rPr>
+          <w:rFonts w:ascii="Times New Roman" w:eastAsia="Times New Roman" w:hAnsi="Times New Roman" w:cs="Times New Roman"/>
+          <w:sz w:val="26"/>
+          <w:szCs w:val="26"/>
+          <w:lang w:eastAsia="ru-RU"/>
+        </w:rPr>
+        <w:t>сапасы</w:t>
+      </w:r>
+      <w:proofErr w:type="spellEnd"/>
+      <w:r>
+        <w:rPr>
+          <w:rFonts w:ascii="Times New Roman" w:eastAsia="Times New Roman" w:hAnsi="Times New Roman" w:cs="Times New Roman"/>
+          <w:sz w:val="26"/>
+          <w:szCs w:val="26"/>
+          <w:lang w:eastAsia="ru-RU"/>
+        </w:rPr>
+        <w:t>;</w:t>
       </w:r>
     </w:p>
     <w:p>
@@ -990,23 +2530,114 @@
           <w:lang w:eastAsia="ru-RU"/>
         </w:rPr>
       </w:pPr>
-      <w:r>
-        <w:rPr>
-          <w:rFonts w:ascii="Times New Roman" w:eastAsia="Times New Roman" w:hAnsi="Times New Roman" w:cs="Times New Roman"/>
-          <w:sz w:val="26"/>
-          <w:szCs w:val="26"/>
-          <w:lang w:eastAsia="ru-RU"/>
-        </w:rPr>
-        <w:t>Пациенттер мен олардың отба</w:t>
-      </w:r>
-      <w:r>
-        <w:rPr>
-          <w:rFonts w:ascii="Times New Roman" w:eastAsia="Times New Roman" w:hAnsi="Times New Roman" w:cs="Times New Roman"/>
-          <w:sz w:val="26"/>
-          <w:szCs w:val="26"/>
-          <w:lang w:eastAsia="ru-RU"/>
-        </w:rPr>
-        <w:t>сыларына психоәлеуметтік қолдау.</w:t>
+      <w:proofErr w:type="spellStart"/>
+      <w:r>
+        <w:rPr>
+          <w:rFonts w:ascii="Times New Roman" w:eastAsia="Times New Roman" w:hAnsi="Times New Roman" w:cs="Times New Roman"/>
+          <w:sz w:val="26"/>
+          <w:szCs w:val="26"/>
+          <w:lang w:eastAsia="ru-RU"/>
+        </w:rPr>
+        <w:t>Пациенттер</w:t>
+      </w:r>
+      <w:proofErr w:type="spellEnd"/>
+      <w:r>
+        <w:rPr>
+          <w:rFonts w:ascii="Times New Roman" w:eastAsia="Times New Roman" w:hAnsi="Times New Roman" w:cs="Times New Roman"/>
+          <w:sz w:val="26"/>
+          <w:szCs w:val="26"/>
+          <w:lang w:eastAsia="ru-RU"/>
+        </w:rPr>
+        <w:t xml:space="preserve"> мен </w:t>
+      </w:r>
+      <w:proofErr w:type="spellStart"/>
+      <w:r>
+        <w:rPr>
+          <w:rFonts w:ascii="Times New Roman" w:eastAsia="Times New Roman" w:hAnsi="Times New Roman" w:cs="Times New Roman"/>
+          <w:sz w:val="26"/>
+          <w:szCs w:val="26"/>
+          <w:lang w:eastAsia="ru-RU"/>
+        </w:rPr>
+        <w:t>олардың</w:t>
+      </w:r>
+      <w:proofErr w:type="spellEnd"/>
+      <w:r>
+        <w:rPr>
+          <w:rFonts w:ascii="Times New Roman" w:eastAsia="Times New Roman" w:hAnsi="Times New Roman" w:cs="Times New Roman"/>
+          <w:sz w:val="26"/>
+          <w:szCs w:val="26"/>
+          <w:lang w:eastAsia="ru-RU"/>
+        </w:rPr>
+        <w:t xml:space="preserve"> </w:t>
+      </w:r>
+      <w:proofErr w:type="spellStart"/>
+      <w:r>
+        <w:rPr>
+          <w:rFonts w:ascii="Times New Roman" w:eastAsia="Times New Roman" w:hAnsi="Times New Roman" w:cs="Times New Roman"/>
+          <w:sz w:val="26"/>
+          <w:szCs w:val="26"/>
+          <w:lang w:eastAsia="ru-RU"/>
+        </w:rPr>
+        <w:t>отба</w:t>
+      </w:r>
+      <w:r>
+        <w:rPr>
+          <w:rFonts w:ascii="Times New Roman" w:eastAsia="Times New Roman" w:hAnsi="Times New Roman" w:cs="Times New Roman"/>
+          <w:sz w:val="26"/>
+          <w:szCs w:val="26"/>
+          <w:lang w:eastAsia="ru-RU"/>
+        </w:rPr>
+        <w:t>сыларына</w:t>
+      </w:r>
+      <w:proofErr w:type="spellEnd"/>
+      <w:r>
+        <w:rPr>
+          <w:rFonts w:ascii="Times New Roman" w:eastAsia="Times New Roman" w:hAnsi="Times New Roman" w:cs="Times New Roman"/>
+          <w:sz w:val="26"/>
+          <w:szCs w:val="26"/>
+          <w:lang w:eastAsia="ru-RU"/>
+        </w:rPr>
+        <w:t xml:space="preserve"> </w:t>
+      </w:r>
+      <w:proofErr w:type="spellStart"/>
+      <w:r>
+        <w:rPr>
+          <w:rFonts w:ascii="Times New Roman" w:eastAsia="Times New Roman" w:hAnsi="Times New Roman" w:cs="Times New Roman"/>
+          <w:sz w:val="26"/>
+          <w:szCs w:val="26"/>
+          <w:lang w:eastAsia="ru-RU"/>
+        </w:rPr>
+        <w:t>психоәлеуметтік</w:t>
+      </w:r>
+      <w:proofErr w:type="spellEnd"/>
+      <w:r>
+        <w:rPr>
+          <w:rFonts w:ascii="Times New Roman" w:eastAsia="Times New Roman" w:hAnsi="Times New Roman" w:cs="Times New Roman"/>
+          <w:sz w:val="26"/>
+          <w:szCs w:val="26"/>
+          <w:lang w:eastAsia="ru-RU"/>
+        </w:rPr>
+        <w:t xml:space="preserve"> </w:t>
+      </w:r>
+      <w:proofErr w:type="spellStart"/>
+      <w:r>
+        <w:rPr>
+          <w:rFonts w:ascii="Times New Roman" w:eastAsia="Times New Roman" w:hAnsi="Times New Roman" w:cs="Times New Roman"/>
+          <w:sz w:val="26"/>
+          <w:szCs w:val="26"/>
+          <w:lang w:eastAsia="ru-RU"/>
+        </w:rPr>
+        <w:t>қолдау</w:t>
+      </w:r>
+      <w:proofErr w:type="spellEnd"/>
+      <w:r>
+        <w:rPr>
+          <w:rFonts w:ascii="Times New Roman" w:eastAsia="Times New Roman" w:hAnsi="Times New Roman" w:cs="Times New Roman"/>
+          <w:sz w:val="26"/>
+          <w:szCs w:val="26"/>
+          <w:lang w:eastAsia="ru-RU"/>
+        </w:rPr>
+        <w:t>.</w:t>
       </w:r>
     </w:p>
     <w:p>
@@ -1044,8 +2675,45 @@
           <w:lang w:eastAsia="ru-RU"/>
         </w:rPr>
         <w:lastRenderedPageBreak/>
-        <w:t>4. Қатысу шарттары</w:t>
-      </w:r>
+        <w:t xml:space="preserve">4. </w:t>
+      </w:r>
+      <w:proofErr w:type="spellStart"/>
+      <w:r>
+        <w:rPr>
+          <w:rFonts w:ascii="Times New Roman" w:eastAsia="Times New Roman" w:hAnsi="Times New Roman" w:cs="Times New Roman"/>
+          <w:b/>
+          <w:bCs/>
+          <w:sz w:val="26"/>
+          <w:szCs w:val="26"/>
+          <w:lang w:eastAsia="ru-RU"/>
+        </w:rPr>
+        <w:t>Қатысу</w:t>
+      </w:r>
+      <w:proofErr w:type="spellEnd"/>
+      <w:r>
+        <w:rPr>
+          <w:rFonts w:ascii="Times New Roman" w:eastAsia="Times New Roman" w:hAnsi="Times New Roman" w:cs="Times New Roman"/>
+          <w:b/>
+          <w:bCs/>
+          <w:sz w:val="26"/>
+          <w:szCs w:val="26"/>
+          <w:lang w:eastAsia="ru-RU"/>
+        </w:rPr>
+        <w:t xml:space="preserve"> </w:t>
+      </w:r>
+      <w:proofErr w:type="spellStart"/>
+      <w:r>
+        <w:rPr>
+          <w:rFonts w:ascii="Times New Roman" w:eastAsia="Times New Roman" w:hAnsi="Times New Roman" w:cs="Times New Roman"/>
+          <w:b/>
+          <w:bCs/>
+          <w:sz w:val="26"/>
+          <w:szCs w:val="26"/>
+          <w:lang w:eastAsia="ru-RU"/>
+        </w:rPr>
+        <w:t>шарттары</w:t>
+      </w:r>
+      <w:proofErr w:type="spellEnd"/>
     </w:p>
     <w:p>
       <w:pPr>
@@ -1076,7 +2744,167 @@
           <w:szCs w:val="26"/>
           <w:lang w:eastAsia="ru-RU"/>
         </w:rPr>
-        <w:t xml:space="preserve"> Қатысу үшін постерлік/стендтік баяндамаға өтінім мен аннотацияны 2025 жылғы </w:t>
+        <w:t xml:space="preserve"> </w:t>
+      </w:r>
+      <w:proofErr w:type="spellStart"/>
+      <w:r>
+        <w:rPr>
+          <w:rFonts w:ascii="Times New Roman" w:eastAsia="Times New Roman" w:hAnsi="Times New Roman" w:cs="Times New Roman"/>
+          <w:sz w:val="26"/>
+          <w:szCs w:val="26"/>
+          <w:lang w:eastAsia="ru-RU"/>
+        </w:rPr>
+        <w:t>Қатысу</w:t>
+      </w:r>
+      <w:proofErr w:type="spellEnd"/>
+      <w:r>
+        <w:rPr>
+          <w:rFonts w:ascii="Times New Roman" w:eastAsia="Times New Roman" w:hAnsi="Times New Roman" w:cs="Times New Roman"/>
+          <w:sz w:val="26"/>
+          <w:szCs w:val="26"/>
+          <w:lang w:eastAsia="ru-RU"/>
+        </w:rPr>
+        <w:t xml:space="preserve"> </w:t>
+      </w:r>
+      <w:proofErr w:type="spellStart"/>
+      <w:r>
+        <w:rPr>
+          <w:rFonts w:ascii="Times New Roman" w:eastAsia="Times New Roman" w:hAnsi="Times New Roman" w:cs="Times New Roman"/>
+          <w:sz w:val="26"/>
+          <w:szCs w:val="26"/>
+          <w:lang w:eastAsia="ru-RU"/>
+        </w:rPr>
+        <w:t>үшін</w:t>
+      </w:r>
+      <w:proofErr w:type="spellEnd"/>
+      <w:r>
+        <w:rPr>
+          <w:rFonts w:ascii="Times New Roman" w:eastAsia="Times New Roman" w:hAnsi="Times New Roman" w:cs="Times New Roman"/>
+          <w:sz w:val="26"/>
+          <w:szCs w:val="26"/>
+          <w:lang w:eastAsia="ru-RU"/>
+        </w:rPr>
+        <w:t xml:space="preserve"> </w:t>
+      </w:r>
+      <w:proofErr w:type="spellStart"/>
+      <w:r>
+        <w:rPr>
+          <w:rFonts w:ascii="Times New Roman" w:eastAsia="Times New Roman" w:hAnsi="Times New Roman" w:cs="Times New Roman"/>
+          <w:sz w:val="26"/>
+          <w:szCs w:val="26"/>
+          <w:lang w:eastAsia="ru-RU"/>
+        </w:rPr>
+        <w:t>постерлік</w:t>
+      </w:r>
+      <w:proofErr w:type="spellEnd"/>
+      <w:r>
+        <w:rPr>
+          <w:rFonts w:ascii="Times New Roman" w:eastAsia="Times New Roman" w:hAnsi="Times New Roman" w:cs="Times New Roman"/>
+          <w:sz w:val="26"/>
+          <w:szCs w:val="26"/>
+          <w:lang w:eastAsia="ru-RU"/>
+        </w:rPr>
+        <w:t>/</w:t>
+      </w:r>
+      <w:proofErr w:type="spellStart"/>
+      <w:r>
+        <w:rPr>
+          <w:rFonts w:ascii="Times New Roman" w:eastAsia="Times New Roman" w:hAnsi="Times New Roman" w:cs="Times New Roman"/>
+          <w:sz w:val="26"/>
+          <w:szCs w:val="26"/>
+          <w:lang w:eastAsia="ru-RU"/>
+        </w:rPr>
+        <w:t>стендтік</w:t>
+      </w:r>
+      <w:proofErr w:type="spellEnd"/>
+      <w:r>
+        <w:rPr>
+          <w:rFonts w:ascii="Times New Roman" w:eastAsia="Times New Roman" w:hAnsi="Times New Roman" w:cs="Times New Roman"/>
+          <w:sz w:val="26"/>
+          <w:szCs w:val="26"/>
+          <w:lang w:eastAsia="ru-RU"/>
+        </w:rPr>
+        <w:t xml:space="preserve"> </w:t>
+      </w:r>
+      <w:proofErr w:type="spellStart"/>
+      <w:r>
+        <w:rPr>
+          <w:rFonts w:ascii="Times New Roman" w:eastAsia="Times New Roman" w:hAnsi="Times New Roman" w:cs="Times New Roman"/>
+          <w:sz w:val="26"/>
+          <w:szCs w:val="26"/>
+          <w:lang w:eastAsia="ru-RU"/>
+        </w:rPr>
+        <w:t>баяндамаға</w:t>
+      </w:r>
+      <w:proofErr w:type="spellEnd"/>
+      <w:r>
+        <w:rPr>
+          <w:rFonts w:ascii="Times New Roman" w:eastAsia="Times New Roman" w:hAnsi="Times New Roman" w:cs="Times New Roman"/>
+          <w:sz w:val="26"/>
+          <w:szCs w:val="26"/>
+          <w:lang w:eastAsia="ru-RU"/>
+        </w:rPr>
+        <w:t xml:space="preserve"> </w:t>
+      </w:r>
+      <w:proofErr w:type="spellStart"/>
+      <w:r>
+        <w:rPr>
+          <w:rFonts w:ascii="Times New Roman" w:eastAsia="Times New Roman" w:hAnsi="Times New Roman" w:cs="Times New Roman"/>
+          <w:sz w:val="26"/>
+          <w:szCs w:val="26"/>
+          <w:lang w:eastAsia="ru-RU"/>
+        </w:rPr>
+        <w:t>өтінім</w:t>
+      </w:r>
+      <w:proofErr w:type="spellEnd"/>
+      <w:r>
+        <w:rPr>
+          <w:rFonts w:ascii="Times New Roman" w:eastAsia="Times New Roman" w:hAnsi="Times New Roman" w:cs="Times New Roman"/>
+          <w:sz w:val="26"/>
+          <w:szCs w:val="26"/>
+          <w:lang w:eastAsia="ru-RU"/>
+        </w:rPr>
+        <w:t xml:space="preserve"> мен </w:t>
+      </w:r>
+      <w:proofErr w:type="spellStart"/>
+      <w:r>
+        <w:rPr>
+          <w:rFonts w:ascii="Times New Roman" w:eastAsia="Times New Roman" w:hAnsi="Times New Roman" w:cs="Times New Roman"/>
+          <w:sz w:val="26"/>
+          <w:szCs w:val="26"/>
+          <w:lang w:eastAsia="ru-RU"/>
+        </w:rPr>
+        <w:t>аннотацияны</w:t>
+      </w:r>
+      <w:proofErr w:type="spellEnd"/>
+      <w:r>
+        <w:rPr>
+          <w:rFonts w:ascii="Times New Roman" w:eastAsia="Times New Roman" w:hAnsi="Times New Roman" w:cs="Times New Roman"/>
+          <w:sz w:val="26"/>
+          <w:szCs w:val="26"/>
+          <w:lang w:eastAsia="ru-RU"/>
+        </w:rPr>
+        <w:t xml:space="preserve"> 2025 </w:t>
+      </w:r>
+      <w:proofErr w:type="spellStart"/>
+      <w:r>
+        <w:rPr>
+          <w:rFonts w:ascii="Times New Roman" w:eastAsia="Times New Roman" w:hAnsi="Times New Roman" w:cs="Times New Roman"/>
+          <w:sz w:val="26"/>
+          <w:szCs w:val="26"/>
+          <w:lang w:eastAsia="ru-RU"/>
+        </w:rPr>
+        <w:t>жылғы</w:t>
+      </w:r>
+      <w:proofErr w:type="spellEnd"/>
+      <w:r>
+        <w:rPr>
+          <w:rFonts w:ascii="Times New Roman" w:eastAsia="Times New Roman" w:hAnsi="Times New Roman" w:cs="Times New Roman"/>
+          <w:sz w:val="26"/>
+          <w:szCs w:val="26"/>
+          <w:lang w:eastAsia="ru-RU"/>
+        </w:rPr>
+        <w:t xml:space="preserve"> </w:t>
       </w:r>
       <w:r>
         <w:rPr>
@@ -1112,17 +2940,128 @@
           <w:u w:val="single"/>
           <w:lang w:eastAsia="ru-RU"/>
         </w:rPr>
-        <w:t xml:space="preserve"> қыркүйекке дейін</w:t>
-      </w:r>
-      <w:r>
-        <w:rPr>
-          <w:rFonts w:ascii="Times New Roman" w:eastAsia="Times New Roman" w:hAnsi="Times New Roman" w:cs="Times New Roman"/>
-          <w:sz w:val="26"/>
-          <w:szCs w:val="26"/>
-          <w:lang w:eastAsia="ru-RU"/>
-        </w:rPr>
-        <w:t xml:space="preserve"> ұйымдастыру комитетіне жолдау қажет</w:t>
-      </w:r>
+        <w:t xml:space="preserve"> </w:t>
+      </w:r>
+      <w:proofErr w:type="spellStart"/>
+      <w:r>
+        <w:rPr>
+          <w:rFonts w:ascii="Times New Roman" w:eastAsia="Times New Roman" w:hAnsi="Times New Roman" w:cs="Times New Roman"/>
+          <w:b/>
+          <w:bCs/>
+          <w:sz w:val="26"/>
+          <w:szCs w:val="26"/>
+          <w:u w:val="single"/>
+          <w:lang w:eastAsia="ru-RU"/>
+        </w:rPr>
+        <w:t>қыркүйекке</w:t>
+      </w:r>
+      <w:proofErr w:type="spellEnd"/>
+      <w:r>
+        <w:rPr>
+          <w:rFonts w:ascii="Times New Roman" w:eastAsia="Times New Roman" w:hAnsi="Times New Roman" w:cs="Times New Roman"/>
+          <w:b/>
+          <w:bCs/>
+          <w:sz w:val="26"/>
+          <w:szCs w:val="26"/>
+          <w:u w:val="single"/>
+          <w:lang w:eastAsia="ru-RU"/>
+        </w:rPr>
+        <w:t xml:space="preserve"> </w:t>
+      </w:r>
+      <w:proofErr w:type="spellStart"/>
+      <w:r>
+        <w:rPr>
+          <w:rFonts w:ascii="Times New Roman" w:eastAsia="Times New Roman" w:hAnsi="Times New Roman" w:cs="Times New Roman"/>
+          <w:b/>
+          <w:bCs/>
+          <w:sz w:val="26"/>
+          <w:szCs w:val="26"/>
+          <w:u w:val="single"/>
+          <w:lang w:eastAsia="ru-RU"/>
+        </w:rPr>
+        <w:t>дейін</w:t>
+      </w:r>
+      <w:proofErr w:type="spellEnd"/>
+      <w:r>
+        <w:rPr>
+          <w:rFonts w:ascii="Times New Roman" w:eastAsia="Times New Roman" w:hAnsi="Times New Roman" w:cs="Times New Roman"/>
+          <w:sz w:val="26"/>
+          <w:szCs w:val="26"/>
+          <w:lang w:eastAsia="ru-RU"/>
+        </w:rPr>
+        <w:t xml:space="preserve"> </w:t>
+      </w:r>
+      <w:proofErr w:type="spellStart"/>
+      <w:r>
+        <w:rPr>
+          <w:rFonts w:ascii="Times New Roman" w:eastAsia="Times New Roman" w:hAnsi="Times New Roman" w:cs="Times New Roman"/>
+          <w:sz w:val="26"/>
+          <w:szCs w:val="26"/>
+          <w:lang w:eastAsia="ru-RU"/>
+        </w:rPr>
+        <w:t>ұйымдастыру</w:t>
+      </w:r>
+      <w:proofErr w:type="spellEnd"/>
+      <w:r>
+        <w:rPr>
+          <w:rFonts w:ascii="Times New Roman" w:eastAsia="Times New Roman" w:hAnsi="Times New Roman" w:cs="Times New Roman"/>
+          <w:sz w:val="26"/>
+          <w:szCs w:val="26"/>
+          <w:lang w:eastAsia="ru-RU"/>
+        </w:rPr>
+        <w:t xml:space="preserve"> </w:t>
+      </w:r>
+      <w:proofErr w:type="spellStart"/>
+      <w:r>
+        <w:rPr>
+          <w:rFonts w:ascii="Times New Roman" w:eastAsia="Times New Roman" w:hAnsi="Times New Roman" w:cs="Times New Roman"/>
+          <w:sz w:val="26"/>
+          <w:szCs w:val="26"/>
+          <w:lang w:eastAsia="ru-RU"/>
+        </w:rPr>
+        <w:t>комитетіне</w:t>
+      </w:r>
+      <w:proofErr w:type="spellEnd"/>
+      <w:r>
+        <w:rPr>
+          <w:rFonts w:ascii="Times New Roman" w:eastAsia="Times New Roman" w:hAnsi="Times New Roman" w:cs="Times New Roman"/>
+          <w:sz w:val="26"/>
+          <w:szCs w:val="26"/>
+          <w:lang w:eastAsia="ru-RU"/>
+        </w:rPr>
+        <w:t xml:space="preserve"> </w:t>
+      </w:r>
+      <w:proofErr w:type="spellStart"/>
+      <w:r>
+        <w:rPr>
+          <w:rFonts w:ascii="Times New Roman" w:eastAsia="Times New Roman" w:hAnsi="Times New Roman" w:cs="Times New Roman"/>
+          <w:sz w:val="26"/>
+          <w:szCs w:val="26"/>
+          <w:lang w:eastAsia="ru-RU"/>
+        </w:rPr>
+        <w:t>жолдау</w:t>
+      </w:r>
+      <w:proofErr w:type="spellEnd"/>
+      <w:r>
+        <w:rPr>
+          <w:rFonts w:ascii="Times New Roman" w:eastAsia="Times New Roman" w:hAnsi="Times New Roman" w:cs="Times New Roman"/>
+          <w:sz w:val="26"/>
+          <w:szCs w:val="26"/>
+          <w:lang w:eastAsia="ru-RU"/>
+        </w:rPr>
+        <w:t xml:space="preserve"> </w:t>
+      </w:r>
+      <w:proofErr w:type="spellStart"/>
+      <w:r>
+        <w:rPr>
+          <w:rFonts w:ascii="Times New Roman" w:eastAsia="Times New Roman" w:hAnsi="Times New Roman" w:cs="Times New Roman"/>
+          <w:sz w:val="26"/>
+          <w:szCs w:val="26"/>
+          <w:lang w:eastAsia="ru-RU"/>
+        </w:rPr>
+        <w:t>қажет</w:t>
+      </w:r>
+      <w:proofErr w:type="spellEnd"/>
       <w:r>
         <w:rPr>
           <w:rFonts w:ascii="Times New Roman" w:eastAsia="Times New Roman" w:hAnsi="Times New Roman" w:cs="Times New Roman"/>
@@ -1168,7 +3107,187 @@
           <w:szCs w:val="26"/>
           <w:lang w:eastAsia="ru-RU"/>
         </w:rPr>
-        <w:t xml:space="preserve"> Баяндамалар жеке немесе авторлық топпен (3 адамға дейін) ұсынылуы мүмкін.</w:t>
+        <w:t xml:space="preserve"> </w:t>
+      </w:r>
+      <w:proofErr w:type="spellStart"/>
+      <w:r>
+        <w:rPr>
+          <w:rFonts w:ascii="Times New Roman" w:eastAsia="Times New Roman" w:hAnsi="Times New Roman" w:cs="Times New Roman"/>
+          <w:sz w:val="26"/>
+          <w:szCs w:val="26"/>
+          <w:lang w:eastAsia="ru-RU"/>
+        </w:rPr>
+        <w:t>Баяндамалар</w:t>
+      </w:r>
+      <w:proofErr w:type="spellEnd"/>
+      <w:r>
+        <w:rPr>
+          <w:rFonts w:ascii="Times New Roman" w:eastAsia="Times New Roman" w:hAnsi="Times New Roman" w:cs="Times New Roman"/>
+          <w:sz w:val="26"/>
+          <w:szCs w:val="26"/>
+          <w:lang w:eastAsia="ru-RU"/>
+        </w:rPr>
+        <w:t xml:space="preserve"> </w:t>
+      </w:r>
+      <w:proofErr w:type="spellStart"/>
+      <w:r>
+        <w:rPr>
+          <w:rFonts w:ascii="Times New Roman" w:eastAsia="Times New Roman" w:hAnsi="Times New Roman" w:cs="Times New Roman"/>
+          <w:sz w:val="26"/>
+          <w:szCs w:val="26"/>
+          <w:lang w:eastAsia="ru-RU"/>
+        </w:rPr>
+        <w:t>жеке</w:t>
+      </w:r>
+      <w:proofErr w:type="spellEnd"/>
+      <w:r>
+        <w:rPr>
+          <w:rFonts w:ascii="Times New Roman" w:eastAsia="Times New Roman" w:hAnsi="Times New Roman" w:cs="Times New Roman"/>
+          <w:sz w:val="26"/>
+          <w:szCs w:val="26"/>
+          <w:lang w:eastAsia="ru-RU"/>
+        </w:rPr>
+        <w:t xml:space="preserve"> </w:t>
+      </w:r>
+      <w:proofErr w:type="spellStart"/>
+      <w:r>
+        <w:rPr>
+          <w:rFonts w:ascii="Times New Roman" w:eastAsia="Times New Roman" w:hAnsi="Times New Roman" w:cs="Times New Roman"/>
+          <w:sz w:val="26"/>
+          <w:szCs w:val="26"/>
+          <w:lang w:eastAsia="ru-RU"/>
+        </w:rPr>
+        <w:t>немесе</w:t>
+      </w:r>
+      <w:proofErr w:type="spellEnd"/>
+      <w:r>
+        <w:rPr>
+          <w:rFonts w:ascii="Times New Roman" w:eastAsia="Times New Roman" w:hAnsi="Times New Roman" w:cs="Times New Roman"/>
+          <w:sz w:val="26"/>
+          <w:szCs w:val="26"/>
+          <w:lang w:eastAsia="ru-RU"/>
+        </w:rPr>
+        <w:t xml:space="preserve"> </w:t>
+      </w:r>
+      <w:proofErr w:type="spellStart"/>
+      <w:r>
+        <w:rPr>
+          <w:rFonts w:ascii="Times New Roman" w:eastAsia="Times New Roman" w:hAnsi="Times New Roman" w:cs="Times New Roman"/>
+          <w:sz w:val="26"/>
+          <w:szCs w:val="26"/>
+          <w:lang w:eastAsia="ru-RU"/>
+        </w:rPr>
+        <w:t>авторлық</w:t>
+      </w:r>
+      <w:proofErr w:type="spellEnd"/>
+      <w:r>
+        <w:rPr>
+          <w:rFonts w:ascii="Times New Roman" w:eastAsia="Times New Roman" w:hAnsi="Times New Roman" w:cs="Times New Roman"/>
+          <w:sz w:val="26"/>
+          <w:szCs w:val="26"/>
+          <w:lang w:eastAsia="ru-RU"/>
+        </w:rPr>
+        <w:t xml:space="preserve"> </w:t>
+      </w:r>
+      <w:proofErr w:type="spellStart"/>
+      <w:r>
+        <w:rPr>
+          <w:rFonts w:ascii="Times New Roman" w:eastAsia="Times New Roman" w:hAnsi="Times New Roman" w:cs="Times New Roman"/>
+          <w:sz w:val="26"/>
+          <w:szCs w:val="26"/>
+          <w:lang w:eastAsia="ru-RU"/>
+        </w:rPr>
+        <w:t>топпен</w:t>
+      </w:r>
+      <w:proofErr w:type="spellEnd"/>
+      <w:r>
+        <w:rPr>
+          <w:rFonts w:ascii="Times New Roman" w:eastAsia="Times New Roman" w:hAnsi="Times New Roman" w:cs="Times New Roman"/>
+          <w:sz w:val="26"/>
+          <w:szCs w:val="26"/>
+          <w:lang w:eastAsia="ru-RU"/>
+        </w:rPr>
+        <w:t xml:space="preserve"> (3 </w:t>
+      </w:r>
+      <w:proofErr w:type="spellStart"/>
+      <w:r>
+        <w:rPr>
+          <w:rFonts w:ascii="Times New Roman" w:eastAsia="Times New Roman" w:hAnsi="Times New Roman" w:cs="Times New Roman"/>
+          <w:sz w:val="26"/>
+          <w:szCs w:val="26"/>
+          <w:lang w:eastAsia="ru-RU"/>
+        </w:rPr>
+        <w:t>адамға</w:t>
+      </w:r>
+      <w:proofErr w:type="spellEnd"/>
+      <w:r>
+        <w:rPr>
+          <w:rFonts w:ascii="Times New Roman" w:eastAsia="Times New Roman" w:hAnsi="Times New Roman" w:cs="Times New Roman"/>
+          <w:sz w:val="26"/>
+          <w:szCs w:val="26"/>
+          <w:lang w:eastAsia="ru-RU"/>
+        </w:rPr>
+        <w:t xml:space="preserve"> </w:t>
+      </w:r>
+      <w:proofErr w:type="spellStart"/>
+      <w:r>
+        <w:rPr>
+          <w:rFonts w:ascii="Times New Roman" w:eastAsia="Times New Roman" w:hAnsi="Times New Roman" w:cs="Times New Roman"/>
+          <w:sz w:val="26"/>
+          <w:szCs w:val="26"/>
+          <w:lang w:eastAsia="ru-RU"/>
+        </w:rPr>
+        <w:t>дейін</w:t>
+      </w:r>
+      <w:proofErr w:type="spellEnd"/>
+      <w:r>
+        <w:rPr>
+          <w:rFonts w:ascii="Times New Roman" w:eastAsia="Times New Roman" w:hAnsi="Times New Roman" w:cs="Times New Roman"/>
+          <w:sz w:val="26"/>
+          <w:szCs w:val="26"/>
+          <w:lang w:eastAsia="ru-RU"/>
+        </w:rPr>
+        <w:t xml:space="preserve">) </w:t>
+      </w:r>
+      <w:proofErr w:type="spellStart"/>
+      <w:r>
+        <w:rPr>
+          <w:rFonts w:ascii="Times New Roman" w:eastAsia="Times New Roman" w:hAnsi="Times New Roman" w:cs="Times New Roman"/>
+          <w:sz w:val="26"/>
+          <w:szCs w:val="26"/>
+          <w:lang w:eastAsia="ru-RU"/>
+        </w:rPr>
+        <w:t>ұсынылуы</w:t>
+      </w:r>
+      <w:proofErr w:type="spellEnd"/>
+      <w:r>
+        <w:rPr>
+          <w:rFonts w:ascii="Times New Roman" w:eastAsia="Times New Roman" w:hAnsi="Times New Roman" w:cs="Times New Roman"/>
+          <w:sz w:val="26"/>
+          <w:szCs w:val="26"/>
+          <w:lang w:eastAsia="ru-RU"/>
+        </w:rPr>
+        <w:t xml:space="preserve"> </w:t>
+      </w:r>
+      <w:proofErr w:type="spellStart"/>
+      <w:r>
+        <w:rPr>
+          <w:rFonts w:ascii="Times New Roman" w:eastAsia="Times New Roman" w:hAnsi="Times New Roman" w:cs="Times New Roman"/>
+          <w:sz w:val="26"/>
+          <w:szCs w:val="26"/>
+          <w:lang w:eastAsia="ru-RU"/>
+        </w:rPr>
+        <w:t>мүмкін</w:t>
+      </w:r>
+      <w:proofErr w:type="spellEnd"/>
+      <w:r>
+        <w:rPr>
+          <w:rFonts w:ascii="Times New Roman" w:eastAsia="Times New Roman" w:hAnsi="Times New Roman" w:cs="Times New Roman"/>
+          <w:sz w:val="26"/>
+          <w:szCs w:val="26"/>
+          <w:lang w:eastAsia="ru-RU"/>
+        </w:rPr>
+        <w:t>.</w:t>
       </w:r>
       <w:r>
         <w:rPr>
@@ -1207,8 +3326,29 @@
           <w:szCs w:val="26"/>
           <w:lang w:eastAsia="ru-RU"/>
         </w:rPr>
-        <w:t xml:space="preserve"> Қатысу форматы — </w:t>
-      </w:r>
+        <w:t xml:space="preserve"> </w:t>
+      </w:r>
+      <w:proofErr w:type="spellStart"/>
+      <w:r>
+        <w:rPr>
+          <w:rFonts w:ascii="Times New Roman" w:eastAsia="Times New Roman" w:hAnsi="Times New Roman" w:cs="Times New Roman"/>
+          <w:sz w:val="26"/>
+          <w:szCs w:val="26"/>
+          <w:lang w:eastAsia="ru-RU"/>
+        </w:rPr>
+        <w:t>Қатысу</w:t>
+      </w:r>
+      <w:proofErr w:type="spellEnd"/>
+      <w:r>
+        <w:rPr>
+          <w:rFonts w:ascii="Times New Roman" w:eastAsia="Times New Roman" w:hAnsi="Times New Roman" w:cs="Times New Roman"/>
+          <w:sz w:val="26"/>
+          <w:szCs w:val="26"/>
+          <w:lang w:eastAsia="ru-RU"/>
+        </w:rPr>
+        <w:t xml:space="preserve"> форматы — </w:t>
+      </w:r>
+      <w:proofErr w:type="spellStart"/>
       <w:r>
         <w:rPr>
           <w:rFonts w:ascii="Times New Roman" w:eastAsia="Times New Roman" w:hAnsi="Times New Roman" w:cs="Times New Roman"/>
@@ -1218,7 +3358,19 @@
           <w:szCs w:val="26"/>
           <w:lang w:eastAsia="ru-RU"/>
         </w:rPr>
-        <w:t xml:space="preserve">күндізгі </w:t>
+        <w:t>күндізгі</w:t>
+      </w:r>
+      <w:proofErr w:type="spellEnd"/>
+      <w:r>
+        <w:rPr>
+          <w:rFonts w:ascii="Times New Roman" w:eastAsia="Times New Roman" w:hAnsi="Times New Roman" w:cs="Times New Roman"/>
+          <w:b/>
+          <w:bCs/>
+          <w:sz w:val="26"/>
+          <w:szCs w:val="26"/>
+          <w:lang w:eastAsia="ru-RU"/>
+        </w:rPr>
+        <w:t xml:space="preserve"> </w:t>
       </w:r>
       <w:r>
         <w:rPr>
@@ -1346,27 +3498,26 @@
     </w:p>
     <w:p>
       <w:pPr>
-        <w:spacing w:after="0" w:line="276" w:lineRule="auto"/>
-        <w:jc w:val="both"/>
-        <w:rPr>
-          <w:rFonts w:ascii="Times New Roman" w:eastAsia="Times New Roman" w:hAnsi="Times New Roman" w:cs="Times New Roman"/>
-          <w:sz w:val="26"/>
-          <w:szCs w:val="26"/>
-          <w:lang w:val="kk-KZ" w:eastAsia="ru-RU"/>
+        <w:spacing w:after="0" w:line="240" w:lineRule="auto"/>
+        <w:rPr>
+          <w:lang w:val="kk-KZ"/>
         </w:rPr>
       </w:pPr>
       <w:hyperlink r:id="rId8" w:history="1">
         <w:r>
           <w:rPr>
             <w:rStyle w:val="a3"/>
-            <w:rFonts w:ascii="Times New Roman" w:eastAsia="Times New Roman" w:hAnsi="Times New Roman" w:cs="Times New Roman"/>
-            <w:sz w:val="26"/>
-            <w:szCs w:val="26"/>
-            <w:lang w:val="kk-KZ" w:eastAsia="ru-RU"/>
+            <w:lang w:val="kk-KZ"/>
           </w:rPr>
-          <w:t>https://docs.google.com/presentation/d/1kVP-cekd2A4bvMOGCI4PHIrH5HWCpQj_/edit?usp=sharing&amp;ouid=112345975766300406276&amp;rtpof=true&amp;sd=true</w:t>
+          <w:t>https://docs.google.com/presentation/d/1b9V1LIKQ9oYArpfyIZKQDNVLKaOaGQ_U/edit?usp=sharing&amp;ouid=112345975766300406276&amp;rtpof=true&amp;sd=true</w:t>
         </w:r>
       </w:hyperlink>
+      <w:r>
+        <w:rPr>
+          <w:lang w:val="kk-KZ"/>
+        </w:rPr>
+        <w:t xml:space="preserve"> </w:t>
+      </w:r>
     </w:p>
     <w:p>
       <w:pPr>
@@ -1407,7 +3558,47 @@
           <w:szCs w:val="26"/>
           <w:lang w:eastAsia="ru-RU"/>
         </w:rPr>
-        <w:t xml:space="preserve"> Міндетті элементтер:</w:t>
+        <w:t xml:space="preserve"> </w:t>
+      </w:r>
+      <w:proofErr w:type="spellStart"/>
+      <w:r>
+        <w:rPr>
+          <w:rFonts w:ascii="Times New Roman" w:eastAsia="Times New Roman" w:hAnsi="Times New Roman" w:cs="Times New Roman"/>
+          <w:sz w:val="26"/>
+          <w:szCs w:val="26"/>
+          <w:lang w:eastAsia="ru-RU"/>
+        </w:rPr>
+        <w:t>Міндетті</w:t>
+      </w:r>
+      <w:proofErr w:type="spellEnd"/>
+      <w:r>
+        <w:rPr>
+          <w:rFonts w:ascii="Times New Roman" w:eastAsia="Times New Roman" w:hAnsi="Times New Roman" w:cs="Times New Roman"/>
+          <w:sz w:val="26"/>
+          <w:szCs w:val="26"/>
+          <w:lang w:eastAsia="ru-RU"/>
+        </w:rPr>
+        <w:t xml:space="preserve"> </w:t>
+      </w:r>
+      <w:proofErr w:type="spellStart"/>
+      <w:r>
+        <w:rPr>
+          <w:rFonts w:ascii="Times New Roman" w:eastAsia="Times New Roman" w:hAnsi="Times New Roman" w:cs="Times New Roman"/>
+          <w:sz w:val="26"/>
+          <w:szCs w:val="26"/>
+          <w:lang w:eastAsia="ru-RU"/>
+        </w:rPr>
+        <w:t>элементтер</w:t>
+      </w:r>
+      <w:proofErr w:type="spellEnd"/>
+      <w:r>
+        <w:rPr>
+          <w:rFonts w:ascii="Times New Roman" w:eastAsia="Times New Roman" w:hAnsi="Times New Roman" w:cs="Times New Roman"/>
+          <w:sz w:val="26"/>
+          <w:szCs w:val="26"/>
+          <w:lang w:eastAsia="ru-RU"/>
+        </w:rPr>
+        <w:t>:</w:t>
       </w:r>
     </w:p>
     <w:p>
@@ -1424,14 +3615,45 @@
           <w:lang w:eastAsia="ru-RU"/>
         </w:rPr>
       </w:pPr>
-      <w:r>
-        <w:rPr>
-          <w:rFonts w:ascii="Times New Roman" w:eastAsia="Times New Roman" w:hAnsi="Times New Roman" w:cs="Times New Roman"/>
-          <w:sz w:val="26"/>
-          <w:szCs w:val="26"/>
-          <w:lang w:eastAsia="ru-RU"/>
-        </w:rPr>
-        <w:t>Атауы (тақырыбы);</w:t>
+      <w:proofErr w:type="spellStart"/>
+      <w:r>
+        <w:rPr>
+          <w:rFonts w:ascii="Times New Roman" w:eastAsia="Times New Roman" w:hAnsi="Times New Roman" w:cs="Times New Roman"/>
+          <w:sz w:val="26"/>
+          <w:szCs w:val="26"/>
+          <w:lang w:eastAsia="ru-RU"/>
+        </w:rPr>
+        <w:t>Атауы</w:t>
+      </w:r>
+      <w:proofErr w:type="spellEnd"/>
+      <w:r>
+        <w:rPr>
+          <w:rFonts w:ascii="Times New Roman" w:eastAsia="Times New Roman" w:hAnsi="Times New Roman" w:cs="Times New Roman"/>
+          <w:sz w:val="26"/>
+          <w:szCs w:val="26"/>
+          <w:lang w:eastAsia="ru-RU"/>
+        </w:rPr>
+        <w:t xml:space="preserve"> (</w:t>
+      </w:r>
+      <w:proofErr w:type="spellStart"/>
+      <w:r>
+        <w:rPr>
+          <w:rFonts w:ascii="Times New Roman" w:eastAsia="Times New Roman" w:hAnsi="Times New Roman" w:cs="Times New Roman"/>
+          <w:sz w:val="26"/>
+          <w:szCs w:val="26"/>
+          <w:lang w:eastAsia="ru-RU"/>
+        </w:rPr>
+        <w:t>тақырыбы</w:t>
+      </w:r>
+      <w:proofErr w:type="spellEnd"/>
+      <w:r>
+        <w:rPr>
+          <w:rFonts w:ascii="Times New Roman" w:eastAsia="Times New Roman" w:hAnsi="Times New Roman" w:cs="Times New Roman"/>
+          <w:sz w:val="26"/>
+          <w:szCs w:val="26"/>
+          <w:lang w:eastAsia="ru-RU"/>
+        </w:rPr>
+        <w:t>);</w:t>
       </w:r>
     </w:p>
     <w:p>
@@ -1448,14 +3670,125 @@
           <w:lang w:eastAsia="ru-RU"/>
         </w:rPr>
       </w:pPr>
-      <w:r>
-        <w:rPr>
-          <w:rFonts w:ascii="Times New Roman" w:eastAsia="Times New Roman" w:hAnsi="Times New Roman" w:cs="Times New Roman"/>
-          <w:sz w:val="26"/>
-          <w:szCs w:val="26"/>
-          <w:lang w:eastAsia="ru-RU"/>
-        </w:rPr>
-        <w:t>Автордың (авторлардың) аты-жөні және жұмыс орны;</w:t>
+      <w:proofErr w:type="spellStart"/>
+      <w:r>
+        <w:rPr>
+          <w:rFonts w:ascii="Times New Roman" w:eastAsia="Times New Roman" w:hAnsi="Times New Roman" w:cs="Times New Roman"/>
+          <w:sz w:val="26"/>
+          <w:szCs w:val="26"/>
+          <w:lang w:eastAsia="ru-RU"/>
+        </w:rPr>
+        <w:t>Автордың</w:t>
+      </w:r>
+      <w:proofErr w:type="spellEnd"/>
+      <w:r>
+        <w:rPr>
+          <w:rFonts w:ascii="Times New Roman" w:eastAsia="Times New Roman" w:hAnsi="Times New Roman" w:cs="Times New Roman"/>
+          <w:sz w:val="26"/>
+          <w:szCs w:val="26"/>
+          <w:lang w:eastAsia="ru-RU"/>
+        </w:rPr>
+        <w:t xml:space="preserve"> (</w:t>
+      </w:r>
+      <w:proofErr w:type="spellStart"/>
+      <w:r>
+        <w:rPr>
+          <w:rFonts w:ascii="Times New Roman" w:eastAsia="Times New Roman" w:hAnsi="Times New Roman" w:cs="Times New Roman"/>
+          <w:sz w:val="26"/>
+          <w:szCs w:val="26"/>
+          <w:lang w:eastAsia="ru-RU"/>
+        </w:rPr>
+        <w:t>авторлардың</w:t>
+      </w:r>
+      <w:proofErr w:type="spellEnd"/>
+      <w:r>
+        <w:rPr>
+          <w:rFonts w:ascii="Times New Roman" w:eastAsia="Times New Roman" w:hAnsi="Times New Roman" w:cs="Times New Roman"/>
+          <w:sz w:val="26"/>
+          <w:szCs w:val="26"/>
+          <w:lang w:eastAsia="ru-RU"/>
+        </w:rPr>
+        <w:t xml:space="preserve">) </w:t>
+      </w:r>
+      <w:proofErr w:type="spellStart"/>
+      <w:r>
+        <w:rPr>
+          <w:rFonts w:ascii="Times New Roman" w:eastAsia="Times New Roman" w:hAnsi="Times New Roman" w:cs="Times New Roman"/>
+          <w:sz w:val="26"/>
+          <w:szCs w:val="26"/>
+          <w:lang w:eastAsia="ru-RU"/>
+        </w:rPr>
+        <w:t>аты-жөні</w:t>
+      </w:r>
+      <w:proofErr w:type="spellEnd"/>
+      <w:r>
+        <w:rPr>
+          <w:rFonts w:ascii="Times New Roman" w:eastAsia="Times New Roman" w:hAnsi="Times New Roman" w:cs="Times New Roman"/>
+          <w:sz w:val="26"/>
+          <w:szCs w:val="26"/>
+          <w:lang w:eastAsia="ru-RU"/>
+        </w:rPr>
+        <w:t xml:space="preserve"> </w:t>
+      </w:r>
+      <w:proofErr w:type="spellStart"/>
+      <w:r>
+        <w:rPr>
+          <w:rFonts w:ascii="Times New Roman" w:eastAsia="Times New Roman" w:hAnsi="Times New Roman" w:cs="Times New Roman"/>
+          <w:sz w:val="26"/>
+          <w:szCs w:val="26"/>
+          <w:lang w:eastAsia="ru-RU"/>
+        </w:rPr>
+        <w:t>және</w:t>
+      </w:r>
+      <w:proofErr w:type="spellEnd"/>
+      <w:r>
+        <w:rPr>
+          <w:rFonts w:ascii="Times New Roman" w:eastAsia="Times New Roman" w:hAnsi="Times New Roman" w:cs="Times New Roman"/>
+          <w:sz w:val="26"/>
+          <w:szCs w:val="26"/>
+          <w:lang w:eastAsia="ru-RU"/>
+        </w:rPr>
+        <w:t xml:space="preserve"> </w:t>
+      </w:r>
+      <w:proofErr w:type="spellStart"/>
+      <w:r>
+        <w:rPr>
+          <w:rFonts w:ascii="Times New Roman" w:eastAsia="Times New Roman" w:hAnsi="Times New Roman" w:cs="Times New Roman"/>
+          <w:sz w:val="26"/>
+          <w:szCs w:val="26"/>
+          <w:lang w:eastAsia="ru-RU"/>
+        </w:rPr>
+        <w:t>жұмыс</w:t>
+      </w:r>
+      <w:proofErr w:type="spellEnd"/>
+      <w:r>
+        <w:rPr>
+          <w:rFonts w:ascii="Times New Roman" w:eastAsia="Times New Roman" w:hAnsi="Times New Roman" w:cs="Times New Roman"/>
+          <w:sz w:val="26"/>
+          <w:szCs w:val="26"/>
+          <w:lang w:eastAsia="ru-RU"/>
+        </w:rPr>
+        <w:t xml:space="preserve"> </w:t>
+      </w:r>
+      <w:proofErr w:type="spellStart"/>
+      <w:r>
+        <w:rPr>
+          <w:rFonts w:ascii="Times New Roman" w:eastAsia="Times New Roman" w:hAnsi="Times New Roman" w:cs="Times New Roman"/>
+          <w:sz w:val="26"/>
+          <w:szCs w:val="26"/>
+          <w:lang w:eastAsia="ru-RU"/>
+        </w:rPr>
+        <w:t>орны</w:t>
+      </w:r>
+      <w:proofErr w:type="spellEnd"/>
+      <w:r>
+        <w:rPr>
+          <w:rFonts w:ascii="Times New Roman" w:eastAsia="Times New Roman" w:hAnsi="Times New Roman" w:cs="Times New Roman"/>
+          <w:sz w:val="26"/>
+          <w:szCs w:val="26"/>
+          <w:lang w:eastAsia="ru-RU"/>
+        </w:rPr>
+        <w:t>;</w:t>
       </w:r>
     </w:p>
     <w:p>
@@ -1472,14 +3805,105 @@
           <w:lang w:eastAsia="ru-RU"/>
         </w:rPr>
       </w:pPr>
-      <w:r>
-        <w:rPr>
-          <w:rFonts w:ascii="Times New Roman" w:eastAsia="Times New Roman" w:hAnsi="Times New Roman" w:cs="Times New Roman"/>
-          <w:sz w:val="26"/>
-          <w:szCs w:val="26"/>
-          <w:lang w:eastAsia="ru-RU"/>
-        </w:rPr>
-        <w:t>Кіріспе, мақсаттар, әдістер, нәтижелер, қорытынды;</w:t>
+      <w:proofErr w:type="spellStart"/>
+      <w:r>
+        <w:rPr>
+          <w:rFonts w:ascii="Times New Roman" w:eastAsia="Times New Roman" w:hAnsi="Times New Roman" w:cs="Times New Roman"/>
+          <w:sz w:val="26"/>
+          <w:szCs w:val="26"/>
+          <w:lang w:eastAsia="ru-RU"/>
+        </w:rPr>
+        <w:t>Кіріспе</w:t>
+      </w:r>
+      <w:proofErr w:type="spellEnd"/>
+      <w:r>
+        <w:rPr>
+          <w:rFonts w:ascii="Times New Roman" w:eastAsia="Times New Roman" w:hAnsi="Times New Roman" w:cs="Times New Roman"/>
+          <w:sz w:val="26"/>
+          <w:szCs w:val="26"/>
+          <w:lang w:eastAsia="ru-RU"/>
+        </w:rPr>
+        <w:t xml:space="preserve">, </w:t>
+      </w:r>
+      <w:proofErr w:type="spellStart"/>
+      <w:r>
+        <w:rPr>
+          <w:rFonts w:ascii="Times New Roman" w:eastAsia="Times New Roman" w:hAnsi="Times New Roman" w:cs="Times New Roman"/>
+          <w:sz w:val="26"/>
+          <w:szCs w:val="26"/>
+          <w:lang w:eastAsia="ru-RU"/>
+        </w:rPr>
+        <w:t>мақсаттар</w:t>
+      </w:r>
+      <w:proofErr w:type="spellEnd"/>
+      <w:r>
+        <w:rPr>
+          <w:rFonts w:ascii="Times New Roman" w:eastAsia="Times New Roman" w:hAnsi="Times New Roman" w:cs="Times New Roman"/>
+          <w:sz w:val="26"/>
+          <w:szCs w:val="26"/>
+          <w:lang w:eastAsia="ru-RU"/>
+        </w:rPr>
+        <w:t xml:space="preserve">, </w:t>
+      </w:r>
+      <w:proofErr w:type="spellStart"/>
+      <w:r>
+        <w:rPr>
+          <w:rFonts w:ascii="Times New Roman" w:eastAsia="Times New Roman" w:hAnsi="Times New Roman" w:cs="Times New Roman"/>
+          <w:sz w:val="26"/>
+          <w:szCs w:val="26"/>
+          <w:lang w:eastAsia="ru-RU"/>
+        </w:rPr>
+        <w:t>әдістер</w:t>
+      </w:r>
+      <w:proofErr w:type="spellEnd"/>
+      <w:r>
+        <w:rPr>
+          <w:rFonts w:ascii="Times New Roman" w:eastAsia="Times New Roman" w:hAnsi="Times New Roman" w:cs="Times New Roman"/>
+          <w:sz w:val="26"/>
+          <w:szCs w:val="26"/>
+          <w:lang w:eastAsia="ru-RU"/>
+        </w:rPr>
+        <w:t xml:space="preserve">, </w:t>
+      </w:r>
+      <w:proofErr w:type="spellStart"/>
+      <w:r>
+        <w:rPr>
+          <w:rFonts w:ascii="Times New Roman" w:eastAsia="Times New Roman" w:hAnsi="Times New Roman" w:cs="Times New Roman"/>
+          <w:sz w:val="26"/>
+          <w:szCs w:val="26"/>
+          <w:lang w:eastAsia="ru-RU"/>
+        </w:rPr>
+        <w:t>нәтижелер</w:t>
+      </w:r>
+      <w:proofErr w:type="spellEnd"/>
+      <w:r>
+        <w:rPr>
+          <w:rFonts w:ascii="Times New Roman" w:eastAsia="Times New Roman" w:hAnsi="Times New Roman" w:cs="Times New Roman"/>
+          <w:sz w:val="26"/>
+          <w:szCs w:val="26"/>
+          <w:lang w:eastAsia="ru-RU"/>
+        </w:rPr>
+        <w:t xml:space="preserve">, </w:t>
+      </w:r>
+      <w:proofErr w:type="spellStart"/>
+      <w:r>
+        <w:rPr>
+          <w:rFonts w:ascii="Times New Roman" w:eastAsia="Times New Roman" w:hAnsi="Times New Roman" w:cs="Times New Roman"/>
+          <w:sz w:val="26"/>
+          <w:szCs w:val="26"/>
+          <w:lang w:eastAsia="ru-RU"/>
+        </w:rPr>
+        <w:t>қорытынды</w:t>
+      </w:r>
+      <w:proofErr w:type="spellEnd"/>
+      <w:r>
+        <w:rPr>
+          <w:rFonts w:ascii="Times New Roman" w:eastAsia="Times New Roman" w:hAnsi="Times New Roman" w:cs="Times New Roman"/>
+          <w:sz w:val="26"/>
+          <w:szCs w:val="26"/>
+          <w:lang w:eastAsia="ru-RU"/>
+        </w:rPr>
+        <w:t>;</w:t>
       </w:r>
     </w:p>
     <w:p>
@@ -1496,14 +3920,145 @@
           <w:lang w:eastAsia="ru-RU"/>
         </w:rPr>
       </w:pPr>
-      <w:r>
-        <w:rPr>
-          <w:rFonts w:ascii="Times New Roman" w:eastAsia="Times New Roman" w:hAnsi="Times New Roman" w:cs="Times New Roman"/>
-          <w:sz w:val="26"/>
-          <w:szCs w:val="26"/>
-          <w:lang w:eastAsia="ru-RU"/>
-        </w:rPr>
-        <w:t>Иллюстративтік материалдар (қалауы бойынша: кестелер, графиктер, суреттер).</w:t>
+      <w:proofErr w:type="spellStart"/>
+      <w:r>
+        <w:rPr>
+          <w:rFonts w:ascii="Times New Roman" w:eastAsia="Times New Roman" w:hAnsi="Times New Roman" w:cs="Times New Roman"/>
+          <w:sz w:val="26"/>
+          <w:szCs w:val="26"/>
+          <w:lang w:eastAsia="ru-RU"/>
+        </w:rPr>
+        <w:t>Иллюстративтік</w:t>
+      </w:r>
+      <w:proofErr w:type="spellEnd"/>
+      <w:r>
+        <w:rPr>
+          <w:rFonts w:ascii="Times New Roman" w:eastAsia="Times New Roman" w:hAnsi="Times New Roman" w:cs="Times New Roman"/>
+          <w:sz w:val="26"/>
+          <w:szCs w:val="26"/>
+          <w:lang w:eastAsia="ru-RU"/>
+        </w:rPr>
+        <w:t xml:space="preserve"> </w:t>
+      </w:r>
+      <w:proofErr w:type="spellStart"/>
+      <w:r>
+        <w:rPr>
+          <w:rFonts w:ascii="Times New Roman" w:eastAsia="Times New Roman" w:hAnsi="Times New Roman" w:cs="Times New Roman"/>
+          <w:sz w:val="26"/>
+          <w:szCs w:val="26"/>
+          <w:lang w:eastAsia="ru-RU"/>
+        </w:rPr>
+        <w:t>материалдар</w:t>
+      </w:r>
+      <w:proofErr w:type="spellEnd"/>
+      <w:r>
+        <w:rPr>
+          <w:rFonts w:ascii="Times New Roman" w:eastAsia="Times New Roman" w:hAnsi="Times New Roman" w:cs="Times New Roman"/>
+          <w:sz w:val="26"/>
+          <w:szCs w:val="26"/>
+          <w:lang w:eastAsia="ru-RU"/>
+        </w:rPr>
+        <w:t xml:space="preserve"> (</w:t>
+      </w:r>
+      <w:proofErr w:type="spellStart"/>
+      <w:r>
+        <w:rPr>
+          <w:rFonts w:ascii="Times New Roman" w:eastAsia="Times New Roman" w:hAnsi="Times New Roman" w:cs="Times New Roman"/>
+          <w:sz w:val="26"/>
+          <w:szCs w:val="26"/>
+          <w:lang w:eastAsia="ru-RU"/>
+        </w:rPr>
+        <w:t>қалауы</w:t>
+      </w:r>
+      <w:proofErr w:type="spellEnd"/>
+      <w:r>
+        <w:rPr>
+          <w:rFonts w:ascii="Times New Roman" w:eastAsia="Times New Roman" w:hAnsi="Times New Roman" w:cs="Times New Roman"/>
+          <w:sz w:val="26"/>
+          <w:szCs w:val="26"/>
+          <w:lang w:eastAsia="ru-RU"/>
+        </w:rPr>
+        <w:t xml:space="preserve"> </w:t>
+      </w:r>
+      <w:proofErr w:type="spellStart"/>
+      <w:r>
+        <w:rPr>
+          <w:rFonts w:ascii="Times New Roman" w:eastAsia="Times New Roman" w:hAnsi="Times New Roman" w:cs="Times New Roman"/>
+          <w:sz w:val="26"/>
+          <w:szCs w:val="26"/>
+          <w:lang w:eastAsia="ru-RU"/>
+        </w:rPr>
+        <w:t>бойынша</w:t>
+      </w:r>
+      <w:proofErr w:type="spellEnd"/>
+      <w:r>
+        <w:rPr>
+          <w:rFonts w:ascii="Times New Roman" w:eastAsia="Times New Roman" w:hAnsi="Times New Roman" w:cs="Times New Roman"/>
+          <w:sz w:val="26"/>
+          <w:szCs w:val="26"/>
+          <w:lang w:eastAsia="ru-RU"/>
+        </w:rPr>
+        <w:t xml:space="preserve">: </w:t>
+      </w:r>
+      <w:proofErr w:type="spellStart"/>
+      <w:r>
+        <w:rPr>
+          <w:rFonts w:ascii="Times New Roman" w:eastAsia="Times New Roman" w:hAnsi="Times New Roman" w:cs="Times New Roman"/>
+          <w:sz w:val="26"/>
+          <w:szCs w:val="26"/>
+          <w:lang w:eastAsia="ru-RU"/>
+        </w:rPr>
+        <w:t>кестелер</w:t>
+      </w:r>
+      <w:proofErr w:type="spellEnd"/>
+      <w:r>
+        <w:rPr>
+          <w:rFonts w:ascii="Times New Roman" w:eastAsia="Times New Roman" w:hAnsi="Times New Roman" w:cs="Times New Roman"/>
+          <w:sz w:val="26"/>
+          <w:szCs w:val="26"/>
+          <w:lang w:eastAsia="ru-RU"/>
+        </w:rPr>
+        <w:t xml:space="preserve">, </w:t>
+      </w:r>
+      <w:proofErr w:type="spellStart"/>
+      <w:r>
+        <w:rPr>
+          <w:rFonts w:ascii="Times New Roman" w:eastAsia="Times New Roman" w:hAnsi="Times New Roman" w:cs="Times New Roman"/>
+          <w:sz w:val="26"/>
+          <w:szCs w:val="26"/>
+          <w:lang w:eastAsia="ru-RU"/>
+        </w:rPr>
+        <w:t>графиктер</w:t>
+      </w:r>
+      <w:proofErr w:type="spellEnd"/>
+      <w:r>
+        <w:rPr>
+          <w:rFonts w:ascii="Times New Roman" w:eastAsia="Times New Roman" w:hAnsi="Times New Roman" w:cs="Times New Roman"/>
+          <w:sz w:val="26"/>
+          <w:szCs w:val="26"/>
+          <w:lang w:eastAsia="ru-RU"/>
+        </w:rPr>
+        <w:t xml:space="preserve">, </w:t>
+      </w:r>
+      <w:proofErr w:type="spellStart"/>
+      <w:r>
+        <w:rPr>
+          <w:rFonts w:ascii="Times New Roman" w:eastAsia="Times New Roman" w:hAnsi="Times New Roman" w:cs="Times New Roman"/>
+          <w:sz w:val="26"/>
+          <w:szCs w:val="26"/>
+          <w:lang w:eastAsia="ru-RU"/>
+        </w:rPr>
+        <w:t>суреттер</w:t>
+      </w:r>
+      <w:proofErr w:type="spellEnd"/>
+      <w:r>
+        <w:rPr>
+          <w:rFonts w:ascii="Times New Roman" w:eastAsia="Times New Roman" w:hAnsi="Times New Roman" w:cs="Times New Roman"/>
+          <w:sz w:val="26"/>
+          <w:szCs w:val="26"/>
+          <w:lang w:eastAsia="ru-RU"/>
+        </w:rPr>
+        <w:t>).</w:t>
       </w:r>
     </w:p>
     <w:p>
@@ -1556,8 +4111,29 @@
           <w:szCs w:val="26"/>
           <w:lang w:eastAsia="ru-RU"/>
         </w:rPr>
-        <w:t xml:space="preserve"> Тіл: </w:t>
-      </w:r>
+        <w:t xml:space="preserve"> </w:t>
+      </w:r>
+      <w:proofErr w:type="spellStart"/>
+      <w:r>
+        <w:rPr>
+          <w:rFonts w:ascii="Times New Roman" w:eastAsia="Times New Roman" w:hAnsi="Times New Roman" w:cs="Times New Roman"/>
+          <w:sz w:val="26"/>
+          <w:szCs w:val="26"/>
+          <w:lang w:eastAsia="ru-RU"/>
+        </w:rPr>
+        <w:t>Тіл</w:t>
+      </w:r>
+      <w:proofErr w:type="spellEnd"/>
+      <w:r>
+        <w:rPr>
+          <w:rFonts w:ascii="Times New Roman" w:eastAsia="Times New Roman" w:hAnsi="Times New Roman" w:cs="Times New Roman"/>
+          <w:sz w:val="26"/>
+          <w:szCs w:val="26"/>
+          <w:lang w:eastAsia="ru-RU"/>
+        </w:rPr>
+        <w:t xml:space="preserve">: </w:t>
+      </w:r>
+      <w:proofErr w:type="spellStart"/>
       <w:r>
         <w:rPr>
           <w:rFonts w:ascii="Times New Roman" w:eastAsia="Times New Roman" w:hAnsi="Times New Roman" w:cs="Times New Roman"/>
@@ -1566,17 +4142,131 @@
           <w:szCs w:val="26"/>
           <w:lang w:eastAsia="ru-RU"/>
         </w:rPr>
-        <w:t>қазақша, орысша</w:t>
-      </w:r>
-      <w:r>
-        <w:rPr>
-          <w:rFonts w:ascii="Times New Roman" w:eastAsia="Times New Roman" w:hAnsi="Times New Roman" w:cs="Times New Roman"/>
-          <w:sz w:val="26"/>
-          <w:szCs w:val="26"/>
-          <w:lang w:eastAsia="ru-RU"/>
-        </w:rPr>
-        <w:t xml:space="preserve"> (қалауы бойынша ағылшын тіліндегі қосымша</w:t>
-      </w:r>
+        <w:t>қазақша</w:t>
+      </w:r>
+      <w:proofErr w:type="spellEnd"/>
+      <w:r>
+        <w:rPr>
+          <w:rFonts w:ascii="Times New Roman" w:eastAsia="Times New Roman" w:hAnsi="Times New Roman" w:cs="Times New Roman"/>
+          <w:bCs/>
+          <w:sz w:val="26"/>
+          <w:szCs w:val="26"/>
+          <w:lang w:eastAsia="ru-RU"/>
+        </w:rPr>
+        <w:t xml:space="preserve">, </w:t>
+      </w:r>
+      <w:proofErr w:type="spellStart"/>
+      <w:r>
+        <w:rPr>
+          <w:rFonts w:ascii="Times New Roman" w:eastAsia="Times New Roman" w:hAnsi="Times New Roman" w:cs="Times New Roman"/>
+          <w:bCs/>
+          <w:sz w:val="26"/>
+          <w:szCs w:val="26"/>
+          <w:lang w:eastAsia="ru-RU"/>
+        </w:rPr>
+        <w:t>орысша</w:t>
+      </w:r>
+      <w:proofErr w:type="spellEnd"/>
+      <w:r>
+        <w:rPr>
+          <w:rFonts w:ascii="Times New Roman" w:eastAsia="Times New Roman" w:hAnsi="Times New Roman" w:cs="Times New Roman"/>
+          <w:sz w:val="26"/>
+          <w:szCs w:val="26"/>
+          <w:lang w:eastAsia="ru-RU"/>
+        </w:rPr>
+        <w:t xml:space="preserve"> (</w:t>
+      </w:r>
+      <w:proofErr w:type="spellStart"/>
+      <w:r>
+        <w:rPr>
+          <w:rFonts w:ascii="Times New Roman" w:eastAsia="Times New Roman" w:hAnsi="Times New Roman" w:cs="Times New Roman"/>
+          <w:sz w:val="26"/>
+          <w:szCs w:val="26"/>
+          <w:lang w:eastAsia="ru-RU"/>
+        </w:rPr>
+        <w:t>қалауы</w:t>
+      </w:r>
+      <w:proofErr w:type="spellEnd"/>
+      <w:r>
+        <w:rPr>
+          <w:rFonts w:ascii="Times New Roman" w:eastAsia="Times New Roman" w:hAnsi="Times New Roman" w:cs="Times New Roman"/>
+          <w:sz w:val="26"/>
+          <w:szCs w:val="26"/>
+          <w:lang w:eastAsia="ru-RU"/>
+        </w:rPr>
+        <w:t xml:space="preserve"> </w:t>
+      </w:r>
+      <w:proofErr w:type="spellStart"/>
+      <w:r>
+        <w:rPr>
+          <w:rFonts w:ascii="Times New Roman" w:eastAsia="Times New Roman" w:hAnsi="Times New Roman" w:cs="Times New Roman"/>
+          <w:sz w:val="26"/>
+          <w:szCs w:val="26"/>
+          <w:lang w:eastAsia="ru-RU"/>
+        </w:rPr>
+        <w:t>бойынша</w:t>
+      </w:r>
+      <w:proofErr w:type="spellEnd"/>
+      <w:r>
+        <w:rPr>
+          <w:rFonts w:ascii="Times New Roman" w:eastAsia="Times New Roman" w:hAnsi="Times New Roman" w:cs="Times New Roman"/>
+          <w:sz w:val="26"/>
+          <w:szCs w:val="26"/>
+          <w:lang w:eastAsia="ru-RU"/>
+        </w:rPr>
+        <w:t xml:space="preserve"> </w:t>
+      </w:r>
+      <w:proofErr w:type="spellStart"/>
+      <w:r>
+        <w:rPr>
+          <w:rFonts w:ascii="Times New Roman" w:eastAsia="Times New Roman" w:hAnsi="Times New Roman" w:cs="Times New Roman"/>
+          <w:sz w:val="26"/>
+          <w:szCs w:val="26"/>
+          <w:lang w:eastAsia="ru-RU"/>
+        </w:rPr>
+        <w:t>ағылшын</w:t>
+      </w:r>
+      <w:proofErr w:type="spellEnd"/>
+      <w:r>
+        <w:rPr>
+          <w:rFonts w:ascii="Times New Roman" w:eastAsia="Times New Roman" w:hAnsi="Times New Roman" w:cs="Times New Roman"/>
+          <w:sz w:val="26"/>
+          <w:szCs w:val="26"/>
+          <w:lang w:eastAsia="ru-RU"/>
+        </w:rPr>
+        <w:t xml:space="preserve"> </w:t>
+      </w:r>
+      <w:proofErr w:type="spellStart"/>
+      <w:r>
+        <w:rPr>
+          <w:rFonts w:ascii="Times New Roman" w:eastAsia="Times New Roman" w:hAnsi="Times New Roman" w:cs="Times New Roman"/>
+          <w:sz w:val="26"/>
+          <w:szCs w:val="26"/>
+          <w:lang w:eastAsia="ru-RU"/>
+        </w:rPr>
+        <w:t>тіліндегі</w:t>
+      </w:r>
+      <w:proofErr w:type="spellEnd"/>
+      <w:r>
+        <w:rPr>
+          <w:rFonts w:ascii="Times New Roman" w:eastAsia="Times New Roman" w:hAnsi="Times New Roman" w:cs="Times New Roman"/>
+          <w:sz w:val="26"/>
+          <w:szCs w:val="26"/>
+          <w:lang w:eastAsia="ru-RU"/>
+        </w:rPr>
+        <w:t xml:space="preserve"> </w:t>
+      </w:r>
+      <w:proofErr w:type="spellStart"/>
+      <w:r>
+        <w:rPr>
+          <w:rFonts w:ascii="Times New Roman" w:eastAsia="Times New Roman" w:hAnsi="Times New Roman" w:cs="Times New Roman"/>
+          <w:sz w:val="26"/>
+          <w:szCs w:val="26"/>
+          <w:lang w:eastAsia="ru-RU"/>
+        </w:rPr>
+        <w:t>қосымша</w:t>
+      </w:r>
+      <w:proofErr w:type="spellEnd"/>
       <w:r>
         <w:rPr>
           <w:rFonts w:ascii="Times New Roman" w:eastAsia="Times New Roman" w:hAnsi="Times New Roman" w:cs="Times New Roman"/>
@@ -1674,7 +4364,7 @@
           <w:bCs/>
           <w:sz w:val="26"/>
           <w:szCs w:val="26"/>
-          <w:lang w:eastAsia="ru-RU"/>
+          <w:lang w:val="kk-KZ" w:eastAsia="ru-RU"/>
         </w:rPr>
       </w:pPr>
       <w:r>
@@ -1684,7 +4374,7 @@
           <w:bCs/>
           <w:sz w:val="26"/>
           <w:szCs w:val="26"/>
-          <w:lang w:eastAsia="ru-RU"/>
+          <w:lang w:val="kk-KZ" w:eastAsia="ru-RU"/>
         </w:rPr>
         <w:t>6. Байланыс ақпараты</w:t>
       </w:r>
@@ -1699,7 +4389,7 @@
           <w:bCs/>
           <w:sz w:val="26"/>
           <w:szCs w:val="26"/>
-          <w:lang w:eastAsia="ru-RU"/>
+          <w:lang w:val="kk-KZ" w:eastAsia="ru-RU"/>
         </w:rPr>
       </w:pPr>
       <w:r>
@@ -1709,7 +4399,7 @@
           <w:bCs/>
           <w:sz w:val="26"/>
           <w:szCs w:val="26"/>
-          <w:lang w:eastAsia="ru-RU"/>
+          <w:lang w:val="kk-KZ" w:eastAsia="ru-RU"/>
         </w:rPr>
         <w:t xml:space="preserve">! </w:t>
       </w:r>
@@ -1731,7 +4421,7 @@
           <w:bCs/>
           <w:sz w:val="26"/>
           <w:szCs w:val="26"/>
-          <w:lang w:eastAsia="ru-RU"/>
+          <w:lang w:val="kk-KZ" w:eastAsia="ru-RU"/>
         </w:rPr>
         <w:t xml:space="preserve"> ашы</w:t>
       </w:r>
@@ -1753,7 +4443,7 @@
           <w:bCs/>
           <w:sz w:val="26"/>
           <w:szCs w:val="26"/>
-          <w:lang w:eastAsia="ru-RU"/>
+          <w:lang w:val="kk-KZ" w:eastAsia="ru-RU"/>
         </w:rPr>
         <w:t xml:space="preserve"> </w:t>
       </w:r>
@@ -1766,7 +4456,7 @@
             <w:bCs/>
             <w:sz w:val="26"/>
             <w:szCs w:val="26"/>
-            <w:lang w:eastAsia="ru-RU"/>
+            <w:lang w:val="kk-KZ" w:eastAsia="ru-RU"/>
           </w:rPr>
           <w:t>http://apocp-kmk.kz/</w:t>
         </w:r>
@@ -1787,14 +4477,25 @@
           <w:lang w:eastAsia="ru-RU"/>
         </w:rPr>
       </w:pPr>
-      <w:r>
-        <w:rPr>
-          <w:rFonts w:ascii="Times New Roman" w:eastAsia="Times New Roman" w:hAnsi="Times New Roman" w:cs="Times New Roman"/>
-          <w:sz w:val="26"/>
-          <w:szCs w:val="26"/>
-          <w:lang w:eastAsia="ru-RU"/>
-        </w:rPr>
-        <w:t>Ярошинская Ирина Казимировна</w:t>
+      <w:proofErr w:type="spellStart"/>
+      <w:r>
+        <w:rPr>
+          <w:rFonts w:ascii="Times New Roman" w:eastAsia="Times New Roman" w:hAnsi="Times New Roman" w:cs="Times New Roman"/>
+          <w:sz w:val="26"/>
+          <w:szCs w:val="26"/>
+          <w:lang w:eastAsia="ru-RU"/>
+        </w:rPr>
+        <w:t>Ярошинская</w:t>
+      </w:r>
+      <w:proofErr w:type="spellEnd"/>
+      <w:r>
+        <w:rPr>
+          <w:rFonts w:ascii="Times New Roman" w:eastAsia="Times New Roman" w:hAnsi="Times New Roman" w:cs="Times New Roman"/>
+          <w:sz w:val="26"/>
+          <w:szCs w:val="26"/>
+          <w:lang w:eastAsia="ru-RU"/>
+        </w:rPr>
+        <w:t xml:space="preserve"> Ирина Казимировна</w:t>
       </w:r>
       <w:r>
         <w:rPr>
@@ -1935,15 +4636,37 @@
           <w:lang w:eastAsia="ru-RU"/>
         </w:rPr>
       </w:pPr>
-      <w:r>
-        <w:rPr>
-          <w:rFonts w:ascii="Times New Roman" w:eastAsia="Times New Roman" w:hAnsi="Times New Roman" w:cs="Times New Roman"/>
-          <w:sz w:val="26"/>
-          <w:szCs w:val="26"/>
-          <w:lang w:eastAsia="ru-RU"/>
-        </w:rPr>
-        <w:t>Куспанова Айгуль Рысбековна</w:t>
-      </w:r>
+      <w:proofErr w:type="spellStart"/>
+      <w:r>
+        <w:rPr>
+          <w:rFonts w:ascii="Times New Roman" w:eastAsia="Times New Roman" w:hAnsi="Times New Roman" w:cs="Times New Roman"/>
+          <w:sz w:val="26"/>
+          <w:szCs w:val="26"/>
+          <w:lang w:eastAsia="ru-RU"/>
+        </w:rPr>
+        <w:t>Куспанова</w:t>
+      </w:r>
+      <w:proofErr w:type="spellEnd"/>
+      <w:r>
+        <w:rPr>
+          <w:rFonts w:ascii="Times New Roman" w:eastAsia="Times New Roman" w:hAnsi="Times New Roman" w:cs="Times New Roman"/>
+          <w:sz w:val="26"/>
+          <w:szCs w:val="26"/>
+          <w:lang w:eastAsia="ru-RU"/>
+        </w:rPr>
+        <w:t xml:space="preserve"> Айгуль </w:t>
+      </w:r>
+      <w:proofErr w:type="spellStart"/>
+      <w:r>
+        <w:rPr>
+          <w:rFonts w:ascii="Times New Roman" w:eastAsia="Times New Roman" w:hAnsi="Times New Roman" w:cs="Times New Roman"/>
+          <w:sz w:val="26"/>
+          <w:szCs w:val="26"/>
+          <w:lang w:eastAsia="ru-RU"/>
+        </w:rPr>
+        <w:t>Рысбековна</w:t>
+      </w:r>
+      <w:proofErr w:type="spellEnd"/>
       <w:r>
         <w:rPr>
           <w:rFonts w:ascii="Times New Roman" w:eastAsia="Times New Roman" w:hAnsi="Times New Roman" w:cs="Times New Roman"/>
@@ -2309,6 +5032,7 @@
           <w:lang w:eastAsia="ru-RU"/>
         </w:rPr>
       </w:pPr>
+      <w:proofErr w:type="spellStart"/>
       <w:r>
         <w:rPr>
           <w:rFonts w:ascii="Times New Roman" w:eastAsia="Times New Roman" w:hAnsi="Times New Roman" w:cs="Times New Roman"/>
@@ -2319,6 +5043,7 @@
         </w:rPr>
         <w:t>Өтінім</w:t>
       </w:r>
+      <w:proofErr w:type="spellEnd"/>
     </w:p>
     <w:p>
       <w:pPr>
@@ -2345,6 +5070,7 @@
           <w:lang w:eastAsia="ru-RU"/>
         </w:rPr>
       </w:pPr>
+      <w:proofErr w:type="spellStart"/>
       <w:r>
         <w:rPr>
           <w:rFonts w:ascii="Times New Roman" w:eastAsia="Times New Roman" w:hAnsi="Times New Roman" w:cs="Times New Roman"/>
@@ -2352,7 +5078,117 @@
           <w:szCs w:val="28"/>
           <w:lang w:eastAsia="ru-RU"/>
         </w:rPr>
-        <w:t>Көкшетау жоғары медициналық колледжінің 75 жылдығына арналған,</w:t>
+        <w:t>Көкшетау</w:t>
+      </w:r>
+      <w:proofErr w:type="spellEnd"/>
+      <w:r>
+        <w:rPr>
+          <w:rFonts w:ascii="Times New Roman" w:eastAsia="Times New Roman" w:hAnsi="Times New Roman" w:cs="Times New Roman"/>
+          <w:sz w:val="28"/>
+          <w:szCs w:val="28"/>
+          <w:lang w:eastAsia="ru-RU"/>
+        </w:rPr>
+        <w:t xml:space="preserve"> </w:t>
+      </w:r>
+      <w:proofErr w:type="spellStart"/>
+      <w:r>
+        <w:rPr>
+          <w:rFonts w:ascii="Times New Roman" w:eastAsia="Times New Roman" w:hAnsi="Times New Roman" w:cs="Times New Roman"/>
+          <w:sz w:val="28"/>
+          <w:szCs w:val="28"/>
+          <w:lang w:eastAsia="ru-RU"/>
+        </w:rPr>
+        <w:t>жоғары</w:t>
+      </w:r>
+      <w:proofErr w:type="spellEnd"/>
+      <w:r>
+        <w:rPr>
+          <w:rFonts w:ascii="Times New Roman" w:eastAsia="Times New Roman" w:hAnsi="Times New Roman" w:cs="Times New Roman"/>
+          <w:sz w:val="28"/>
+          <w:szCs w:val="28"/>
+          <w:lang w:eastAsia="ru-RU"/>
+        </w:rPr>
+        <w:t xml:space="preserve"> </w:t>
+      </w:r>
+      <w:proofErr w:type="spellStart"/>
+      <w:r>
+        <w:rPr>
+          <w:rFonts w:ascii="Times New Roman" w:eastAsia="Times New Roman" w:hAnsi="Times New Roman" w:cs="Times New Roman"/>
+          <w:sz w:val="28"/>
+          <w:szCs w:val="28"/>
+          <w:lang w:eastAsia="ru-RU"/>
+        </w:rPr>
+        <w:t>медициналық</w:t>
+      </w:r>
+      <w:proofErr w:type="spellEnd"/>
+      <w:r>
+        <w:rPr>
+          <w:rFonts w:ascii="Times New Roman" w:eastAsia="Times New Roman" w:hAnsi="Times New Roman" w:cs="Times New Roman"/>
+          <w:sz w:val="28"/>
+          <w:szCs w:val="28"/>
+          <w:lang w:eastAsia="ru-RU"/>
+        </w:rPr>
+        <w:t xml:space="preserve"> </w:t>
+      </w:r>
+      <w:proofErr w:type="spellStart"/>
+      <w:r>
+        <w:rPr>
+          <w:rFonts w:ascii="Times New Roman" w:eastAsia="Times New Roman" w:hAnsi="Times New Roman" w:cs="Times New Roman"/>
+          <w:sz w:val="28"/>
+          <w:szCs w:val="28"/>
+          <w:lang w:eastAsia="ru-RU"/>
+        </w:rPr>
+        <w:t>колледжінің</w:t>
+      </w:r>
+      <w:proofErr w:type="spellEnd"/>
+      <w:r>
+        <w:rPr>
+          <w:rFonts w:ascii="Times New Roman" w:eastAsia="Times New Roman" w:hAnsi="Times New Roman" w:cs="Times New Roman"/>
+          <w:sz w:val="28"/>
+          <w:szCs w:val="28"/>
+          <w:lang w:eastAsia="ru-RU"/>
+        </w:rPr>
+        <w:t xml:space="preserve"> 75 </w:t>
+      </w:r>
+      <w:proofErr w:type="spellStart"/>
+      <w:r>
+        <w:rPr>
+          <w:rFonts w:ascii="Times New Roman" w:eastAsia="Times New Roman" w:hAnsi="Times New Roman" w:cs="Times New Roman"/>
+          <w:sz w:val="28"/>
+          <w:szCs w:val="28"/>
+          <w:lang w:eastAsia="ru-RU"/>
+        </w:rPr>
+        <w:t>жылдығына</w:t>
+      </w:r>
+      <w:proofErr w:type="spellEnd"/>
+      <w:r>
+        <w:rPr>
+          <w:rFonts w:ascii="Times New Roman" w:eastAsia="Times New Roman" w:hAnsi="Times New Roman" w:cs="Times New Roman"/>
+          <w:sz w:val="28"/>
+          <w:szCs w:val="28"/>
+          <w:lang w:eastAsia="ru-RU"/>
+        </w:rPr>
+        <w:t xml:space="preserve"> </w:t>
+      </w:r>
+      <w:proofErr w:type="spellStart"/>
+      <w:r>
+        <w:rPr>
+          <w:rFonts w:ascii="Times New Roman" w:eastAsia="Times New Roman" w:hAnsi="Times New Roman" w:cs="Times New Roman"/>
+          <w:sz w:val="28"/>
+          <w:szCs w:val="28"/>
+          <w:lang w:eastAsia="ru-RU"/>
+        </w:rPr>
+        <w:t>арналған</w:t>
+      </w:r>
+      <w:proofErr w:type="spellEnd"/>
+      <w:r>
+        <w:rPr>
+          <w:rFonts w:ascii="Times New Roman" w:eastAsia="Times New Roman" w:hAnsi="Times New Roman" w:cs="Times New Roman"/>
+          <w:sz w:val="28"/>
+          <w:szCs w:val="28"/>
+          <w:lang w:eastAsia="ru-RU"/>
+        </w:rPr>
+        <w:t>,</w:t>
       </w:r>
     </w:p>
     <w:p>
@@ -2376,6 +5212,7 @@
         </w:rPr>
         <w:t xml:space="preserve">Asia-Pacific Organization for Cancer Prevention (APOCP) </w:t>
       </w:r>
+      <w:proofErr w:type="spellStart"/>
       <w:r>
         <w:rPr>
           <w:rFonts w:ascii="Times New Roman" w:eastAsia="Times New Roman" w:hAnsi="Times New Roman" w:cs="Times New Roman"/>
@@ -2385,6 +5222,7 @@
         </w:rPr>
         <w:t>қатысуымен</w:t>
       </w:r>
+      <w:proofErr w:type="spellEnd"/>
       <w:r>
         <w:rPr>
           <w:rFonts w:ascii="Times New Roman" w:eastAsia="Times New Roman" w:hAnsi="Times New Roman" w:cs="Times New Roman"/>
@@ -2394,6 +5232,7 @@
         </w:rPr>
         <w:t xml:space="preserve"> </w:t>
       </w:r>
+      <w:proofErr w:type="spellStart"/>
       <w:r>
         <w:rPr>
           <w:rFonts w:ascii="Times New Roman" w:eastAsia="Times New Roman" w:hAnsi="Times New Roman" w:cs="Times New Roman"/>
@@ -2403,6 +5242,7 @@
         </w:rPr>
         <w:t>өтетін</w:t>
       </w:r>
+      <w:proofErr w:type="spellEnd"/>
     </w:p>
     <w:p>
       <w:pPr>
@@ -2426,6 +5266,7 @@
         </w:rPr>
         <w:t>«</w:t>
       </w:r>
+      <w:proofErr w:type="spellStart"/>
       <w:r>
         <w:rPr>
           <w:rFonts w:ascii="Times New Roman" w:eastAsia="Times New Roman" w:hAnsi="Times New Roman" w:cs="Times New Roman"/>
@@ -2436,6 +5277,7 @@
         </w:rPr>
         <w:t>Қатерлі</w:t>
       </w:r>
+      <w:proofErr w:type="spellEnd"/>
       <w:r>
         <w:rPr>
           <w:rFonts w:ascii="Times New Roman" w:eastAsia="Times New Roman" w:hAnsi="Times New Roman" w:cs="Times New Roman"/>
@@ -2446,6 +5288,7 @@
         </w:rPr>
         <w:t xml:space="preserve"> </w:t>
       </w:r>
+      <w:proofErr w:type="spellStart"/>
       <w:r>
         <w:rPr>
           <w:rFonts w:ascii="Times New Roman" w:eastAsia="Times New Roman" w:hAnsi="Times New Roman" w:cs="Times New Roman"/>
@@ -2456,6 +5299,7 @@
         </w:rPr>
         <w:t>ісіксіз</w:t>
       </w:r>
+      <w:proofErr w:type="spellEnd"/>
       <w:r>
         <w:rPr>
           <w:rFonts w:ascii="Times New Roman" w:eastAsia="Times New Roman" w:hAnsi="Times New Roman" w:cs="Times New Roman"/>
@@ -2466,6 +5310,7 @@
         </w:rPr>
         <w:t xml:space="preserve"> </w:t>
       </w:r>
+      <w:proofErr w:type="spellStart"/>
       <w:r>
         <w:rPr>
           <w:rFonts w:ascii="Times New Roman" w:eastAsia="Times New Roman" w:hAnsi="Times New Roman" w:cs="Times New Roman"/>
@@ -2476,6 +5321,7 @@
         </w:rPr>
         <w:t>болашақ</w:t>
       </w:r>
+      <w:proofErr w:type="spellEnd"/>
       <w:r>
         <w:rPr>
           <w:rFonts w:ascii="Times New Roman" w:eastAsia="Times New Roman" w:hAnsi="Times New Roman" w:cs="Times New Roman"/>
@@ -2486,6 +5332,7 @@
         </w:rPr>
         <w:t xml:space="preserve"> </w:t>
       </w:r>
+      <w:proofErr w:type="spellStart"/>
       <w:r>
         <w:rPr>
           <w:rFonts w:ascii="Times New Roman" w:eastAsia="Times New Roman" w:hAnsi="Times New Roman" w:cs="Times New Roman"/>
@@ -2496,6 +5343,7 @@
         </w:rPr>
         <w:t>үшін</w:t>
       </w:r>
+      <w:proofErr w:type="spellEnd"/>
       <w:r>
         <w:rPr>
           <w:rFonts w:ascii="Times New Roman" w:eastAsia="Times New Roman" w:hAnsi="Times New Roman" w:cs="Times New Roman"/>
@@ -2506,6 +5354,7 @@
         </w:rPr>
         <w:t xml:space="preserve"> </w:t>
       </w:r>
+      <w:proofErr w:type="spellStart"/>
       <w:r>
         <w:rPr>
           <w:rFonts w:ascii="Times New Roman" w:eastAsia="Times New Roman" w:hAnsi="Times New Roman" w:cs="Times New Roman"/>
@@ -2516,6 +5365,7 @@
         </w:rPr>
         <w:t>күш</w:t>
       </w:r>
+      <w:proofErr w:type="spellEnd"/>
       <w:r>
         <w:rPr>
           <w:rFonts w:ascii="Times New Roman" w:eastAsia="Times New Roman" w:hAnsi="Times New Roman" w:cs="Times New Roman"/>
@@ -2526,6 +5376,7 @@
         </w:rPr>
         <w:t xml:space="preserve"> </w:t>
       </w:r>
+      <w:proofErr w:type="spellStart"/>
       <w:r>
         <w:rPr>
           <w:rFonts w:ascii="Times New Roman" w:eastAsia="Times New Roman" w:hAnsi="Times New Roman" w:cs="Times New Roman"/>
@@ -2536,6 +5387,7 @@
         </w:rPr>
         <w:t>біріктіру</w:t>
       </w:r>
+      <w:proofErr w:type="spellEnd"/>
       <w:r>
         <w:rPr>
           <w:rFonts w:ascii="Times New Roman" w:eastAsia="Times New Roman" w:hAnsi="Times New Roman" w:cs="Times New Roman"/>
@@ -2546,6 +5398,7 @@
         </w:rPr>
         <w:t xml:space="preserve">: </w:t>
       </w:r>
+      <w:proofErr w:type="spellStart"/>
       <w:r>
         <w:rPr>
           <w:rFonts w:ascii="Times New Roman" w:eastAsia="Times New Roman" w:hAnsi="Times New Roman" w:cs="Times New Roman"/>
@@ -2556,6 +5409,7 @@
         </w:rPr>
         <w:t>ғалымдар</w:t>
       </w:r>
+      <w:proofErr w:type="spellEnd"/>
       <w:r>
         <w:rPr>
           <w:rFonts w:ascii="Times New Roman" w:eastAsia="Times New Roman" w:hAnsi="Times New Roman" w:cs="Times New Roman"/>
@@ -2566,6 +5420,7 @@
         </w:rPr>
         <w:t xml:space="preserve">, </w:t>
       </w:r>
+      <w:proofErr w:type="spellStart"/>
       <w:r>
         <w:rPr>
           <w:rFonts w:ascii="Times New Roman" w:eastAsia="Times New Roman" w:hAnsi="Times New Roman" w:cs="Times New Roman"/>
@@ -2576,6 +5431,7 @@
         </w:rPr>
         <w:t>дәрігерлер</w:t>
       </w:r>
+      <w:proofErr w:type="spellEnd"/>
       <w:r>
         <w:rPr>
           <w:rFonts w:ascii="Times New Roman" w:eastAsia="Times New Roman" w:hAnsi="Times New Roman" w:cs="Times New Roman"/>
@@ -2586,6 +5442,7 @@
         </w:rPr>
         <w:t xml:space="preserve">, </w:t>
       </w:r>
+      <w:proofErr w:type="spellStart"/>
       <w:r>
         <w:rPr>
           <w:rFonts w:ascii="Times New Roman" w:eastAsia="Times New Roman" w:hAnsi="Times New Roman" w:cs="Times New Roman"/>
@@ -2596,6 +5453,7 @@
         </w:rPr>
         <w:t>мейіргерлер</w:t>
       </w:r>
+      <w:proofErr w:type="spellEnd"/>
       <w:r>
         <w:rPr>
           <w:rFonts w:ascii="Times New Roman" w:eastAsia="Times New Roman" w:hAnsi="Times New Roman" w:cs="Times New Roman"/>
@@ -2606,6 +5464,7 @@
         </w:rPr>
         <w:t xml:space="preserve"> </w:t>
       </w:r>
+      <w:proofErr w:type="spellStart"/>
       <w:r>
         <w:rPr>
           <w:rFonts w:ascii="Times New Roman" w:eastAsia="Times New Roman" w:hAnsi="Times New Roman" w:cs="Times New Roman"/>
@@ -2616,6 +5475,7 @@
         </w:rPr>
         <w:t>және</w:t>
       </w:r>
+      <w:proofErr w:type="spellEnd"/>
       <w:r>
         <w:rPr>
           <w:rFonts w:ascii="Times New Roman" w:eastAsia="Times New Roman" w:hAnsi="Times New Roman" w:cs="Times New Roman"/>
@@ -2626,6 +5486,7 @@
         </w:rPr>
         <w:t xml:space="preserve"> </w:t>
       </w:r>
+      <w:proofErr w:type="spellStart"/>
       <w:r>
         <w:rPr>
           <w:rFonts w:ascii="Times New Roman" w:eastAsia="Times New Roman" w:hAnsi="Times New Roman" w:cs="Times New Roman"/>
@@ -2636,6 +5497,7 @@
         </w:rPr>
         <w:t>қоғам</w:t>
       </w:r>
+      <w:proofErr w:type="spellEnd"/>
       <w:r>
         <w:rPr>
           <w:rFonts w:ascii="Times New Roman" w:eastAsia="Times New Roman" w:hAnsi="Times New Roman" w:cs="Times New Roman"/>
@@ -2655,6 +5517,7 @@
         </w:rPr>
         <w:t xml:space="preserve"> </w:t>
       </w:r>
+      <w:proofErr w:type="spellStart"/>
       <w:r>
         <w:rPr>
           <w:rFonts w:ascii="Times New Roman" w:eastAsia="Times New Roman" w:hAnsi="Times New Roman" w:cs="Times New Roman"/>
@@ -2664,6 +5527,7 @@
         </w:rPr>
         <w:t>атты</w:t>
       </w:r>
+      <w:proofErr w:type="spellEnd"/>
       <w:r>
         <w:rPr>
           <w:rFonts w:ascii="Times New Roman" w:eastAsia="Times New Roman" w:hAnsi="Times New Roman" w:cs="Times New Roman"/>
@@ -2673,6 +5537,7 @@
         </w:rPr>
         <w:t xml:space="preserve"> </w:t>
       </w:r>
+      <w:proofErr w:type="spellStart"/>
       <w:r>
         <w:rPr>
           <w:rFonts w:ascii="Times New Roman" w:eastAsia="Times New Roman" w:hAnsi="Times New Roman" w:cs="Times New Roman"/>
@@ -2682,6 +5547,7 @@
         </w:rPr>
         <w:t>аймақтық</w:t>
       </w:r>
+      <w:proofErr w:type="spellEnd"/>
       <w:r>
         <w:rPr>
           <w:rFonts w:ascii="Times New Roman" w:eastAsia="Times New Roman" w:hAnsi="Times New Roman" w:cs="Times New Roman"/>
@@ -2709,6 +5575,7 @@
         </w:rPr>
         <w:t xml:space="preserve"> </w:t>
       </w:r>
+      <w:proofErr w:type="spellStart"/>
       <w:r>
         <w:rPr>
           <w:rFonts w:ascii="Times New Roman" w:eastAsia="Times New Roman" w:hAnsi="Times New Roman" w:cs="Times New Roman"/>
@@ -2718,6 +5585,7 @@
         </w:rPr>
         <w:t>аясындағы</w:t>
       </w:r>
+      <w:proofErr w:type="spellEnd"/>
       <w:r>
         <w:rPr>
           <w:rFonts w:ascii="Times New Roman" w:eastAsia="Times New Roman" w:hAnsi="Times New Roman" w:cs="Times New Roman"/>
@@ -2727,6 +5595,7 @@
         </w:rPr>
         <w:t xml:space="preserve"> </w:t>
       </w:r>
+      <w:proofErr w:type="spellStart"/>
       <w:r>
         <w:rPr>
           <w:rFonts w:ascii="Times New Roman" w:eastAsia="Times New Roman" w:hAnsi="Times New Roman" w:cs="Times New Roman"/>
@@ -2736,6 +5605,7 @@
         </w:rPr>
         <w:t>постерлік</w:t>
       </w:r>
+      <w:proofErr w:type="spellEnd"/>
       <w:r>
         <w:rPr>
           <w:rFonts w:ascii="Times New Roman" w:eastAsia="Times New Roman" w:hAnsi="Times New Roman" w:cs="Times New Roman"/>
@@ -2745,6 +5615,7 @@
         </w:rPr>
         <w:t>/</w:t>
       </w:r>
+      <w:proofErr w:type="spellStart"/>
       <w:r>
         <w:rPr>
           <w:rFonts w:ascii="Times New Roman" w:eastAsia="Times New Roman" w:hAnsi="Times New Roman" w:cs="Times New Roman"/>
@@ -2754,6 +5625,7 @@
         </w:rPr>
         <w:t>стендтік</w:t>
       </w:r>
+      <w:proofErr w:type="spellEnd"/>
       <w:r>
         <w:rPr>
           <w:rFonts w:ascii="Times New Roman" w:eastAsia="Times New Roman" w:hAnsi="Times New Roman" w:cs="Times New Roman"/>
@@ -2763,6 +5635,7 @@
         </w:rPr>
         <w:t xml:space="preserve"> </w:t>
       </w:r>
+      <w:proofErr w:type="spellStart"/>
       <w:r>
         <w:rPr>
           <w:rFonts w:ascii="Times New Roman" w:eastAsia="Times New Roman" w:hAnsi="Times New Roman" w:cs="Times New Roman"/>
@@ -2772,6 +5645,7 @@
         </w:rPr>
         <w:t>сессияға</w:t>
       </w:r>
+      <w:proofErr w:type="spellEnd"/>
       <w:r>
         <w:rPr>
           <w:rFonts w:ascii="Times New Roman" w:eastAsia="Times New Roman" w:hAnsi="Times New Roman" w:cs="Times New Roman"/>
@@ -2781,6 +5655,7 @@
         </w:rPr>
         <w:t xml:space="preserve"> </w:t>
       </w:r>
+      <w:proofErr w:type="spellStart"/>
       <w:r>
         <w:rPr>
           <w:rFonts w:ascii="Times New Roman" w:eastAsia="Times New Roman" w:hAnsi="Times New Roman" w:cs="Times New Roman"/>
@@ -2790,6 +5665,7 @@
         </w:rPr>
         <w:t>қатысу</w:t>
       </w:r>
+      <w:proofErr w:type="spellEnd"/>
       <w:r>
         <w:rPr>
           <w:rFonts w:ascii="Times New Roman" w:eastAsia="Times New Roman" w:hAnsi="Times New Roman" w:cs="Times New Roman"/>
@@ -2799,6 +5675,7 @@
         </w:rPr>
         <w:t xml:space="preserve"> </w:t>
       </w:r>
+      <w:proofErr w:type="spellStart"/>
       <w:r>
         <w:rPr>
           <w:rFonts w:ascii="Times New Roman" w:eastAsia="Times New Roman" w:hAnsi="Times New Roman" w:cs="Times New Roman"/>
@@ -2808,6 +5685,7 @@
         </w:rPr>
         <w:t>үшін</w:t>
       </w:r>
+      <w:proofErr w:type="spellEnd"/>
     </w:p>
     <w:p>
       <w:pPr>
@@ -2821,7 +5699,7 @@
         <w:tblStyle w:val="a5"/>
         <w:tblW w:w="0" w:type="auto"/>
         <w:tblInd w:w="-459" w:type="dxa"/>
-        <w:tblLook w:val="04A0"/>
+        <w:tblLook w:val="04A0" w:firstRow="1" w:lastRow="0" w:firstColumn="1" w:lastColumn="0" w:noHBand="0" w:noVBand="1"/>
       </w:tblPr>
       <w:tblGrid>
         <w:gridCol w:w="4962"/>
@@ -2894,6 +5772,7 @@
               </w:rPr>
               <w:t>. (</w:t>
             </w:r>
+            <w:proofErr w:type="spellStart"/>
             <w:r>
               <w:rPr>
                 <w:rFonts w:ascii="Times New Roman" w:hAnsi="Times New Roman" w:cs="Times New Roman"/>
@@ -2902,6 +5781,7 @@
               </w:rPr>
               <w:t>толықаты</w:t>
             </w:r>
+            <w:proofErr w:type="spellEnd"/>
             <w:r>
               <w:rPr>
                 <w:rFonts w:ascii="Times New Roman" w:hAnsi="Times New Roman" w:cs="Times New Roman"/>
@@ -2911,6 +5791,7 @@
               </w:rPr>
               <w:t>-</w:t>
             </w:r>
+            <w:proofErr w:type="spellStart"/>
             <w:r>
               <w:rPr>
                 <w:rFonts w:ascii="Times New Roman" w:hAnsi="Times New Roman" w:cs="Times New Roman"/>
@@ -2919,6 +5800,7 @@
               </w:rPr>
               <w:t>жөні</w:t>
             </w:r>
+            <w:proofErr w:type="spellEnd"/>
             <w:r>
               <w:rPr>
                 <w:rFonts w:ascii="Times New Roman" w:hAnsi="Times New Roman" w:cs="Times New Roman"/>
@@ -2964,14 +5846,70 @@
                 <w:lang w:val="kk-KZ"/>
               </w:rPr>
             </w:pPr>
+            <w:proofErr w:type="spellStart"/>
             <w:r>
               <w:rPr>
                 <w:rFonts w:ascii="Times New Roman" w:hAnsi="Times New Roman" w:cs="Times New Roman"/>
                 <w:sz w:val="26"/>
                 <w:szCs w:val="26"/>
               </w:rPr>
-              <w:t>Постерлік/стендтік баяндаманың тақырыбы</w:t>
+              <w:t>Постерлік</w:t>
             </w:r>
+            <w:proofErr w:type="spellEnd"/>
+            <w:r>
+              <w:rPr>
+                <w:rFonts w:ascii="Times New Roman" w:hAnsi="Times New Roman" w:cs="Times New Roman"/>
+                <w:sz w:val="26"/>
+                <w:szCs w:val="26"/>
+              </w:rPr>
+              <w:t>/</w:t>
+            </w:r>
+            <w:proofErr w:type="spellStart"/>
+            <w:r>
+              <w:rPr>
+                <w:rFonts w:ascii="Times New Roman" w:hAnsi="Times New Roman" w:cs="Times New Roman"/>
+                <w:sz w:val="26"/>
+                <w:szCs w:val="26"/>
+              </w:rPr>
+              <w:t>стендтік</w:t>
+            </w:r>
+            <w:proofErr w:type="spellEnd"/>
+            <w:r>
+              <w:rPr>
+                <w:rFonts w:ascii="Times New Roman" w:hAnsi="Times New Roman" w:cs="Times New Roman"/>
+                <w:sz w:val="26"/>
+                <w:szCs w:val="26"/>
+              </w:rPr>
+              <w:t xml:space="preserve"> </w:t>
+            </w:r>
+            <w:proofErr w:type="spellStart"/>
+            <w:r>
+              <w:rPr>
+                <w:rFonts w:ascii="Times New Roman" w:hAnsi="Times New Roman" w:cs="Times New Roman"/>
+                <w:sz w:val="26"/>
+                <w:szCs w:val="26"/>
+              </w:rPr>
+              <w:t>баяндаманың</w:t>
+            </w:r>
+            <w:proofErr w:type="spellEnd"/>
+            <w:r>
+              <w:rPr>
+                <w:rFonts w:ascii="Times New Roman" w:hAnsi="Times New Roman" w:cs="Times New Roman"/>
+                <w:sz w:val="26"/>
+                <w:szCs w:val="26"/>
+              </w:rPr>
+              <w:t xml:space="preserve"> </w:t>
+            </w:r>
+            <w:proofErr w:type="spellStart"/>
+            <w:r>
+              <w:rPr>
+                <w:rFonts w:ascii="Times New Roman" w:hAnsi="Times New Roman" w:cs="Times New Roman"/>
+                <w:sz w:val="26"/>
+                <w:szCs w:val="26"/>
+              </w:rPr>
+              <w:t>тақырыбы</w:t>
+            </w:r>
+            <w:proofErr w:type="spellEnd"/>
           </w:p>
         </w:tc>
         <w:tc>
@@ -3010,13 +5948,95 @@
                 <w:lang w:val="kk-KZ"/>
               </w:rPr>
             </w:pPr>
+            <w:proofErr w:type="spellStart"/>
             <w:r>
               <w:rPr>
                 <w:rFonts w:ascii="Times New Roman" w:hAnsi="Times New Roman" w:cs="Times New Roman"/>
                 <w:sz w:val="26"/>
                 <w:szCs w:val="26"/>
               </w:rPr>
-              <w:t>Ұйым (білім беру ұйымының толық атауы)</w:t>
+              <w:t>Ұйым</w:t>
+            </w:r>
+            <w:proofErr w:type="spellEnd"/>
+            <w:r>
+              <w:rPr>
+                <w:rFonts w:ascii="Times New Roman" w:hAnsi="Times New Roman" w:cs="Times New Roman"/>
+                <w:sz w:val="26"/>
+                <w:szCs w:val="26"/>
+              </w:rPr>
+              <w:t xml:space="preserve"> (</w:t>
+            </w:r>
+            <w:proofErr w:type="spellStart"/>
+            <w:r>
+              <w:rPr>
+                <w:rFonts w:ascii="Times New Roman" w:hAnsi="Times New Roman" w:cs="Times New Roman"/>
+                <w:sz w:val="26"/>
+                <w:szCs w:val="26"/>
+              </w:rPr>
+              <w:t>білім</w:t>
+            </w:r>
+            <w:proofErr w:type="spellEnd"/>
+            <w:r>
+              <w:rPr>
+                <w:rFonts w:ascii="Times New Roman" w:hAnsi="Times New Roman" w:cs="Times New Roman"/>
+                <w:sz w:val="26"/>
+                <w:szCs w:val="26"/>
+              </w:rPr>
+              <w:t xml:space="preserve"> беру </w:t>
+            </w:r>
+            <w:proofErr w:type="spellStart"/>
+            <w:r>
+              <w:rPr>
+                <w:rFonts w:ascii="Times New Roman" w:hAnsi="Times New Roman" w:cs="Times New Roman"/>
+                <w:sz w:val="26"/>
+                <w:szCs w:val="26"/>
+              </w:rPr>
+              <w:t>ұйымының</w:t>
+            </w:r>
+            <w:proofErr w:type="spellEnd"/>
+            <w:r>
+              <w:rPr>
+                <w:rFonts w:ascii="Times New Roman" w:hAnsi="Times New Roman" w:cs="Times New Roman"/>
+                <w:sz w:val="26"/>
+                <w:szCs w:val="26"/>
+              </w:rPr>
+              <w:t xml:space="preserve"> </w:t>
+            </w:r>
+            <w:proofErr w:type="spellStart"/>
+            <w:r>
+              <w:rPr>
+                <w:rFonts w:ascii="Times New Roman" w:hAnsi="Times New Roman" w:cs="Times New Roman"/>
+                <w:sz w:val="26"/>
+                <w:szCs w:val="26"/>
+              </w:rPr>
+              <w:t>толық</w:t>
+            </w:r>
+            <w:proofErr w:type="spellEnd"/>
+            <w:r>
+              <w:rPr>
+                <w:rFonts w:ascii="Times New Roman" w:hAnsi="Times New Roman" w:cs="Times New Roman"/>
+                <w:sz w:val="26"/>
+                <w:szCs w:val="26"/>
+              </w:rPr>
+              <w:t xml:space="preserve"> </w:t>
+            </w:r>
+            <w:proofErr w:type="spellStart"/>
+            <w:r>
+              <w:rPr>
+                <w:rFonts w:ascii="Times New Roman" w:hAnsi="Times New Roman" w:cs="Times New Roman"/>
+                <w:sz w:val="26"/>
+                <w:szCs w:val="26"/>
+              </w:rPr>
+              <w:t>атауы</w:t>
+            </w:r>
+            <w:proofErr w:type="spellEnd"/>
+            <w:r>
+              <w:rPr>
+                <w:rFonts w:ascii="Times New Roman" w:hAnsi="Times New Roman" w:cs="Times New Roman"/>
+                <w:sz w:val="26"/>
+                <w:szCs w:val="26"/>
+              </w:rPr>
+              <w:t>)</w:t>
             </w:r>
           </w:p>
         </w:tc>
@@ -3060,8 +6080,90 @@
                 <w:sz w:val="26"/>
                 <w:szCs w:val="26"/>
               </w:rPr>
-              <w:t>Автор (бірлескен автор) Т.А.Ә., лауазымы, ғылыми дәрежесі / санаты</w:t>
+              <w:t>Автор (</w:t>
             </w:r>
+            <w:proofErr w:type="spellStart"/>
+            <w:r>
+              <w:rPr>
+                <w:rFonts w:ascii="Times New Roman" w:hAnsi="Times New Roman" w:cs="Times New Roman"/>
+                <w:sz w:val="26"/>
+                <w:szCs w:val="26"/>
+              </w:rPr>
+              <w:t>бірлескен</w:t>
+            </w:r>
+            <w:proofErr w:type="spellEnd"/>
+            <w:r>
+              <w:rPr>
+                <w:rFonts w:ascii="Times New Roman" w:hAnsi="Times New Roman" w:cs="Times New Roman"/>
+                <w:sz w:val="26"/>
+                <w:szCs w:val="26"/>
+              </w:rPr>
+              <w:t xml:space="preserve"> автор) Т.А.Ә., </w:t>
+            </w:r>
+            <w:proofErr w:type="spellStart"/>
+            <w:r>
+              <w:rPr>
+                <w:rFonts w:ascii="Times New Roman" w:hAnsi="Times New Roman" w:cs="Times New Roman"/>
+                <w:sz w:val="26"/>
+                <w:szCs w:val="26"/>
+              </w:rPr>
+              <w:t>лауазымы</w:t>
+            </w:r>
+            <w:proofErr w:type="spellEnd"/>
+            <w:r>
+              <w:rPr>
+                <w:rFonts w:ascii="Times New Roman" w:hAnsi="Times New Roman" w:cs="Times New Roman"/>
+                <w:sz w:val="26"/>
+                <w:szCs w:val="26"/>
+              </w:rPr>
+              <w:t xml:space="preserve">, </w:t>
+            </w:r>
+            <w:proofErr w:type="spellStart"/>
+            <w:r>
+              <w:rPr>
+                <w:rFonts w:ascii="Times New Roman" w:hAnsi="Times New Roman" w:cs="Times New Roman"/>
+                <w:sz w:val="26"/>
+                <w:szCs w:val="26"/>
+              </w:rPr>
+              <w:t>ғылыми</w:t>
+            </w:r>
+            <w:proofErr w:type="spellEnd"/>
+            <w:r>
+              <w:rPr>
+                <w:rFonts w:ascii="Times New Roman" w:hAnsi="Times New Roman" w:cs="Times New Roman"/>
+                <w:sz w:val="26"/>
+                <w:szCs w:val="26"/>
+              </w:rPr>
+              <w:t xml:space="preserve"> </w:t>
+            </w:r>
+            <w:proofErr w:type="spellStart"/>
+            <w:r>
+              <w:rPr>
+                <w:rFonts w:ascii="Times New Roman" w:hAnsi="Times New Roman" w:cs="Times New Roman"/>
+                <w:sz w:val="26"/>
+                <w:szCs w:val="26"/>
+              </w:rPr>
+              <w:t>дәрежесі</w:t>
+            </w:r>
+            <w:proofErr w:type="spellEnd"/>
+            <w:r>
+              <w:rPr>
+                <w:rFonts w:ascii="Times New Roman" w:hAnsi="Times New Roman" w:cs="Times New Roman"/>
+                <w:sz w:val="26"/>
+                <w:szCs w:val="26"/>
+              </w:rPr>
+              <w:t xml:space="preserve"> / </w:t>
+            </w:r>
+            <w:proofErr w:type="spellStart"/>
+            <w:r>
+              <w:rPr>
+                <w:rFonts w:ascii="Times New Roman" w:hAnsi="Times New Roman" w:cs="Times New Roman"/>
+                <w:sz w:val="26"/>
+                <w:szCs w:val="26"/>
+              </w:rPr>
+              <w:t>санаты</w:t>
+            </w:r>
+            <w:proofErr w:type="spellEnd"/>
             <w:r>
               <w:rPr>
                 <w:rFonts w:ascii="Times New Roman" w:hAnsi="Times New Roman" w:cs="Times New Roman"/>
@@ -3107,13 +6209,41 @@
                 <w:lang w:val="kk-KZ"/>
               </w:rPr>
             </w:pPr>
+            <w:proofErr w:type="spellStart"/>
             <w:r>
               <w:rPr>
                 <w:rFonts w:ascii="Times New Roman" w:hAnsi="Times New Roman" w:cs="Times New Roman"/>
                 <w:sz w:val="26"/>
                 <w:szCs w:val="26"/>
               </w:rPr>
-              <w:t>Электрондық пошта (E-mail)</w:t>
+              <w:t>Электрондық</w:t>
+            </w:r>
+            <w:proofErr w:type="spellEnd"/>
+            <w:r>
+              <w:rPr>
+                <w:rFonts w:ascii="Times New Roman" w:hAnsi="Times New Roman" w:cs="Times New Roman"/>
+                <w:sz w:val="26"/>
+                <w:szCs w:val="26"/>
+              </w:rPr>
+              <w:t xml:space="preserve"> </w:t>
+            </w:r>
+            <w:proofErr w:type="spellStart"/>
+            <w:r>
+              <w:rPr>
+                <w:rFonts w:ascii="Times New Roman" w:hAnsi="Times New Roman" w:cs="Times New Roman"/>
+                <w:sz w:val="26"/>
+                <w:szCs w:val="26"/>
+              </w:rPr>
+              <w:t>пошта</w:t>
+            </w:r>
+            <w:proofErr w:type="spellEnd"/>
+            <w:r>
+              <w:rPr>
+                <w:rFonts w:ascii="Times New Roman" w:hAnsi="Times New Roman" w:cs="Times New Roman"/>
+                <w:sz w:val="26"/>
+                <w:szCs w:val="26"/>
+              </w:rPr>
+              <w:t xml:space="preserve"> (E-mail)</w:t>
             </w:r>
           </w:p>
         </w:tc>
@@ -3150,13 +6280,23 @@
                 <w:szCs w:val="26"/>
               </w:rPr>
             </w:pPr>
+            <w:proofErr w:type="spellStart"/>
             <w:r>
               <w:rPr>
                 <w:rFonts w:ascii="Times New Roman" w:hAnsi="Times New Roman" w:cs="Times New Roman"/>
                 <w:sz w:val="26"/>
                 <w:szCs w:val="26"/>
               </w:rPr>
-              <w:t>Байланыс телефоны</w:t>
+              <w:t>Байланыс</w:t>
+            </w:r>
+            <w:proofErr w:type="spellEnd"/>
+            <w:r>
+              <w:rPr>
+                <w:rFonts w:ascii="Times New Roman" w:hAnsi="Times New Roman" w:cs="Times New Roman"/>
+                <w:sz w:val="26"/>
+                <w:szCs w:val="26"/>
+              </w:rPr>
+              <w:t xml:space="preserve"> телефоны</w:t>
             </w:r>
           </w:p>
         </w:tc>
@@ -3309,7 +6449,29 @@
           <w:szCs w:val="26"/>
           <w:lang w:eastAsia="ru-RU"/>
         </w:rPr>
-        <w:t>Назар аударыңыз!</w:t>
+        <w:t xml:space="preserve">Назар </w:t>
+      </w:r>
+      <w:proofErr w:type="spellStart"/>
+      <w:r>
+        <w:rPr>
+          <w:rFonts w:ascii="Times New Roman" w:eastAsia="Times New Roman" w:hAnsi="Times New Roman" w:cs="Times New Roman"/>
+          <w:b/>
+          <w:sz w:val="26"/>
+          <w:szCs w:val="26"/>
+          <w:lang w:eastAsia="ru-RU"/>
+        </w:rPr>
+        <w:t>аударыңыз</w:t>
+      </w:r>
+      <w:proofErr w:type="spellEnd"/>
+      <w:r>
+        <w:rPr>
+          <w:rFonts w:ascii="Times New Roman" w:eastAsia="Times New Roman" w:hAnsi="Times New Roman" w:cs="Times New Roman"/>
+          <w:b/>
+          <w:sz w:val="26"/>
+          <w:szCs w:val="26"/>
+          <w:lang w:eastAsia="ru-RU"/>
+        </w:rPr>
+        <w:t>!</w:t>
       </w:r>
     </w:p>
     <w:p>
@@ -3323,15 +6485,197 @@
           <w:lang w:eastAsia="ru-RU"/>
         </w:rPr>
       </w:pPr>
-      <w:r>
-        <w:rPr>
-          <w:rFonts w:ascii="Times New Roman" w:eastAsia="Times New Roman" w:hAnsi="Times New Roman" w:cs="Times New Roman"/>
-          <w:sz w:val="26"/>
-          <w:szCs w:val="26"/>
-          <w:lang w:eastAsia="ru-RU"/>
-        </w:rPr>
-        <w:t>Өтінім Microsoft Word форматында рәсімделіп, аннотациямен бірге электрондық пошта арқылы жіберілуі тиіс</w:t>
-      </w:r>
+      <w:proofErr w:type="spellStart"/>
+      <w:r>
+        <w:rPr>
+          <w:rFonts w:ascii="Times New Roman" w:eastAsia="Times New Roman" w:hAnsi="Times New Roman" w:cs="Times New Roman"/>
+          <w:sz w:val="26"/>
+          <w:szCs w:val="26"/>
+          <w:lang w:eastAsia="ru-RU"/>
+        </w:rPr>
+        <w:t>Өтінім</w:t>
+      </w:r>
+      <w:proofErr w:type="spellEnd"/>
+      <w:r>
+        <w:rPr>
+          <w:rFonts w:ascii="Times New Roman" w:eastAsia="Times New Roman" w:hAnsi="Times New Roman" w:cs="Times New Roman"/>
+          <w:sz w:val="26"/>
+          <w:szCs w:val="26"/>
+          <w:lang w:eastAsia="ru-RU"/>
+        </w:rPr>
+        <w:t xml:space="preserve"> Microsoft Word </w:t>
+      </w:r>
+      <w:proofErr w:type="spellStart"/>
+      <w:r>
+        <w:rPr>
+          <w:rFonts w:ascii="Times New Roman" w:eastAsia="Times New Roman" w:hAnsi="Times New Roman" w:cs="Times New Roman"/>
+          <w:sz w:val="26"/>
+          <w:szCs w:val="26"/>
+          <w:lang w:eastAsia="ru-RU"/>
+        </w:rPr>
+        <w:t>форматында</w:t>
+      </w:r>
+      <w:proofErr w:type="spellEnd"/>
+      <w:r>
+        <w:rPr>
+          <w:rFonts w:ascii="Times New Roman" w:eastAsia="Times New Roman" w:hAnsi="Times New Roman" w:cs="Times New Roman"/>
+          <w:sz w:val="26"/>
+          <w:szCs w:val="26"/>
+          <w:lang w:eastAsia="ru-RU"/>
+        </w:rPr>
+        <w:t xml:space="preserve"> </w:t>
+      </w:r>
+      <w:proofErr w:type="spellStart"/>
+      <w:r>
+        <w:rPr>
+          <w:rFonts w:ascii="Times New Roman" w:eastAsia="Times New Roman" w:hAnsi="Times New Roman" w:cs="Times New Roman"/>
+          <w:sz w:val="26"/>
+          <w:szCs w:val="26"/>
+          <w:lang w:eastAsia="ru-RU"/>
+        </w:rPr>
+        <w:t>рәсімделіп</w:t>
+      </w:r>
+      <w:proofErr w:type="spellEnd"/>
+      <w:r>
+        <w:rPr>
+          <w:rFonts w:ascii="Times New Roman" w:eastAsia="Times New Roman" w:hAnsi="Times New Roman" w:cs="Times New Roman"/>
+          <w:sz w:val="26"/>
+          <w:szCs w:val="26"/>
+          <w:lang w:eastAsia="ru-RU"/>
+        </w:rPr>
+        <w:t xml:space="preserve">, </w:t>
+      </w:r>
+      <w:proofErr w:type="spellStart"/>
+      <w:r>
+        <w:rPr>
+          <w:rFonts w:ascii="Times New Roman" w:eastAsia="Times New Roman" w:hAnsi="Times New Roman" w:cs="Times New Roman"/>
+          <w:sz w:val="26"/>
+          <w:szCs w:val="26"/>
+          <w:lang w:eastAsia="ru-RU"/>
+        </w:rPr>
+        <w:t>аннотациямен</w:t>
+      </w:r>
+      <w:proofErr w:type="spellEnd"/>
+      <w:r>
+        <w:rPr>
+          <w:rFonts w:ascii="Times New Roman" w:eastAsia="Times New Roman" w:hAnsi="Times New Roman" w:cs="Times New Roman"/>
+          <w:sz w:val="26"/>
+          <w:szCs w:val="26"/>
+          <w:lang w:eastAsia="ru-RU"/>
+        </w:rPr>
+        <w:t xml:space="preserve"> </w:t>
+      </w:r>
+      <w:proofErr w:type="spellStart"/>
+      <w:r>
+        <w:rPr>
+          <w:rFonts w:ascii="Times New Roman" w:eastAsia="Times New Roman" w:hAnsi="Times New Roman" w:cs="Times New Roman"/>
+          <w:sz w:val="26"/>
+          <w:szCs w:val="26"/>
+          <w:lang w:eastAsia="ru-RU"/>
+        </w:rPr>
+        <w:t>бірге</w:t>
+      </w:r>
+      <w:proofErr w:type="spellEnd"/>
+      <w:r>
+        <w:rPr>
+          <w:rFonts w:ascii="Times New Roman" w:eastAsia="Times New Roman" w:hAnsi="Times New Roman" w:cs="Times New Roman"/>
+          <w:sz w:val="26"/>
+          <w:szCs w:val="26"/>
+          <w:lang w:eastAsia="ru-RU"/>
+        </w:rPr>
+        <w:t xml:space="preserve"> </w:t>
+      </w:r>
+      <w:proofErr w:type="spellStart"/>
+      <w:r>
+        <w:rPr>
+          <w:rFonts w:ascii="Times New Roman" w:eastAsia="Times New Roman" w:hAnsi="Times New Roman" w:cs="Times New Roman"/>
+          <w:sz w:val="26"/>
+          <w:szCs w:val="26"/>
+          <w:lang w:eastAsia="ru-RU"/>
+        </w:rPr>
+        <w:t>электрондық</w:t>
+      </w:r>
+      <w:proofErr w:type="spellEnd"/>
+      <w:r>
+        <w:rPr>
+          <w:rFonts w:ascii="Times New Roman" w:eastAsia="Times New Roman" w:hAnsi="Times New Roman" w:cs="Times New Roman"/>
+          <w:sz w:val="26"/>
+          <w:szCs w:val="26"/>
+          <w:lang w:eastAsia="ru-RU"/>
+        </w:rPr>
+        <w:t xml:space="preserve"> </w:t>
+      </w:r>
+      <w:proofErr w:type="spellStart"/>
+      <w:r>
+        <w:rPr>
+          <w:rFonts w:ascii="Times New Roman" w:eastAsia="Times New Roman" w:hAnsi="Times New Roman" w:cs="Times New Roman"/>
+          <w:sz w:val="26"/>
+          <w:szCs w:val="26"/>
+          <w:lang w:eastAsia="ru-RU"/>
+        </w:rPr>
+        <w:t>пошта</w:t>
+      </w:r>
+      <w:proofErr w:type="spellEnd"/>
+      <w:r>
+        <w:rPr>
+          <w:rFonts w:ascii="Times New Roman" w:eastAsia="Times New Roman" w:hAnsi="Times New Roman" w:cs="Times New Roman"/>
+          <w:sz w:val="26"/>
+          <w:szCs w:val="26"/>
+          <w:lang w:eastAsia="ru-RU"/>
+        </w:rPr>
+        <w:t xml:space="preserve"> </w:t>
+      </w:r>
+      <w:proofErr w:type="spellStart"/>
+      <w:r>
+        <w:rPr>
+          <w:rFonts w:ascii="Times New Roman" w:eastAsia="Times New Roman" w:hAnsi="Times New Roman" w:cs="Times New Roman"/>
+          <w:sz w:val="26"/>
+          <w:szCs w:val="26"/>
+          <w:lang w:eastAsia="ru-RU"/>
+        </w:rPr>
+        <w:t>арқылы</w:t>
+      </w:r>
+      <w:proofErr w:type="spellEnd"/>
+      <w:r>
+        <w:rPr>
+          <w:rFonts w:ascii="Times New Roman" w:eastAsia="Times New Roman" w:hAnsi="Times New Roman" w:cs="Times New Roman"/>
+          <w:sz w:val="26"/>
+          <w:szCs w:val="26"/>
+          <w:lang w:eastAsia="ru-RU"/>
+        </w:rPr>
+        <w:t xml:space="preserve"> </w:t>
+      </w:r>
+      <w:proofErr w:type="spellStart"/>
+      <w:r>
+        <w:rPr>
+          <w:rFonts w:ascii="Times New Roman" w:eastAsia="Times New Roman" w:hAnsi="Times New Roman" w:cs="Times New Roman"/>
+          <w:sz w:val="26"/>
+          <w:szCs w:val="26"/>
+          <w:lang w:eastAsia="ru-RU"/>
+        </w:rPr>
+        <w:t>жіберілуі</w:t>
+      </w:r>
+      <w:proofErr w:type="spellEnd"/>
+      <w:r>
+        <w:rPr>
+          <w:rFonts w:ascii="Times New Roman" w:eastAsia="Times New Roman" w:hAnsi="Times New Roman" w:cs="Times New Roman"/>
+          <w:sz w:val="26"/>
+          <w:szCs w:val="26"/>
+          <w:lang w:eastAsia="ru-RU"/>
+        </w:rPr>
+        <w:t xml:space="preserve"> </w:t>
+      </w:r>
+      <w:proofErr w:type="spellStart"/>
+      <w:r>
+        <w:rPr>
+          <w:rFonts w:ascii="Times New Roman" w:eastAsia="Times New Roman" w:hAnsi="Times New Roman" w:cs="Times New Roman"/>
+          <w:sz w:val="26"/>
+          <w:szCs w:val="26"/>
+          <w:lang w:eastAsia="ru-RU"/>
+        </w:rPr>
+        <w:t>тиіс</w:t>
+      </w:r>
+      <w:proofErr w:type="spellEnd"/>
       <w:r>
         <w:rPr>
           <w:rFonts w:ascii="Times New Roman" w:eastAsia="Times New Roman" w:hAnsi="Times New Roman" w:cs="Times New Roman"/>
@@ -3579,8 +6923,19 @@
           <w:szCs w:val="26"/>
           <w:lang w:eastAsia="ru-RU"/>
         </w:rPr>
-        <w:t>о проведении постерной</w:t>
-      </w:r>
+        <w:t xml:space="preserve">о проведении </w:t>
+      </w:r>
+      <w:proofErr w:type="spellStart"/>
+      <w:r>
+        <w:rPr>
+          <w:rFonts w:ascii="Times New Roman" w:eastAsia="Times New Roman" w:hAnsi="Times New Roman" w:cs="Times New Roman"/>
+          <w:sz w:val="26"/>
+          <w:szCs w:val="26"/>
+          <w:lang w:eastAsia="ru-RU"/>
+        </w:rPr>
+        <w:t>постерной</w:t>
+      </w:r>
+      <w:proofErr w:type="spellEnd"/>
       <w:r>
         <w:rPr>
           <w:rFonts w:ascii="Times New Roman" w:eastAsia="Times New Roman" w:hAnsi="Times New Roman" w:cs="Times New Roman"/>
@@ -3641,7 +6996,79 @@
           <w:sz w:val="26"/>
           <w:szCs w:val="26"/>
         </w:rPr>
-        <w:t>международным участием) Asia-Pacific Organizationfor Cancer Prevention (APOCP), в рамках 75-летия Кокшетауского высшего медицинского колледжа.</w:t>
+        <w:t xml:space="preserve">международным участием) Asia-Pacific </w:t>
+      </w:r>
+      <w:proofErr w:type="spellStart"/>
+      <w:r>
+        <w:rPr>
+          <w:rFonts w:ascii="Times New Roman" w:hAnsi="Times New Roman" w:cs="Times New Roman"/>
+          <w:sz w:val="26"/>
+          <w:szCs w:val="26"/>
+        </w:rPr>
+        <w:t>Organizationfor</w:t>
+      </w:r>
+      <w:proofErr w:type="spellEnd"/>
+      <w:r>
+        <w:rPr>
+          <w:rFonts w:ascii="Times New Roman" w:hAnsi="Times New Roman" w:cs="Times New Roman"/>
+          <w:sz w:val="26"/>
+          <w:szCs w:val="26"/>
+        </w:rPr>
+        <w:t xml:space="preserve"> </w:t>
+      </w:r>
+      <w:proofErr w:type="spellStart"/>
+      <w:r>
+        <w:rPr>
+          <w:rFonts w:ascii="Times New Roman" w:hAnsi="Times New Roman" w:cs="Times New Roman"/>
+          <w:sz w:val="26"/>
+          <w:szCs w:val="26"/>
+        </w:rPr>
+        <w:t>Cancer</w:t>
+      </w:r>
+      <w:proofErr w:type="spellEnd"/>
+      <w:r>
+        <w:rPr>
+          <w:rFonts w:ascii="Times New Roman" w:hAnsi="Times New Roman" w:cs="Times New Roman"/>
+          <w:sz w:val="26"/>
+          <w:szCs w:val="26"/>
+        </w:rPr>
+        <w:t xml:space="preserve"> </w:t>
+      </w:r>
+      <w:proofErr w:type="spellStart"/>
+      <w:r>
+        <w:rPr>
+          <w:rFonts w:ascii="Times New Roman" w:hAnsi="Times New Roman" w:cs="Times New Roman"/>
+          <w:sz w:val="26"/>
+          <w:szCs w:val="26"/>
+        </w:rPr>
+        <w:t>Prevention</w:t>
+      </w:r>
+      <w:proofErr w:type="spellEnd"/>
+      <w:r>
+        <w:rPr>
+          <w:rFonts w:ascii="Times New Roman" w:hAnsi="Times New Roman" w:cs="Times New Roman"/>
+          <w:sz w:val="26"/>
+          <w:szCs w:val="26"/>
+        </w:rPr>
+        <w:t xml:space="preserve"> (APOCP), в рамках 75-летия </w:t>
+      </w:r>
+      <w:proofErr w:type="spellStart"/>
+      <w:r>
+        <w:rPr>
+          <w:rFonts w:ascii="Times New Roman" w:hAnsi="Times New Roman" w:cs="Times New Roman"/>
+          <w:sz w:val="26"/>
+          <w:szCs w:val="26"/>
+        </w:rPr>
+        <w:t>Кокшетауского</w:t>
+      </w:r>
+      <w:proofErr w:type="spellEnd"/>
+      <w:r>
+        <w:rPr>
+          <w:rFonts w:ascii="Times New Roman" w:hAnsi="Times New Roman" w:cs="Times New Roman"/>
+          <w:sz w:val="26"/>
+          <w:szCs w:val="26"/>
+        </w:rPr>
+        <w:t xml:space="preserve"> высшего медицинского колледжа.</w:t>
       </w:r>
     </w:p>
     <w:p>
@@ -3891,7 +7318,6 @@
           <w:szCs w:val="26"/>
           <w:lang w:val="kk-KZ"/>
         </w:rPr>
-        <w:lastRenderedPageBreak/>
         <w:t>Кокшетау, 2025</w:t>
       </w:r>
     </w:p>
@@ -3949,8 +7375,19 @@
           <w:szCs w:val="26"/>
           <w:lang w:eastAsia="ru-RU"/>
         </w:rPr>
-        <w:t>1.1. Постерная</w:t>
-      </w:r>
+        <w:t xml:space="preserve">1.1. </w:t>
+      </w:r>
+      <w:proofErr w:type="spellStart"/>
+      <w:r>
+        <w:rPr>
+          <w:rFonts w:ascii="Times New Roman" w:eastAsia="Times New Roman" w:hAnsi="Times New Roman" w:cs="Times New Roman"/>
+          <w:sz w:val="26"/>
+          <w:szCs w:val="26"/>
+          <w:lang w:eastAsia="ru-RU"/>
+        </w:rPr>
+        <w:t>Постерная</w:t>
+      </w:r>
+      <w:proofErr w:type="spellEnd"/>
       <w:r>
         <w:rPr>
           <w:rFonts w:ascii="Times New Roman" w:eastAsia="Times New Roman" w:hAnsi="Times New Roman" w:cs="Times New Roman"/>
@@ -4043,7 +7480,79 @@
           <w:sz w:val="26"/>
           <w:szCs w:val="26"/>
         </w:rPr>
-        <w:t>Asia-Pacific Organizationfor Cancer Prevention (APOCP), в рамках 75-летия Кокшетауского высшего медицинского колледжа.</w:t>
+        <w:t xml:space="preserve">Asia-Pacific </w:t>
+      </w:r>
+      <w:proofErr w:type="spellStart"/>
+      <w:r>
+        <w:rPr>
+          <w:rFonts w:ascii="Times New Roman" w:hAnsi="Times New Roman" w:cs="Times New Roman"/>
+          <w:sz w:val="26"/>
+          <w:szCs w:val="26"/>
+        </w:rPr>
+        <w:t>Organizationfor</w:t>
+      </w:r>
+      <w:proofErr w:type="spellEnd"/>
+      <w:r>
+        <w:rPr>
+          <w:rFonts w:ascii="Times New Roman" w:hAnsi="Times New Roman" w:cs="Times New Roman"/>
+          <w:sz w:val="26"/>
+          <w:szCs w:val="26"/>
+        </w:rPr>
+        <w:t xml:space="preserve"> </w:t>
+      </w:r>
+      <w:proofErr w:type="spellStart"/>
+      <w:r>
+        <w:rPr>
+          <w:rFonts w:ascii="Times New Roman" w:hAnsi="Times New Roman" w:cs="Times New Roman"/>
+          <w:sz w:val="26"/>
+          <w:szCs w:val="26"/>
+        </w:rPr>
+        <w:t>Cancer</w:t>
+      </w:r>
+      <w:proofErr w:type="spellEnd"/>
+      <w:r>
+        <w:rPr>
+          <w:rFonts w:ascii="Times New Roman" w:hAnsi="Times New Roman" w:cs="Times New Roman"/>
+          <w:sz w:val="26"/>
+          <w:szCs w:val="26"/>
+        </w:rPr>
+        <w:t xml:space="preserve"> </w:t>
+      </w:r>
+      <w:proofErr w:type="spellStart"/>
+      <w:r>
+        <w:rPr>
+          <w:rFonts w:ascii="Times New Roman" w:hAnsi="Times New Roman" w:cs="Times New Roman"/>
+          <w:sz w:val="26"/>
+          <w:szCs w:val="26"/>
+        </w:rPr>
+        <w:t>Prevention</w:t>
+      </w:r>
+      <w:proofErr w:type="spellEnd"/>
+      <w:r>
+        <w:rPr>
+          <w:rFonts w:ascii="Times New Roman" w:hAnsi="Times New Roman" w:cs="Times New Roman"/>
+          <w:sz w:val="26"/>
+          <w:szCs w:val="26"/>
+        </w:rPr>
+        <w:t xml:space="preserve"> (APOCP), в рамках 75-летия </w:t>
+      </w:r>
+      <w:proofErr w:type="spellStart"/>
+      <w:r>
+        <w:rPr>
+          <w:rFonts w:ascii="Times New Roman" w:hAnsi="Times New Roman" w:cs="Times New Roman"/>
+          <w:sz w:val="26"/>
+          <w:szCs w:val="26"/>
+        </w:rPr>
+        <w:t>Кокшетауского</w:t>
+      </w:r>
+      <w:proofErr w:type="spellEnd"/>
+      <w:r>
+        <w:rPr>
+          <w:rFonts w:ascii="Times New Roman" w:hAnsi="Times New Roman" w:cs="Times New Roman"/>
+          <w:sz w:val="26"/>
+          <w:szCs w:val="26"/>
+        </w:rPr>
+        <w:t xml:space="preserve"> высшего медицинского колледжа.</w:t>
       </w:r>
     </w:p>
     <w:p>
@@ -4123,7 +7632,25 @@
           <w:sz w:val="26"/>
           <w:szCs w:val="26"/>
         </w:rPr>
-        <w:t>К участию в постерной/стендовой сессии приглашаются:</w:t>
+        <w:t xml:space="preserve">К участию в </w:t>
+      </w:r>
+      <w:proofErr w:type="spellStart"/>
+      <w:r>
+        <w:rPr>
+          <w:rFonts w:ascii="Times New Roman" w:hAnsi="Times New Roman" w:cs="Times New Roman"/>
+          <w:sz w:val="26"/>
+          <w:szCs w:val="26"/>
+        </w:rPr>
+        <w:t>постерной</w:t>
+      </w:r>
+      <w:proofErr w:type="spellEnd"/>
+      <w:r>
+        <w:rPr>
+          <w:rFonts w:ascii="Times New Roman" w:hAnsi="Times New Roman" w:cs="Times New Roman"/>
+          <w:sz w:val="26"/>
+          <w:szCs w:val="26"/>
+        </w:rPr>
+        <w:t>/стендовой сессии приглашаются:</w:t>
       </w:r>
     </w:p>
     <w:p>
@@ -4281,8 +7808,21 @@
           <w:szCs w:val="26"/>
           <w:lang w:eastAsia="ru-RU"/>
         </w:rPr>
-        <w:t>адачи постерной</w:t>
-      </w:r>
+        <w:t xml:space="preserve">адачи </w:t>
+      </w:r>
+      <w:proofErr w:type="spellStart"/>
+      <w:r>
+        <w:rPr>
+          <w:rFonts w:ascii="Times New Roman" w:eastAsia="Times New Roman" w:hAnsi="Times New Roman" w:cs="Times New Roman"/>
+          <w:b/>
+          <w:bCs/>
+          <w:sz w:val="26"/>
+          <w:szCs w:val="26"/>
+          <w:lang w:eastAsia="ru-RU"/>
+        </w:rPr>
+        <w:t>постерной</w:t>
+      </w:r>
+      <w:proofErr w:type="spellEnd"/>
       <w:r>
         <w:rPr>
           <w:rFonts w:ascii="Times New Roman" w:eastAsia="Times New Roman" w:hAnsi="Times New Roman" w:cs="Times New Roman"/>
@@ -4333,16 +7873,36 @@
           <w:szCs w:val="26"/>
           <w:lang w:eastAsia="ru-RU"/>
         </w:rPr>
-        <w:t>Содействие межпрофессиональном</w:t>
-      </w:r>
-      <w:r>
-        <w:rPr>
-          <w:rFonts w:ascii="Times New Roman" w:eastAsia="Times New Roman" w:hAnsi="Times New Roman" w:cs="Times New Roman"/>
-          <w:sz w:val="26"/>
-          <w:szCs w:val="26"/>
-          <w:lang w:eastAsia="ru-RU"/>
-        </w:rPr>
-        <w:t>у диалогу и обмену опытом.</w:t>
+        <w:t xml:space="preserve">Содействие </w:t>
+      </w:r>
+      <w:proofErr w:type="spellStart"/>
+      <w:r>
+        <w:rPr>
+          <w:rFonts w:ascii="Times New Roman" w:eastAsia="Times New Roman" w:hAnsi="Times New Roman" w:cs="Times New Roman"/>
+          <w:sz w:val="26"/>
+          <w:szCs w:val="26"/>
+          <w:lang w:eastAsia="ru-RU"/>
+        </w:rPr>
+        <w:t>межпрофессиональном</w:t>
+      </w:r>
+      <w:r>
+        <w:rPr>
+          <w:rFonts w:ascii="Times New Roman" w:eastAsia="Times New Roman" w:hAnsi="Times New Roman" w:cs="Times New Roman"/>
+          <w:sz w:val="26"/>
+          <w:szCs w:val="26"/>
+          <w:lang w:eastAsia="ru-RU"/>
+        </w:rPr>
+        <w:t>у</w:t>
+      </w:r>
+      <w:proofErr w:type="spellEnd"/>
+      <w:r>
+        <w:rPr>
+          <w:rFonts w:ascii="Times New Roman" w:eastAsia="Times New Roman" w:hAnsi="Times New Roman" w:cs="Times New Roman"/>
+          <w:sz w:val="26"/>
+          <w:szCs w:val="26"/>
+          <w:lang w:eastAsia="ru-RU"/>
+        </w:rPr>
+        <w:t xml:space="preserve"> диалогу и обмену опытом.</w:t>
       </w:r>
       <w:r>
         <w:rPr>
@@ -4417,8 +7977,21 @@
           <w:szCs w:val="26"/>
           <w:lang w:eastAsia="ru-RU"/>
         </w:rPr>
-        <w:t>3. Тематика постерных</w:t>
-      </w:r>
+        <w:t xml:space="preserve">3. Тематика </w:t>
+      </w:r>
+      <w:proofErr w:type="spellStart"/>
+      <w:r>
+        <w:rPr>
+          <w:rFonts w:ascii="Times New Roman" w:eastAsia="Times New Roman" w:hAnsi="Times New Roman" w:cs="Times New Roman"/>
+          <w:b/>
+          <w:bCs/>
+          <w:sz w:val="26"/>
+          <w:szCs w:val="26"/>
+          <w:lang w:eastAsia="ru-RU"/>
+        </w:rPr>
+        <w:t>постерных</w:t>
+      </w:r>
+      <w:proofErr w:type="spellEnd"/>
       <w:r>
         <w:rPr>
           <w:rFonts w:ascii="Times New Roman" w:eastAsia="Times New Roman" w:hAnsi="Times New Roman" w:cs="Times New Roman"/>
@@ -4642,6 +8215,7 @@
           <w:szCs w:val="26"/>
           <w:lang w:eastAsia="ru-RU"/>
         </w:rPr>
+        <w:lastRenderedPageBreak/>
         <w:t>4. Условия участия</w:t>
       </w:r>
     </w:p>
@@ -4705,6 +8279,7 @@
         </w:rPr>
         <w:t xml:space="preserve"> </w:t>
       </w:r>
+      <w:proofErr w:type="spellStart"/>
       <w:r>
         <w:rPr>
           <w:rFonts w:ascii="Times New Roman" w:eastAsia="Times New Roman" w:hAnsi="Times New Roman" w:cs="Times New Roman"/>
@@ -4723,6 +8298,7 @@
         </w:rPr>
         <w:t>ерного</w:t>
       </w:r>
+      <w:proofErr w:type="spellEnd"/>
       <w:r>
         <w:rPr>
           <w:rFonts w:ascii="Times New Roman" w:eastAsia="Times New Roman" w:hAnsi="Times New Roman" w:cs="Times New Roman"/>
@@ -5123,7 +8699,27 @@
           <w:szCs w:val="26"/>
           <w:lang w:eastAsia="ru-RU"/>
         </w:rPr>
-        <w:t>ФИО и организация автора(ов),</w:t>
+        <w:t>ФИО и организация автора(</w:t>
+      </w:r>
+      <w:proofErr w:type="spellStart"/>
+      <w:r>
+        <w:rPr>
+          <w:rFonts w:ascii="Times New Roman" w:eastAsia="Times New Roman" w:hAnsi="Times New Roman" w:cs="Times New Roman"/>
+          <w:sz w:val="26"/>
+          <w:szCs w:val="26"/>
+          <w:lang w:eastAsia="ru-RU"/>
+        </w:rPr>
+        <w:t>ов</w:t>
+      </w:r>
+      <w:proofErr w:type="spellEnd"/>
+      <w:r>
+        <w:rPr>
+          <w:rFonts w:ascii="Times New Roman" w:eastAsia="Times New Roman" w:hAnsi="Times New Roman" w:cs="Times New Roman"/>
+          <w:sz w:val="26"/>
+          <w:szCs w:val="26"/>
+          <w:lang w:eastAsia="ru-RU"/>
+        </w:rPr>
+        <w:t>),</w:t>
       </w:r>
     </w:p>
     <w:p>
@@ -5218,16 +8814,36 @@
           <w:szCs w:val="26"/>
           <w:lang w:eastAsia="ru-RU"/>
         </w:rPr>
-        <w:t xml:space="preserve">5.3. Язык </w:t>
-      </w:r>
-      <w:r>
-        <w:rPr>
-          <w:rFonts w:ascii="Times New Roman" w:eastAsia="Times New Roman" w:hAnsi="Times New Roman" w:cs="Times New Roman"/>
-          <w:sz w:val="26"/>
-          <w:szCs w:val="26"/>
-          <w:lang w:eastAsia="ru-RU"/>
-        </w:rPr>
-        <w:t xml:space="preserve"> казахский,</w:t>
+        <w:t xml:space="preserve">5.3. </w:t>
+      </w:r>
+      <w:proofErr w:type="gramStart"/>
+      <w:r>
+        <w:rPr>
+          <w:rFonts w:ascii="Times New Roman" w:eastAsia="Times New Roman" w:hAnsi="Times New Roman" w:cs="Times New Roman"/>
+          <w:sz w:val="26"/>
+          <w:szCs w:val="26"/>
+          <w:lang w:eastAsia="ru-RU"/>
+        </w:rPr>
+        <w:t xml:space="preserve">Язык </w:t>
+      </w:r>
+      <w:r>
+        <w:rPr>
+          <w:rFonts w:ascii="Times New Roman" w:eastAsia="Times New Roman" w:hAnsi="Times New Roman" w:cs="Times New Roman"/>
+          <w:sz w:val="26"/>
+          <w:szCs w:val="26"/>
+          <w:lang w:eastAsia="ru-RU"/>
+        </w:rPr>
+        <w:t xml:space="preserve"> казахский</w:t>
+      </w:r>
+      <w:proofErr w:type="gramEnd"/>
+      <w:r>
+        <w:rPr>
+          <w:rFonts w:ascii="Times New Roman" w:eastAsia="Times New Roman" w:hAnsi="Times New Roman" w:cs="Times New Roman"/>
+          <w:sz w:val="26"/>
+          <w:szCs w:val="26"/>
+          <w:lang w:eastAsia="ru-RU"/>
+        </w:rPr>
+        <w:t>,</w:t>
       </w:r>
       <w:r>
         <w:rPr>
@@ -5390,14 +9006,25 @@
           <w:lang w:eastAsia="ru-RU"/>
         </w:rPr>
       </w:pPr>
-      <w:r>
-        <w:rPr>
-          <w:rFonts w:ascii="Times New Roman" w:eastAsia="Times New Roman" w:hAnsi="Times New Roman" w:cs="Times New Roman"/>
-          <w:sz w:val="26"/>
-          <w:szCs w:val="26"/>
-          <w:lang w:eastAsia="ru-RU"/>
-        </w:rPr>
-        <w:t>Ярошинская Ирина Казимировна</w:t>
+      <w:proofErr w:type="spellStart"/>
+      <w:r>
+        <w:rPr>
+          <w:rFonts w:ascii="Times New Roman" w:eastAsia="Times New Roman" w:hAnsi="Times New Roman" w:cs="Times New Roman"/>
+          <w:sz w:val="26"/>
+          <w:szCs w:val="26"/>
+          <w:lang w:eastAsia="ru-RU"/>
+        </w:rPr>
+        <w:t>Ярошинская</w:t>
+      </w:r>
+      <w:proofErr w:type="spellEnd"/>
+      <w:r>
+        <w:rPr>
+          <w:rFonts w:ascii="Times New Roman" w:eastAsia="Times New Roman" w:hAnsi="Times New Roman" w:cs="Times New Roman"/>
+          <w:sz w:val="26"/>
+          <w:szCs w:val="26"/>
+          <w:lang w:eastAsia="ru-RU"/>
+        </w:rPr>
+        <w:t xml:space="preserve"> Ирина Казимировна</w:t>
       </w:r>
       <w:r>
         <w:rPr>
@@ -5538,15 +9165,37 @@
           <w:lang w:eastAsia="ru-RU"/>
         </w:rPr>
       </w:pPr>
-      <w:r>
-        <w:rPr>
-          <w:rFonts w:ascii="Times New Roman" w:eastAsia="Times New Roman" w:hAnsi="Times New Roman" w:cs="Times New Roman"/>
-          <w:sz w:val="26"/>
-          <w:szCs w:val="26"/>
-          <w:lang w:eastAsia="ru-RU"/>
-        </w:rPr>
-        <w:t>Куспанова Айгуль Рысбековна</w:t>
-      </w:r>
+      <w:proofErr w:type="spellStart"/>
+      <w:r>
+        <w:rPr>
+          <w:rFonts w:ascii="Times New Roman" w:eastAsia="Times New Roman" w:hAnsi="Times New Roman" w:cs="Times New Roman"/>
+          <w:sz w:val="26"/>
+          <w:szCs w:val="26"/>
+          <w:lang w:eastAsia="ru-RU"/>
+        </w:rPr>
+        <w:t>Куспанова</w:t>
+      </w:r>
+      <w:proofErr w:type="spellEnd"/>
+      <w:r>
+        <w:rPr>
+          <w:rFonts w:ascii="Times New Roman" w:eastAsia="Times New Roman" w:hAnsi="Times New Roman" w:cs="Times New Roman"/>
+          <w:sz w:val="26"/>
+          <w:szCs w:val="26"/>
+          <w:lang w:eastAsia="ru-RU"/>
+        </w:rPr>
+        <w:t xml:space="preserve"> Айгуль </w:t>
+      </w:r>
+      <w:proofErr w:type="spellStart"/>
+      <w:r>
+        <w:rPr>
+          <w:rFonts w:ascii="Times New Roman" w:eastAsia="Times New Roman" w:hAnsi="Times New Roman" w:cs="Times New Roman"/>
+          <w:sz w:val="26"/>
+          <w:szCs w:val="26"/>
+          <w:lang w:eastAsia="ru-RU"/>
+        </w:rPr>
+        <w:t>Рысбековна</w:t>
+      </w:r>
+      <w:proofErr w:type="spellEnd"/>
       <w:r>
         <w:rPr>
           <w:rFonts w:ascii="Times New Roman" w:eastAsia="Times New Roman" w:hAnsi="Times New Roman" w:cs="Times New Roman"/>
@@ -5662,8 +9311,6 @@
           <w:szCs w:val="26"/>
         </w:rPr>
       </w:pPr>
-      <w:bookmarkStart w:id="0" w:name="_GoBack"/>
-      <w:bookmarkEnd w:id="0"/>
     </w:p>
     <w:p>
       <w:pPr>
@@ -5956,7 +9603,79 @@
           <w:sz w:val="28"/>
           <w:szCs w:val="28"/>
         </w:rPr>
-        <w:t>с международным участием) Asia-Pacific Organizationfor Cancer Prevention (APOCP), в рамках 75-летия Кокшетауского высшего медицинского колледжа.</w:t>
+        <w:t xml:space="preserve">с международным участием) Asia-Pacific </w:t>
+      </w:r>
+      <w:proofErr w:type="spellStart"/>
+      <w:r>
+        <w:rPr>
+          <w:rFonts w:ascii="Times New Roman" w:hAnsi="Times New Roman" w:cs="Times New Roman"/>
+          <w:sz w:val="28"/>
+          <w:szCs w:val="28"/>
+        </w:rPr>
+        <w:t>Organizationfor</w:t>
+      </w:r>
+      <w:proofErr w:type="spellEnd"/>
+      <w:r>
+        <w:rPr>
+          <w:rFonts w:ascii="Times New Roman" w:hAnsi="Times New Roman" w:cs="Times New Roman"/>
+          <w:sz w:val="28"/>
+          <w:szCs w:val="28"/>
+        </w:rPr>
+        <w:t xml:space="preserve"> </w:t>
+      </w:r>
+      <w:proofErr w:type="spellStart"/>
+      <w:r>
+        <w:rPr>
+          <w:rFonts w:ascii="Times New Roman" w:hAnsi="Times New Roman" w:cs="Times New Roman"/>
+          <w:sz w:val="28"/>
+          <w:szCs w:val="28"/>
+        </w:rPr>
+        <w:t>Cancer</w:t>
+      </w:r>
+      <w:proofErr w:type="spellEnd"/>
+      <w:r>
+        <w:rPr>
+          <w:rFonts w:ascii="Times New Roman" w:hAnsi="Times New Roman" w:cs="Times New Roman"/>
+          <w:sz w:val="28"/>
+          <w:szCs w:val="28"/>
+        </w:rPr>
+        <w:t xml:space="preserve"> </w:t>
+      </w:r>
+      <w:proofErr w:type="spellStart"/>
+      <w:r>
+        <w:rPr>
+          <w:rFonts w:ascii="Times New Roman" w:hAnsi="Times New Roman" w:cs="Times New Roman"/>
+          <w:sz w:val="28"/>
+          <w:szCs w:val="28"/>
+        </w:rPr>
+        <w:t>Prevention</w:t>
+      </w:r>
+      <w:proofErr w:type="spellEnd"/>
+      <w:r>
+        <w:rPr>
+          <w:rFonts w:ascii="Times New Roman" w:hAnsi="Times New Roman" w:cs="Times New Roman"/>
+          <w:sz w:val="28"/>
+          <w:szCs w:val="28"/>
+        </w:rPr>
+        <w:t xml:space="preserve"> (APOCP), в рамках 75-летия </w:t>
+      </w:r>
+      <w:proofErr w:type="spellStart"/>
+      <w:r>
+        <w:rPr>
+          <w:rFonts w:ascii="Times New Roman" w:hAnsi="Times New Roman" w:cs="Times New Roman"/>
+          <w:sz w:val="28"/>
+          <w:szCs w:val="28"/>
+        </w:rPr>
+        <w:t>Кокшетауского</w:t>
+      </w:r>
+      <w:proofErr w:type="spellEnd"/>
+      <w:r>
+        <w:rPr>
+          <w:rFonts w:ascii="Times New Roman" w:hAnsi="Times New Roman" w:cs="Times New Roman"/>
+          <w:sz w:val="28"/>
+          <w:szCs w:val="28"/>
+        </w:rPr>
+        <w:t xml:space="preserve"> высшего медицинского колледжа.</w:t>
       </w:r>
     </w:p>
     <w:p>
@@ -6059,7 +9778,7 @@
         <w:tblStyle w:val="a5"/>
         <w:tblW w:w="0" w:type="auto"/>
         <w:tblInd w:w="-459" w:type="dxa"/>
-        <w:tblLook w:val="04A0"/>
+        <w:tblLook w:val="04A0" w:firstRow="1" w:lastRow="0" w:firstColumn="1" w:lastColumn="0" w:noHBand="0" w:noVBand="1"/>
       </w:tblPr>
       <w:tblGrid>
         <w:gridCol w:w="4962"/>
@@ -6130,7 +9849,25 @@
                 <w:sz w:val="26"/>
                 <w:szCs w:val="26"/>
               </w:rPr>
-              <w:t>Название постерного/стендового доклада</w:t>
+              <w:t xml:space="preserve">Название </w:t>
+            </w:r>
+            <w:proofErr w:type="spellStart"/>
+            <w:r>
+              <w:rPr>
+                <w:rFonts w:ascii="Times New Roman" w:hAnsi="Times New Roman" w:cs="Times New Roman"/>
+                <w:sz w:val="26"/>
+                <w:szCs w:val="26"/>
+              </w:rPr>
+              <w:t>постерного</w:t>
+            </w:r>
+            <w:proofErr w:type="spellEnd"/>
+            <w:r>
+              <w:rPr>
+                <w:rFonts w:ascii="Times New Roman" w:hAnsi="Times New Roman" w:cs="Times New Roman"/>
+                <w:sz w:val="26"/>
+                <w:szCs w:val="26"/>
+              </w:rPr>
+              <w:t>/стендового доклада</w:t>
             </w:r>
           </w:p>
         </w:tc>
@@ -6644,8 +10381,8 @@
 </file>
 
 <file path=word/endnotes.xml><?xml version="1.0" encoding="utf-8"?>
-<w:endnotes xmlns:ve="http://schemas.openxmlformats.org/markup-compatibility/2006" xmlns:o="urn:schemas-microsoft-com:office:office" xmlns:r="http://schemas.openxmlformats.org/officeDocument/2006/relationships" xmlns:m="http://schemas.openxmlformats.org/officeDocument/2006/math" xmlns:v="urn:schemas-microsoft-com:vml" xmlns:wp="http://schemas.openxmlformats.org/drawingml/2006/wordprocessingDrawing" xmlns:w10="urn:schemas-microsoft-com:office:word" xmlns:w="http://schemas.openxmlformats.org/wordprocessingml/2006/main" xmlns:wne="http://schemas.microsoft.com/office/word/2006/wordml">
-  <w:endnote w:type="separator" w:id="0">
+<w:endnotes xmlns:wpc="http://schemas.microsoft.com/office/word/2010/wordprocessingCanvas" xmlns:cx="http://schemas.microsoft.com/office/drawing/2014/chartex" xmlns:cx1="http://schemas.microsoft.com/office/drawing/2015/9/8/chartex" xmlns:cx2="http://schemas.microsoft.com/office/drawing/2015/10/21/chartex" xmlns:cx3="http://schemas.microsoft.com/office/drawing/2016/5/9/chartex" xmlns:cx4="http://schemas.microsoft.com/office/drawing/2016/5/10/chartex" xmlns:cx5="http://schemas.microsoft.com/office/drawing/2016/5/11/chartex" xmlns:cx6="http://schemas.microsoft.com/office/drawing/2016/5/12/chartex" xmlns:cx7="http://schemas.microsoft.com/office/drawing/2016/5/13/chartex" xmlns:cx8="http://schemas.microsoft.com/office/drawing/2016/5/14/chartex" xmlns:mc="http://schemas.openxmlformats.org/markup-compatibility/2006" xmlns:aink="http://schemas.microsoft.com/office/drawing/2016/ink" xmlns:am3d="http://schemas.microsoft.com/office/drawing/2017/model3d" xmlns:o="urn:schemas-microsoft-com:office:office" xmlns:oel="http://schemas.microsoft.com/office/2019/extlst" xmlns:r="http://schemas.openxmlformats.org/officeDocument/2006/relationships" xmlns:m="http://schemas.openxmlformats.org/officeDocument/2006/math" xmlns:v="urn:schemas-microsoft-com:vml" xmlns:wp14="http://schemas.microsoft.com/office/word/2010/wordprocessingDrawing" xmlns:wp="http://schemas.openxmlformats.org/drawingml/2006/wordprocessingDrawing" xmlns:w10="urn:schemas-microsoft-com:office:word" xmlns:w="http://schemas.openxmlformats.org/wordprocessingml/2006/main" xmlns:w14="http://schemas.microsoft.com/office/word/2010/wordml" xmlns:w15="http://schemas.microsoft.com/office/word/2012/wordml" xmlns:w16cex="http://schemas.microsoft.com/office/word/2018/wordml/cex" xmlns:w16cid="http://schemas.microsoft.com/office/word/2016/wordml/cid" xmlns:w16="http://schemas.microsoft.com/office/word/2018/wordml" xmlns:w16du="http://schemas.microsoft.com/office/word/2023/wordml/word16du" xmlns:w16sdtdh="http://schemas.microsoft.com/office/word/2020/wordml/sdtdatahash" xmlns:w16sdtfl="http://schemas.microsoft.com/office/word/2024/wordml/sdtformatlock" xmlns:w16se="http://schemas.microsoft.com/office/word/2015/wordml/symex" xmlns:wpg="http://schemas.microsoft.com/office/word/2010/wordprocessingGroup" xmlns:wpi="http://schemas.microsoft.com/office/word/2010/wordprocessingInk" xmlns:wne="http://schemas.microsoft.com/office/word/2006/wordml" xmlns:wps="http://schemas.microsoft.com/office/word/2010/wordprocessingShape" mc:Ignorable="w14 w15 w16se w16cid w16 w16cex w16sdtdh w16sdtfl w16du wp14">
+  <w:endnote w:type="separator" w:id="-1">
     <w:p>
       <w:pPr>
         <w:spacing w:after="0" w:line="240" w:lineRule="auto"/>
@@ -6655,7 +10392,7 @@
       </w:r>
     </w:p>
   </w:endnote>
-  <w:endnote w:type="continuationSeparator" w:id="1">
+  <w:endnote w:type="continuationSeparator" w:id="0">
     <w:p>
       <w:pPr>
         <w:spacing w:after="0" w:line="240" w:lineRule="auto"/>
@@ -6669,8 +10406,8 @@
 </file>
 
 <file path=word/footnotes.xml><?xml version="1.0" encoding="utf-8"?>
-<w:footnotes xmlns:ve="http://schemas.openxmlformats.org/markup-compatibility/2006" xmlns:o="urn:schemas-microsoft-com:office:office" xmlns:r="http://schemas.openxmlformats.org/officeDocument/2006/relationships" xmlns:m="http://schemas.openxmlformats.org/officeDocument/2006/math" xmlns:v="urn:schemas-microsoft-com:vml" xmlns:wp="http://schemas.openxmlformats.org/drawingml/2006/wordprocessingDrawing" xmlns:w10="urn:schemas-microsoft-com:office:word" xmlns:w="http://schemas.openxmlformats.org/wordprocessingml/2006/main" xmlns:wne="http://schemas.microsoft.com/office/word/2006/wordml">
-  <w:footnote w:type="separator" w:id="0">
+<w:footnotes xmlns:wpc="http://schemas.microsoft.com/office/word/2010/wordprocessingCanvas" xmlns:cx="http://schemas.microsoft.com/office/drawing/2014/chartex" xmlns:cx1="http://schemas.microsoft.com/office/drawing/2015/9/8/chartex" xmlns:cx2="http://schemas.microsoft.com/office/drawing/2015/10/21/chartex" xmlns:cx3="http://schemas.microsoft.com/office/drawing/2016/5/9/chartex" xmlns:cx4="http://schemas.microsoft.com/office/drawing/2016/5/10/chartex" xmlns:cx5="http://schemas.microsoft.com/office/drawing/2016/5/11/chartex" xmlns:cx6="http://schemas.microsoft.com/office/drawing/2016/5/12/chartex" xmlns:cx7="http://schemas.microsoft.com/office/drawing/2016/5/13/chartex" xmlns:cx8="http://schemas.microsoft.com/office/drawing/2016/5/14/chartex" xmlns:mc="http://schemas.openxmlformats.org/markup-compatibility/2006" xmlns:aink="http://schemas.microsoft.com/office/drawing/2016/ink" xmlns:am3d="http://schemas.microsoft.com/office/drawing/2017/model3d" xmlns:o="urn:schemas-microsoft-com:office:office" xmlns:oel="http://schemas.microsoft.com/office/2019/extlst" xmlns:r="http://schemas.openxmlformats.org/officeDocument/2006/relationships" xmlns:m="http://schemas.openxmlformats.org/officeDocument/2006/math" xmlns:v="urn:schemas-microsoft-com:vml" xmlns:wp14="http://schemas.microsoft.com/office/word/2010/wordprocessingDrawing" xmlns:wp="http://schemas.openxmlformats.org/drawingml/2006/wordprocessingDrawing" xmlns:w10="urn:schemas-microsoft-com:office:word" xmlns:w="http://schemas.openxmlformats.org/wordprocessingml/2006/main" xmlns:w14="http://schemas.microsoft.com/office/word/2010/wordml" xmlns:w15="http://schemas.microsoft.com/office/word/2012/wordml" xmlns:w16cex="http://schemas.microsoft.com/office/word/2018/wordml/cex" xmlns:w16cid="http://schemas.microsoft.com/office/word/2016/wordml/cid" xmlns:w16="http://schemas.microsoft.com/office/word/2018/wordml" xmlns:w16du="http://schemas.microsoft.com/office/word/2023/wordml/word16du" xmlns:w16sdtdh="http://schemas.microsoft.com/office/word/2020/wordml/sdtdatahash" xmlns:w16sdtfl="http://schemas.microsoft.com/office/word/2024/wordml/sdtformatlock" xmlns:w16se="http://schemas.microsoft.com/office/word/2015/wordml/symex" xmlns:wpg="http://schemas.microsoft.com/office/word/2010/wordprocessingGroup" xmlns:wpi="http://schemas.microsoft.com/office/word/2010/wordprocessingInk" xmlns:wne="http://schemas.microsoft.com/office/word/2006/wordml" xmlns:wps="http://schemas.microsoft.com/office/word/2010/wordprocessingShape" mc:Ignorable="w14 w15 w16se w16cid w16 w16cex w16sdtdh w16sdtfl w16du wp14">
+  <w:footnote w:type="separator" w:id="-1">
     <w:p>
       <w:pPr>
         <w:spacing w:after="0" w:line="240" w:lineRule="auto"/>
@@ -6680,7 +10417,7 @@
       </w:r>
     </w:p>
   </w:footnote>
-  <w:footnote w:type="continuationSeparator" w:id="1">
+  <w:footnote w:type="continuationSeparator" w:id="0">
     <w:p>
       <w:pPr>
         <w:spacing w:after="0" w:line="240" w:lineRule="auto"/>
@@ -6694,8 +10431,8 @@
 </file>
 
 <file path=word/numbering.xml><?xml version="1.0" encoding="utf-8"?>
-<w:numbering xmlns:ve="http://schemas.openxmlformats.org/markup-compatibility/2006" xmlns:o="urn:schemas-microsoft-com:office:office" xmlns:r="http://schemas.openxmlformats.org/officeDocument/2006/relationships" xmlns:m="http://schemas.openxmlformats.org/officeDocument/2006/math" xmlns:v="urn:schemas-microsoft-com:vml" xmlns:wp="http://schemas.openxmlformats.org/drawingml/2006/wordprocessingDrawing" xmlns:w10="urn:schemas-microsoft-com:office:word" xmlns:w="http://schemas.openxmlformats.org/wordprocessingml/2006/main" xmlns:wne="http://schemas.microsoft.com/office/word/2006/wordml">
-  <w:abstractNum w:abstractNumId="0">
+<w:numbering xmlns:wpc="http://schemas.microsoft.com/office/word/2010/wordprocessingCanvas" xmlns:cx="http://schemas.microsoft.com/office/drawing/2014/chartex" xmlns:cx1="http://schemas.microsoft.com/office/drawing/2015/9/8/chartex" xmlns:cx2="http://schemas.microsoft.com/office/drawing/2015/10/21/chartex" xmlns:cx3="http://schemas.microsoft.com/office/drawing/2016/5/9/chartex" xmlns:cx4="http://schemas.microsoft.com/office/drawing/2016/5/10/chartex" xmlns:cx5="http://schemas.microsoft.com/office/drawing/2016/5/11/chartex" xmlns:cx6="http://schemas.microsoft.com/office/drawing/2016/5/12/chartex" xmlns:cx7="http://schemas.microsoft.com/office/drawing/2016/5/13/chartex" xmlns:cx8="http://schemas.microsoft.com/office/drawing/2016/5/14/chartex" xmlns:mc="http://schemas.openxmlformats.org/markup-compatibility/2006" xmlns:aink="http://schemas.microsoft.com/office/drawing/2016/ink" xmlns:am3d="http://schemas.microsoft.com/office/drawing/2017/model3d" xmlns:o="urn:schemas-microsoft-com:office:office" xmlns:oel="http://schemas.microsoft.com/office/2019/extlst" xmlns:r="http://schemas.openxmlformats.org/officeDocument/2006/relationships" xmlns:m="http://schemas.openxmlformats.org/officeDocument/2006/math" xmlns:v="urn:schemas-microsoft-com:vml" xmlns:wp14="http://schemas.microsoft.com/office/word/2010/wordprocessingDrawing" xmlns:wp="http://schemas.openxmlformats.org/drawingml/2006/wordprocessingDrawing" xmlns:w10="urn:schemas-microsoft-com:office:word" xmlns:w="http://schemas.openxmlformats.org/wordprocessingml/2006/main" xmlns:w14="http://schemas.microsoft.com/office/word/2010/wordml" xmlns:w15="http://schemas.microsoft.com/office/word/2012/wordml" xmlns:w16cex="http://schemas.microsoft.com/office/word/2018/wordml/cex" xmlns:w16cid="http://schemas.microsoft.com/office/word/2016/wordml/cid" xmlns:w16="http://schemas.microsoft.com/office/word/2018/wordml" xmlns:w16du="http://schemas.microsoft.com/office/word/2023/wordml/word16du" xmlns:w16sdtdh="http://schemas.microsoft.com/office/word/2020/wordml/sdtdatahash" xmlns:w16sdtfl="http://schemas.microsoft.com/office/word/2024/wordml/sdtformatlock" xmlns:w16se="http://schemas.microsoft.com/office/word/2015/wordml/symex" xmlns:wpg="http://schemas.microsoft.com/office/word/2010/wordprocessingGroup" xmlns:wpi="http://schemas.microsoft.com/office/word/2010/wordprocessingInk" xmlns:wne="http://schemas.microsoft.com/office/word/2006/wordml" xmlns:wps="http://schemas.microsoft.com/office/word/2010/wordprocessingShape" mc:Ignorable="w14 w15 w16se w16cid w16 w16cex w16sdtdh w16sdtfl w16du wp14">
+  <w:abstractNum w:abstractNumId="0" w15:restartNumberingAfterBreak="0">
     <w:nsid w:val="05F83875"/>
     <w:multiLevelType w:val="multilevel"/>
     <w:tmpl w:val="2176266A"/>
@@ -6844,7 +10581,7 @@
       </w:rPr>
     </w:lvl>
   </w:abstractNum>
-  <w:abstractNum w:abstractNumId="1">
+  <w:abstractNum w:abstractNumId="1" w15:restartNumberingAfterBreak="0">
     <w:nsid w:val="0CFF3845"/>
     <w:multiLevelType w:val="multilevel"/>
     <w:tmpl w:val="D35CFAA2"/>
@@ -6993,7 +10730,7 @@
       </w:rPr>
     </w:lvl>
   </w:abstractNum>
-  <w:abstractNum w:abstractNumId="2">
+  <w:abstractNum w:abstractNumId="2" w15:restartNumberingAfterBreak="0">
     <w:nsid w:val="0D43737D"/>
     <w:multiLevelType w:val="multilevel"/>
     <w:tmpl w:val="BCA0F688"/>
@@ -7142,7 +10879,7 @@
       </w:rPr>
     </w:lvl>
   </w:abstractNum>
-  <w:abstractNum w:abstractNumId="3">
+  <w:abstractNum w:abstractNumId="3" w15:restartNumberingAfterBreak="0">
     <w:nsid w:val="0E5F00DC"/>
     <w:multiLevelType w:val="multilevel"/>
     <w:tmpl w:val="3D46FCD6"/>
@@ -7291,7 +11028,7 @@
       </w:rPr>
     </w:lvl>
   </w:abstractNum>
-  <w:abstractNum w:abstractNumId="4">
+  <w:abstractNum w:abstractNumId="4" w15:restartNumberingAfterBreak="0">
     <w:nsid w:val="0F350C16"/>
     <w:multiLevelType w:val="multilevel"/>
     <w:tmpl w:val="93B86786"/>
@@ -7440,7 +11177,7 @@
       </w:rPr>
     </w:lvl>
   </w:abstractNum>
-  <w:abstractNum w:abstractNumId="5">
+  <w:abstractNum w:abstractNumId="5" w15:restartNumberingAfterBreak="0">
     <w:nsid w:val="1403647C"/>
     <w:multiLevelType w:val="multilevel"/>
     <w:tmpl w:val="8D243204"/>
@@ -7589,7 +11326,7 @@
       </w:rPr>
     </w:lvl>
   </w:abstractNum>
-  <w:abstractNum w:abstractNumId="6">
+  <w:abstractNum w:abstractNumId="6" w15:restartNumberingAfterBreak="0">
     <w:nsid w:val="17D7470D"/>
     <w:multiLevelType w:val="multilevel"/>
     <w:tmpl w:val="25467A2C"/>
@@ -7738,7 +11475,7 @@
       </w:rPr>
     </w:lvl>
   </w:abstractNum>
-  <w:abstractNum w:abstractNumId="7">
+  <w:abstractNum w:abstractNumId="7" w15:restartNumberingAfterBreak="0">
     <w:nsid w:val="1BA3752A"/>
     <w:multiLevelType w:val="multilevel"/>
     <w:tmpl w:val="1E645F66"/>
@@ -7851,7 +11588,7 @@
       </w:pPr>
     </w:lvl>
   </w:abstractNum>
-  <w:abstractNum w:abstractNumId="8">
+  <w:abstractNum w:abstractNumId="8" w15:restartNumberingAfterBreak="0">
     <w:nsid w:val="211F5789"/>
     <w:multiLevelType w:val="multilevel"/>
     <w:tmpl w:val="BB60ED6E"/>
@@ -8000,7 +11737,7 @@
       </w:rPr>
     </w:lvl>
   </w:abstractNum>
-  <w:abstractNum w:abstractNumId="9">
+  <w:abstractNum w:abstractNumId="9" w15:restartNumberingAfterBreak="0">
     <w:nsid w:val="23E66F57"/>
     <w:multiLevelType w:val="multilevel"/>
     <w:tmpl w:val="5D166A10"/>
@@ -8149,7 +11886,7 @@
       </w:rPr>
     </w:lvl>
   </w:abstractNum>
-  <w:abstractNum w:abstractNumId="10">
+  <w:abstractNum w:abstractNumId="10" w15:restartNumberingAfterBreak="0">
     <w:nsid w:val="2E9C5A18"/>
     <w:multiLevelType w:val="multilevel"/>
     <w:tmpl w:val="1686537A"/>
@@ -8298,7 +12035,7 @@
       </w:rPr>
     </w:lvl>
   </w:abstractNum>
-  <w:abstractNum w:abstractNumId="11">
+  <w:abstractNum w:abstractNumId="11" w15:restartNumberingAfterBreak="0">
     <w:nsid w:val="317874E0"/>
     <w:multiLevelType w:val="multilevel"/>
     <w:tmpl w:val="F8020724"/>
@@ -8411,7 +12148,7 @@
       </w:pPr>
     </w:lvl>
   </w:abstractNum>
-  <w:abstractNum w:abstractNumId="12">
+  <w:abstractNum w:abstractNumId="12" w15:restartNumberingAfterBreak="0">
     <w:nsid w:val="34C81FCF"/>
     <w:multiLevelType w:val="multilevel"/>
     <w:tmpl w:val="DB8045E0"/>
@@ -8560,7 +12297,7 @@
       </w:rPr>
     </w:lvl>
   </w:abstractNum>
-  <w:abstractNum w:abstractNumId="13">
+  <w:abstractNum w:abstractNumId="13" w15:restartNumberingAfterBreak="0">
     <w:nsid w:val="3EF4558F"/>
     <w:multiLevelType w:val="multilevel"/>
     <w:tmpl w:val="3D8C9EF6"/>
@@ -8709,7 +12446,7 @@
       </w:rPr>
     </w:lvl>
   </w:abstractNum>
-  <w:abstractNum w:abstractNumId="14">
+  <w:abstractNum w:abstractNumId="14" w15:restartNumberingAfterBreak="0">
     <w:nsid w:val="4BB47826"/>
     <w:multiLevelType w:val="hybridMultilevel"/>
     <w:tmpl w:val="A6AEF4BA"/>
@@ -8821,7 +12558,7 @@
       </w:rPr>
     </w:lvl>
   </w:abstractNum>
-  <w:abstractNum w:abstractNumId="15">
+  <w:abstractNum w:abstractNumId="15" w15:restartNumberingAfterBreak="0">
     <w:nsid w:val="5E455001"/>
     <w:multiLevelType w:val="multilevel"/>
     <w:tmpl w:val="F454BA9A"/>
@@ -8970,7 +12707,7 @@
       </w:rPr>
     </w:lvl>
   </w:abstractNum>
-  <w:abstractNum w:abstractNumId="16">
+  <w:abstractNum w:abstractNumId="16" w15:restartNumberingAfterBreak="0">
     <w:nsid w:val="67F9111A"/>
     <w:multiLevelType w:val="multilevel"/>
     <w:tmpl w:val="98801376"/>
@@ -9119,7 +12856,7 @@
       </w:rPr>
     </w:lvl>
   </w:abstractNum>
-  <w:abstractNum w:abstractNumId="17">
+  <w:abstractNum w:abstractNumId="17" w15:restartNumberingAfterBreak="0">
     <w:nsid w:val="6C413A6A"/>
     <w:multiLevelType w:val="multilevel"/>
     <w:tmpl w:val="8356DD98"/>
@@ -9268,7 +13005,7 @@
       </w:rPr>
     </w:lvl>
   </w:abstractNum>
-  <w:abstractNum w:abstractNumId="18">
+  <w:abstractNum w:abstractNumId="18" w15:restartNumberingAfterBreak="0">
     <w:nsid w:val="6D064DD5"/>
     <w:multiLevelType w:val="hybridMultilevel"/>
     <w:tmpl w:val="6696E57A"/>
@@ -9354,7 +13091,7 @@
       </w:pPr>
     </w:lvl>
   </w:abstractNum>
-  <w:abstractNum w:abstractNumId="19">
+  <w:abstractNum w:abstractNumId="19" w15:restartNumberingAfterBreak="0">
     <w:nsid w:val="6E1868CB"/>
     <w:multiLevelType w:val="multilevel"/>
     <w:tmpl w:val="134ED784"/>
@@ -9503,7 +13240,7 @@
       </w:rPr>
     </w:lvl>
   </w:abstractNum>
-  <w:abstractNum w:abstractNumId="20">
+  <w:abstractNum w:abstractNumId="20" w15:restartNumberingAfterBreak="0">
     <w:nsid w:val="6F1E1917"/>
     <w:multiLevelType w:val="multilevel"/>
     <w:tmpl w:val="9E106A1E"/>
@@ -9652,7 +13389,7 @@
       </w:rPr>
     </w:lvl>
   </w:abstractNum>
-  <w:abstractNum w:abstractNumId="21">
+  <w:abstractNum w:abstractNumId="21" w15:restartNumberingAfterBreak="0">
     <w:nsid w:val="70361D16"/>
     <w:multiLevelType w:val="multilevel"/>
     <w:tmpl w:val="07D25304"/>
@@ -9801,7 +13538,7 @@
       </w:rPr>
     </w:lvl>
   </w:abstractNum>
-  <w:abstractNum w:abstractNumId="22">
+  <w:abstractNum w:abstractNumId="22" w15:restartNumberingAfterBreak="0">
     <w:nsid w:val="75840DE4"/>
     <w:multiLevelType w:val="hybridMultilevel"/>
     <w:tmpl w:val="13C26F08"/>
@@ -9887,80 +13624,80 @@
       </w:pPr>
     </w:lvl>
   </w:abstractNum>
-  <w:num w:numId="1">
+  <w:num w:numId="1" w16cid:durableId="1811051230">
     <w:abstractNumId w:val="1"/>
   </w:num>
-  <w:num w:numId="2">
+  <w:num w:numId="2" w16cid:durableId="1270968731">
     <w:abstractNumId w:val="15"/>
   </w:num>
-  <w:num w:numId="3">
+  <w:num w:numId="3" w16cid:durableId="1696538307">
     <w:abstractNumId w:val="5"/>
   </w:num>
-  <w:num w:numId="4">
+  <w:num w:numId="4" w16cid:durableId="1487747034">
     <w:abstractNumId w:val="0"/>
   </w:num>
-  <w:num w:numId="5">
+  <w:num w:numId="5" w16cid:durableId="1638029479">
     <w:abstractNumId w:val="6"/>
   </w:num>
-  <w:num w:numId="6">
+  <w:num w:numId="6" w16cid:durableId="1382166339">
     <w:abstractNumId w:val="9"/>
   </w:num>
-  <w:num w:numId="7">
+  <w:num w:numId="7" w16cid:durableId="205416621">
     <w:abstractNumId w:val="16"/>
   </w:num>
-  <w:num w:numId="8">
+  <w:num w:numId="8" w16cid:durableId="1875725427">
     <w:abstractNumId w:val="3"/>
   </w:num>
-  <w:num w:numId="9">
+  <w:num w:numId="9" w16cid:durableId="565380525">
     <w:abstractNumId w:val="8"/>
   </w:num>
-  <w:num w:numId="10">
+  <w:num w:numId="10" w16cid:durableId="888296292">
     <w:abstractNumId w:val="2"/>
   </w:num>
-  <w:num w:numId="11">
+  <w:num w:numId="11" w16cid:durableId="874586593">
     <w:abstractNumId w:val="12"/>
   </w:num>
-  <w:num w:numId="12">
+  <w:num w:numId="12" w16cid:durableId="1923878949">
     <w:abstractNumId w:val="4"/>
   </w:num>
-  <w:num w:numId="13">
+  <w:num w:numId="13" w16cid:durableId="36125946">
     <w:abstractNumId w:val="19"/>
   </w:num>
-  <w:num w:numId="14">
+  <w:num w:numId="14" w16cid:durableId="231308154">
     <w:abstractNumId w:val="13"/>
   </w:num>
-  <w:num w:numId="15">
+  <w:num w:numId="15" w16cid:durableId="2141260910">
     <w:abstractNumId w:val="17"/>
   </w:num>
-  <w:num w:numId="16">
+  <w:num w:numId="16" w16cid:durableId="794100639">
     <w:abstractNumId w:val="11"/>
   </w:num>
-  <w:num w:numId="17">
+  <w:num w:numId="17" w16cid:durableId="1547984654">
     <w:abstractNumId w:val="7"/>
   </w:num>
-  <w:num w:numId="18">
+  <w:num w:numId="18" w16cid:durableId="2135323703">
     <w:abstractNumId w:val="14"/>
   </w:num>
-  <w:num w:numId="19">
+  <w:num w:numId="19" w16cid:durableId="1306667004">
     <w:abstractNumId w:val="22"/>
   </w:num>
-  <w:num w:numId="20">
+  <w:num w:numId="20" w16cid:durableId="590354208">
     <w:abstractNumId w:val="20"/>
   </w:num>
-  <w:num w:numId="21">
+  <w:num w:numId="21" w16cid:durableId="520554641">
     <w:abstractNumId w:val="10"/>
   </w:num>
-  <w:num w:numId="22">
+  <w:num w:numId="22" w16cid:durableId="1603495600">
     <w:abstractNumId w:val="21"/>
   </w:num>
-  <w:num w:numId="23">
+  <w:num w:numId="23" w16cid:durableId="1704135613">
     <w:abstractNumId w:val="18"/>
   </w:num>
 </w:numbering>
 </file>
 
 <file path=word/styles.xml><?xml version="1.0" encoding="utf-8"?>
-<w:styles xmlns:r="http://schemas.openxmlformats.org/officeDocument/2006/relationships" xmlns:w="http://schemas.openxmlformats.org/wordprocessingml/2006/main">
+<w:styles xmlns:mc="http://schemas.openxmlformats.org/markup-compatibility/2006" xmlns:r="http://schemas.openxmlformats.org/officeDocument/2006/relationships" xmlns:w="http://schemas.openxmlformats.org/wordprocessingml/2006/main" xmlns:w14="http://schemas.microsoft.com/office/word/2010/wordml" xmlns:w15="http://schemas.microsoft.com/office/word/2012/wordml" xmlns:w16cex="http://schemas.microsoft.com/office/word/2018/wordml/cex" xmlns:w16cid="http://schemas.microsoft.com/office/word/2016/wordml/cid" xmlns:w16="http://schemas.microsoft.com/office/word/2018/wordml" xmlns:w16du="http://schemas.microsoft.com/office/word/2023/wordml/word16du" xmlns:w16sdtdh="http://schemas.microsoft.com/office/word/2020/wordml/sdtdatahash" xmlns:w16sdtfl="http://schemas.microsoft.com/office/word/2024/wordml/sdtformatlock" xmlns:w16se="http://schemas.microsoft.com/office/word/2015/wordml/symex" mc:Ignorable="w14 w15 w16se w16cid w16 w16cex w16sdtdh w16sdtfl w16du">
   <w:docDefaults>
     <w:rPrDefault>
       <w:rPr>
@@ -9976,144 +13713,383 @@
       </w:pPr>
     </w:pPrDefault>
   </w:docDefaults>
-  <w:latentStyles w:defLockedState="0" w:defUIPriority="99" w:defSemiHidden="1" w:defUnhideWhenUsed="1" w:defQFormat="0" w:count="267">
-    <w:lsdException w:name="Normal" w:semiHidden="0" w:uiPriority="0" w:unhideWhenUsed="0" w:qFormat="1"/>
-    <w:lsdException w:name="heading 1" w:semiHidden="0" w:uiPriority="9" w:unhideWhenUsed="0" w:qFormat="1"/>
-    <w:lsdException w:name="heading 2" w:uiPriority="9" w:qFormat="1"/>
-    <w:lsdException w:name="heading 3" w:uiPriority="9" w:qFormat="1"/>
-    <w:lsdException w:name="heading 4" w:uiPriority="9" w:qFormat="1"/>
-    <w:lsdException w:name="heading 5" w:uiPriority="9" w:qFormat="1"/>
-    <w:lsdException w:name="heading 6" w:uiPriority="9" w:qFormat="1"/>
-    <w:lsdException w:name="heading 7" w:uiPriority="9" w:qFormat="1"/>
-    <w:lsdException w:name="heading 8" w:uiPriority="9" w:qFormat="1"/>
-    <w:lsdException w:name="heading 9" w:uiPriority="9" w:qFormat="1"/>
-    <w:lsdException w:name="toc 1" w:uiPriority="39"/>
-    <w:lsdException w:name="toc 2" w:uiPriority="39"/>
-    <w:lsdException w:name="toc 3" w:uiPriority="39"/>
-    <w:lsdException w:name="toc 4" w:uiPriority="39"/>
-    <w:lsdException w:name="toc 5" w:uiPriority="39"/>
-    <w:lsdException w:name="toc 6" w:uiPriority="39"/>
-    <w:lsdException w:name="toc 7" w:uiPriority="39"/>
-    <w:lsdException w:name="toc 8" w:uiPriority="39"/>
-    <w:lsdException w:name="toc 9" w:uiPriority="39"/>
-    <w:lsdException w:name="caption" w:uiPriority="35" w:qFormat="1"/>
-    <w:lsdException w:name="Title" w:semiHidden="0" w:uiPriority="10" w:unhideWhenUsed="0" w:qFormat="1"/>
-    <w:lsdException w:name="Default Paragraph Font" w:uiPriority="1"/>
-    <w:lsdException w:name="Subtitle" w:semiHidden="0" w:uiPriority="11" w:unhideWhenUsed="0" w:qFormat="1"/>
-    <w:lsdException w:name="Strong" w:semiHidden="0" w:uiPriority="22" w:unhideWhenUsed="0" w:qFormat="1"/>
-    <w:lsdException w:name="Emphasis" w:semiHidden="0" w:uiPriority="20" w:unhideWhenUsed="0" w:qFormat="1"/>
-    <w:lsdException w:name="Table Grid" w:semiHidden="0" w:uiPriority="59" w:unhideWhenUsed="0"/>
-    <w:lsdException w:name="Placeholder Text" w:unhideWhenUsed="0"/>
-    <w:lsdException w:name="No Spacing" w:semiHidden="0" w:uiPriority="1" w:unhideWhenUsed="0" w:qFormat="1"/>
-    <w:lsdException w:name="Light Shading" w:semiHidden="0" w:uiPriority="60" w:unhideWhenUsed="0"/>
-    <w:lsdException w:name="Light List" w:semiHidden="0" w:uiPriority="61" w:unhideWhenUsed="0"/>
-    <w:lsdException w:name="Light Grid" w:semiHidden="0" w:uiPriority="62" w:unhideWhenUsed="0"/>
-    <w:lsdException w:name="Medium Shading 1" w:semiHidden="0" w:uiPriority="63" w:unhideWhenUsed="0"/>
-    <w:lsdException w:name="Medium Shading 2" w:semiHidden="0" w:uiPriority="64" w:unhideWhenUsed="0"/>
-    <w:lsdException w:name="Medium List 1" w:semiHidden="0" w:uiPriority="65" w:unhideWhenUsed="0"/>
-    <w:lsdException w:name="Medium List 2" w:semiHidden="0" w:uiPriority="66" w:unhideWhenUsed="0"/>
-    <w:lsdException w:name="Medium Grid 1" w:semiHidden="0" w:uiPriority="67" w:unhideWhenUsed="0"/>
-    <w:lsdException w:name="Medium Grid 2" w:semiHidden="0" w:uiPriority="68" w:unhideWhenUsed="0"/>
-    <w:lsdException w:name="Medium Grid 3" w:semiHidden="0" w:uiPriority="69" w:unhideWhenUsed="0"/>
-    <w:lsdException w:name="Dark List" w:semiHidden="0" w:uiPriority="70" w:unhideWhenUsed="0"/>
-    <w:lsdException w:name="Colorful Shading" w:semiHidden="0" w:uiPriority="71" w:unhideWhenUsed="0"/>
-    <w:lsdException w:name="Colorful List" w:semiHidden="0" w:uiPriority="72" w:unhideWhenUsed="0"/>
-    <w:lsdException w:name="Colorful Grid" w:semiHidden="0" w:uiPriority="73" w:unhideWhenUsed="0"/>
-    <w:lsdException w:name="Light Shading Accent 1" w:semiHidden="0" w:uiPriority="60" w:unhideWhenUsed="0"/>
-    <w:lsdException w:name="Light List Accent 1" w:semiHidden="0" w:uiPriority="61" w:unhideWhenUsed="0"/>
-    <w:lsdException w:name="Light Grid Accent 1" w:semiHidden="0" w:uiPriority="62" w:unhideWhenUsed="0"/>
-    <w:lsdException w:name="Medium Shading 1 Accent 1" w:semiHidden="0" w:uiPriority="63" w:unhideWhenUsed="0"/>
-    <w:lsdException w:name="Medium Shading 2 Accent 1" w:semiHidden="0" w:uiPriority="64" w:unhideWhenUsed="0"/>
-    <w:lsdException w:name="Medium List 1 Accent 1" w:semiHidden="0" w:uiPriority="65" w:unhideWhenUsed="0"/>
-    <w:lsdException w:name="Revision" w:unhideWhenUsed="0"/>
-    <w:lsdException w:name="List Paragraph" w:semiHidden="0" w:uiPriority="34" w:unhideWhenUsed="0" w:qFormat="1"/>
-    <w:lsdException w:name="Quote" w:semiHidden="0" w:uiPriority="29" w:unhideWhenUsed="0" w:qFormat="1"/>
-    <w:lsdException w:name="Intense Quote" w:semiHidden="0" w:uiPriority="30" w:unhideWhenUsed="0" w:qFormat="1"/>
-    <w:lsdException w:name="Medium List 2 Accent 1" w:semiHidden="0" w:uiPriority="66" w:unhideWhenUsed="0"/>
-    <w:lsdException w:name="Medium Grid 1 Accent 1" w:semiHidden="0" w:uiPriority="67" w:unhideWhenUsed="0"/>
-    <w:lsdException w:name="Medium Grid 2 Accent 1" w:semiHidden="0" w:uiPriority="68" w:unhideWhenUsed="0"/>
-    <w:lsdException w:name="Medium Grid 3 Accent 1" w:semiHidden="0" w:uiPriority="69" w:unhideWhenUsed="0"/>
-    <w:lsdException w:name="Dark List Accent 1" w:semiHidden="0" w:uiPriority="70" w:unhideWhenUsed="0"/>
-    <w:lsdException w:name="Colorful Shading Accent 1" w:semiHidden="0" w:uiPriority="71" w:unhideWhenUsed="0"/>
-    <w:lsdException w:name="Colorful List Accent 1" w:semiHidden="0" w:uiPriority="72" w:unhideWhenUsed="0"/>
-    <w:lsdException w:name="Colorful Grid Accent 1" w:semiHidden="0" w:uiPriority="73" w:unhideWhenUsed="0"/>
-    <w:lsdException w:name="Light Shading Accent 2" w:semiHidden="0" w:uiPriority="60" w:unhideWhenUsed="0"/>
-    <w:lsdException w:name="Light List Accent 2" w:semiHidden="0" w:uiPriority="61" w:unhideWhenUsed="0"/>
-    <w:lsdException w:name="Light Grid Accent 2" w:semiHidden="0" w:uiPriority="62" w:unhideWhenUsed="0"/>
-    <w:lsdException w:name="Medium Shading 1 Accent 2" w:semiHidden="0" w:uiPriority="63" w:unhideWhenUsed="0"/>
-    <w:lsdException w:name="Medium Shading 2 Accent 2" w:semiHidden="0" w:uiPriority="64" w:unhideWhenUsed="0"/>
-    <w:lsdException w:name="Medium List 1 Accent 2" w:semiHidden="0" w:uiPriority="65" w:unhideWhenUsed="0"/>
-    <w:lsdException w:name="Medium List 2 Accent 2" w:semiHidden="0" w:uiPriority="66" w:unhideWhenUsed="0"/>
-    <w:lsdException w:name="Medium Grid 1 Accent 2" w:semiHidden="0" w:uiPriority="67" w:unhideWhenUsed="0"/>
-    <w:lsdException w:name="Medium Grid 2 Accent 2" w:semiHidden="0" w:uiPriority="68" w:unhideWhenUsed="0"/>
-    <w:lsdException w:name="Medium Grid 3 Accent 2" w:semiHidden="0" w:uiPriority="69" w:unhideWhenUsed="0"/>
-    <w:lsdException w:name="Dark List Accent 2" w:semiHidden="0" w:uiPriority="70" w:unhideWhenUsed="0"/>
-    <w:lsdException w:name="Colorful Shading Accent 2" w:semiHidden="0" w:uiPriority="71" w:unhideWhenUsed="0"/>
-    <w:lsdException w:name="Colorful List Accent 2" w:semiHidden="0" w:uiPriority="72" w:unhideWhenUsed="0"/>
-    <w:lsdException w:name="Colorful Grid Accent 2" w:semiHidden="0" w:uiPriority="73" w:unhideWhenUsed="0"/>
-    <w:lsdException w:name="Light Shading Accent 3" w:semiHidden="0" w:uiPriority="60" w:unhideWhenUsed="0"/>
-    <w:lsdException w:name="Light List Accent 3" w:semiHidden="0" w:uiPriority="61" w:unhideWhenUsed="0"/>
-    <w:lsdException w:name="Light Grid Accent 3" w:semiHidden="0" w:uiPriority="62" w:unhideWhenUsed="0"/>
-    <w:lsdException w:name="Medium Shading 1 Accent 3" w:semiHidden="0" w:uiPriority="63" w:unhideWhenUsed="0"/>
-    <w:lsdException w:name="Medium Shading 2 Accent 3" w:semiHidden="0" w:uiPriority="64" w:unhideWhenUsed="0"/>
-    <w:lsdException w:name="Medium List 1 Accent 3" w:semiHidden="0" w:uiPriority="65" w:unhideWhenUsed="0"/>
-    <w:lsdException w:name="Medium List 2 Accent 3" w:semiHidden="0" w:uiPriority="66" w:unhideWhenUsed="0"/>
-    <w:lsdException w:name="Medium Grid 1 Accent 3" w:semiHidden="0" w:uiPriority="67" w:unhideWhenUsed="0"/>
-    <w:lsdException w:name="Medium Grid 2 Accent 3" w:semiHidden="0" w:uiPriority="68" w:unhideWhenUsed="0"/>
-    <w:lsdException w:name="Medium Grid 3 Accent 3" w:semiHidden="0" w:uiPriority="69" w:unhideWhenUsed="0"/>
-    <w:lsdException w:name="Dark List Accent 3" w:semiHidden="0" w:uiPriority="70" w:unhideWhenUsed="0"/>
-    <w:lsdException w:name="Colorful Shading Accent 3" w:semiHidden="0" w:uiPriority="71" w:unhideWhenUsed="0"/>
-    <w:lsdException w:name="Colorful List Accent 3" w:semiHidden="0" w:uiPriority="72" w:unhideWhenUsed="0"/>
-    <w:lsdException w:name="Colorful Grid Accent 3" w:semiHidden="0" w:uiPriority="73" w:unhideWhenUsed="0"/>
-    <w:lsdException w:name="Light Shading Accent 4" w:semiHidden="0" w:uiPriority="60" w:unhideWhenUsed="0"/>
-    <w:lsdException w:name="Light List Accent 4" w:semiHidden="0" w:uiPriority="61" w:unhideWhenUsed="0"/>
-    <w:lsdException w:name="Light Grid Accent 4" w:semiHidden="0" w:uiPriority="62" w:unhideWhenUsed="0"/>
-    <w:lsdException w:name="Medium Shading 1 Accent 4" w:semiHidden="0" w:uiPriority="63" w:unhideWhenUsed="0"/>
-    <w:lsdException w:name="Medium Shading 2 Accent 4" w:semiHidden="0" w:uiPriority="64" w:unhideWhenUsed="0"/>
-    <w:lsdException w:name="Medium List 1 Accent 4" w:semiHidden="0" w:uiPriority="65" w:unhideWhenUsed="0"/>
-    <w:lsdException w:name="Medium List 2 Accent 4" w:semiHidden="0" w:uiPriority="66" w:unhideWhenUsed="0"/>
-    <w:lsdException w:name="Medium Grid 1 Accent 4" w:semiHidden="0" w:uiPriority="67" w:unhideWhenUsed="0"/>
-    <w:lsdException w:name="Medium Grid 2 Accent 4" w:semiHidden="0" w:uiPriority="68" w:unhideWhenUsed="0"/>
-    <w:lsdException w:name="Medium Grid 3 Accent 4" w:semiHidden="0" w:uiPriority="69" w:unhideWhenUsed="0"/>
-    <w:lsdException w:name="Dark List Accent 4" w:semiHidden="0" w:uiPriority="70" w:unhideWhenUsed="0"/>
-    <w:lsdException w:name="Colorful Shading Accent 4" w:semiHidden="0" w:uiPriority="71" w:unhideWhenUsed="0"/>
-    <w:lsdException w:name="Colorful List Accent 4" w:semiHidden="0" w:uiPriority="72" w:unhideWhenUsed="0"/>
-    <w:lsdException w:name="Colorful Grid Accent 4" w:semiHidden="0" w:uiPriority="73" w:unhideWhenUsed="0"/>
-    <w:lsdException w:name="Light Shading Accent 5" w:semiHidden="0" w:uiPriority="60" w:unhideWhenUsed="0"/>
-    <w:lsdException w:name="Light List Accent 5" w:semiHidden="0" w:uiPriority="61" w:unhideWhenUsed="0"/>
-    <w:lsdException w:name="Light Grid Accent 5" w:semiHidden="0" w:uiPriority="62" w:unhideWhenUsed="0"/>
-    <w:lsdException w:name="Medium Shading 1 Accent 5" w:semiHidden="0" w:uiPriority="63" w:unhideWhenUsed="0"/>
-    <w:lsdException w:name="Medium Shading 2 Accent 5" w:semiHidden="0" w:uiPriority="64" w:unhideWhenUsed="0"/>
-    <w:lsdException w:name="Medium List 1 Accent 5" w:semiHidden="0" w:uiPriority="65" w:unhideWhenUsed="0"/>
-    <w:lsdException w:name="Medium List 2 Accent 5" w:semiHidden="0" w:uiPriority="66" w:unhideWhenUsed="0"/>
-    <w:lsdException w:name="Medium Grid 1 Accent 5" w:semiHidden="0" w:uiPriority="67" w:unhideWhenUsed="0"/>
-    <w:lsdException w:name="Medium Grid 2 Accent 5" w:semiHidden="0" w:uiPriority="68" w:unhideWhenUsed="0"/>
-    <w:lsdException w:name="Medium Grid 3 Accent 5" w:semiHidden="0" w:uiPriority="69" w:unhideWhenUsed="0"/>
-    <w:lsdException w:name="Dark List Accent 5" w:semiHidden="0" w:uiPriority="70" w:unhideWhenUsed="0"/>
-    <w:lsdException w:name="Colorful Shading Accent 5" w:semiHidden="0" w:uiPriority="71" w:unhideWhenUsed="0"/>
-    <w:lsdException w:name="Colorful List Accent 5" w:semiHidden="0" w:uiPriority="72" w:unhideWhenUsed="0"/>
-    <w:lsdException w:name="Colorful Grid Accent 5" w:semiHidden="0" w:uiPriority="73" w:unhideWhenUsed="0"/>
-    <w:lsdException w:name="Light Shading Accent 6" w:semiHidden="0" w:uiPriority="60" w:unhideWhenUsed="0"/>
-    <w:lsdException w:name="Light List Accent 6" w:semiHidden="0" w:uiPriority="61" w:unhideWhenUsed="0"/>
-    <w:lsdException w:name="Light Grid Accent 6" w:semiHidden="0" w:uiPriority="62" w:unhideWhenUsed="0"/>
-    <w:lsdException w:name="Medium Shading 1 Accent 6" w:semiHidden="0" w:uiPriority="63" w:unhideWhenUsed="0"/>
-    <w:lsdException w:name="Medium Shading 2 Accent 6" w:semiHidden="0" w:uiPriority="64" w:unhideWhenUsed="0"/>
-    <w:lsdException w:name="Medium List 1 Accent 6" w:semiHidden="0" w:uiPriority="65" w:unhideWhenUsed="0"/>
-    <w:lsdException w:name="Medium List 2 Accent 6" w:semiHidden="0" w:uiPriority="66" w:unhideWhenUsed="0"/>
-    <w:lsdException w:name="Medium Grid 1 Accent 6" w:semiHidden="0" w:uiPriority="67" w:unhideWhenUsed="0"/>
-    <w:lsdException w:name="Medium Grid 2 Accent 6" w:semiHidden="0" w:uiPriority="68" w:unhideWhenUsed="0"/>
-    <w:lsdException w:name="Medium Grid 3 Accent 6" w:semiHidden="0" w:uiPriority="69" w:unhideWhenUsed="0"/>
-    <w:lsdException w:name="Dark List Accent 6" w:semiHidden="0" w:uiPriority="70" w:unhideWhenUsed="0"/>
-    <w:lsdException w:name="Colorful Shading Accent 6" w:semiHidden="0" w:uiPriority="71" w:unhideWhenUsed="0"/>
-    <w:lsdException w:name="Colorful List Accent 6" w:semiHidden="0" w:uiPriority="72" w:unhideWhenUsed="0"/>
-    <w:lsdException w:name="Colorful Grid Accent 6" w:semiHidden="0" w:uiPriority="73" w:unhideWhenUsed="0"/>
-    <w:lsdException w:name="Subtle Emphasis" w:semiHidden="0" w:uiPriority="19" w:unhideWhenUsed="0" w:qFormat="1"/>
-    <w:lsdException w:name="Intense Emphasis" w:semiHidden="0" w:uiPriority="21" w:unhideWhenUsed="0" w:qFormat="1"/>
-    <w:lsdException w:name="Subtle Reference" w:semiHidden="0" w:uiPriority="31" w:unhideWhenUsed="0" w:qFormat="1"/>
-    <w:lsdException w:name="Intense Reference" w:semiHidden="0" w:uiPriority="32" w:unhideWhenUsed="0" w:qFormat="1"/>
-    <w:lsdException w:name="Book Title" w:semiHidden="0" w:uiPriority="33" w:unhideWhenUsed="0" w:qFormat="1"/>
-    <w:lsdException w:name="Bibliography" w:uiPriority="37"/>
-    <w:lsdException w:name="TOC Heading" w:uiPriority="39" w:qFormat="1"/>
+  <w:latentStyles w:defLockedState="0" w:defUIPriority="99" w:defSemiHidden="0" w:defUnhideWhenUsed="0" w:defQFormat="0" w:count="376">
+    <w:lsdException w:name="Normal" w:uiPriority="0" w:qFormat="1"/>
+    <w:lsdException w:name="heading 1" w:uiPriority="9" w:qFormat="1"/>
+    <w:lsdException w:name="heading 2" w:semiHidden="1" w:uiPriority="9" w:unhideWhenUsed="1" w:qFormat="1"/>
+    <w:lsdException w:name="heading 3" w:semiHidden="1" w:uiPriority="9" w:unhideWhenUsed="1" w:qFormat="1"/>
+    <w:lsdException w:name="heading 4" w:semiHidden="1" w:uiPriority="9" w:unhideWhenUsed="1" w:qFormat="1"/>
+    <w:lsdException w:name="heading 5" w:semiHidden="1" w:uiPriority="9" w:unhideWhenUsed="1" w:qFormat="1"/>
+    <w:lsdException w:name="heading 6" w:semiHidden="1" w:uiPriority="9" w:unhideWhenUsed="1" w:qFormat="1"/>
+    <w:lsdException w:name="heading 7" w:semiHidden="1" w:uiPriority="9" w:unhideWhenUsed="1" w:qFormat="1"/>
+    <w:lsdException w:name="heading 8" w:semiHidden="1" w:uiPriority="9" w:unhideWhenUsed="1" w:qFormat="1"/>
+    <w:lsdException w:name="heading 9" w:semiHidden="1" w:uiPriority="9" w:unhideWhenUsed="1" w:qFormat="1"/>
+    <w:lsdException w:name="index 1" w:semiHidden="1" w:unhideWhenUsed="1"/>
+    <w:lsdException w:name="index 2" w:semiHidden="1" w:unhideWhenUsed="1"/>
+    <w:lsdException w:name="index 3" w:semiHidden="1" w:unhideWhenUsed="1"/>
+    <w:lsdException w:name="index 4" w:semiHidden="1" w:unhideWhenUsed="1"/>
+    <w:lsdException w:name="index 5" w:semiHidden="1" w:unhideWhenUsed="1"/>
+    <w:lsdException w:name="index 6" w:semiHidden="1" w:unhideWhenUsed="1"/>
+    <w:lsdException w:name="index 7" w:semiHidden="1" w:unhideWhenUsed="1"/>
+    <w:lsdException w:name="index 8" w:semiHidden="1" w:unhideWhenUsed="1"/>
+    <w:lsdException w:name="index 9" w:semiHidden="1" w:unhideWhenUsed="1"/>
+    <w:lsdException w:name="toc 1" w:semiHidden="1" w:uiPriority="39" w:unhideWhenUsed="1"/>
+    <w:lsdException w:name="toc 2" w:semiHidden="1" w:uiPriority="39" w:unhideWhenUsed="1"/>
+    <w:lsdException w:name="toc 3" w:semiHidden="1" w:uiPriority="39" w:unhideWhenUsed="1"/>
+    <w:lsdException w:name="toc 4" w:semiHidden="1" w:uiPriority="39" w:unhideWhenUsed="1"/>
+    <w:lsdException w:name="toc 5" w:semiHidden="1" w:uiPriority="39" w:unhideWhenUsed="1"/>
+    <w:lsdException w:name="toc 6" w:semiHidden="1" w:uiPriority="39" w:unhideWhenUsed="1"/>
+    <w:lsdException w:name="toc 7" w:semiHidden="1" w:uiPriority="39" w:unhideWhenUsed="1"/>
+    <w:lsdException w:name="toc 8" w:semiHidden="1" w:uiPriority="39" w:unhideWhenUsed="1"/>
+    <w:lsdException w:name="toc 9" w:semiHidden="1" w:uiPriority="39" w:unhideWhenUsed="1"/>
+    <w:lsdException w:name="Normal Indent" w:semiHidden="1" w:unhideWhenUsed="1"/>
+    <w:lsdException w:name="footnote text" w:semiHidden="1" w:unhideWhenUsed="1"/>
+    <w:lsdException w:name="annotation text" w:semiHidden="1" w:unhideWhenUsed="1"/>
+    <w:lsdException w:name="header" w:semiHidden="1" w:unhideWhenUsed="1"/>
+    <w:lsdException w:name="footer" w:semiHidden="1" w:unhideWhenUsed="1"/>
+    <w:lsdException w:name="index heading" w:semiHidden="1" w:unhideWhenUsed="1"/>
+    <w:lsdException w:name="caption" w:semiHidden="1" w:uiPriority="35" w:unhideWhenUsed="1" w:qFormat="1"/>
+    <w:lsdException w:name="table of figures" w:semiHidden="1" w:unhideWhenUsed="1"/>
+    <w:lsdException w:name="envelope address" w:semiHidden="1" w:unhideWhenUsed="1"/>
+    <w:lsdException w:name="envelope return" w:semiHidden="1" w:unhideWhenUsed="1"/>
+    <w:lsdException w:name="footnote reference" w:semiHidden="1" w:unhideWhenUsed="1"/>
+    <w:lsdException w:name="annotation reference" w:semiHidden="1" w:unhideWhenUsed="1"/>
+    <w:lsdException w:name="line number" w:semiHidden="1" w:unhideWhenUsed="1"/>
+    <w:lsdException w:name="page number" w:semiHidden="1" w:unhideWhenUsed="1"/>
+    <w:lsdException w:name="endnote reference" w:semiHidden="1" w:unhideWhenUsed="1"/>
+    <w:lsdException w:name="endnote text" w:semiHidden="1" w:unhideWhenUsed="1"/>
+    <w:lsdException w:name="table of authorities" w:semiHidden="1" w:unhideWhenUsed="1"/>
+    <w:lsdException w:name="macro" w:semiHidden="1" w:unhideWhenUsed="1"/>
+    <w:lsdException w:name="toa heading" w:semiHidden="1" w:unhideWhenUsed="1"/>
+    <w:lsdException w:name="List" w:semiHidden="1" w:unhideWhenUsed="1"/>
+    <w:lsdException w:name="List Bullet" w:semiHidden="1" w:unhideWhenUsed="1"/>
+    <w:lsdException w:name="List Number" w:semiHidden="1" w:unhideWhenUsed="1"/>
+    <w:lsdException w:name="List 2" w:semiHidden="1" w:unhideWhenUsed="1"/>
+    <w:lsdException w:name="List 3" w:semiHidden="1" w:unhideWhenUsed="1"/>
+    <w:lsdException w:name="List 4" w:semiHidden="1" w:unhideWhenUsed="1"/>
+    <w:lsdException w:name="List 5" w:semiHidden="1" w:unhideWhenUsed="1"/>
+    <w:lsdException w:name="List Bullet 2" w:semiHidden="1" w:unhideWhenUsed="1"/>
+    <w:lsdException w:name="List Bullet 3" w:semiHidden="1" w:unhideWhenUsed="1"/>
+    <w:lsdException w:name="List Bullet 4" w:semiHidden="1" w:unhideWhenUsed="1"/>
+    <w:lsdException w:name="List Bullet 5" w:semiHidden="1" w:unhideWhenUsed="1"/>
+    <w:lsdException w:name="List Number 2" w:semiHidden="1" w:unhideWhenUsed="1"/>
+    <w:lsdException w:name="List Number 3" w:semiHidden="1" w:unhideWhenUsed="1"/>
+    <w:lsdException w:name="List Number 4" w:semiHidden="1" w:unhideWhenUsed="1"/>
+    <w:lsdException w:name="List Number 5" w:semiHidden="1" w:unhideWhenUsed="1"/>
+    <w:lsdException w:name="Title" w:uiPriority="10" w:qFormat="1"/>
+    <w:lsdException w:name="Closing" w:semiHidden="1" w:unhideWhenUsed="1"/>
+    <w:lsdException w:name="Signature" w:semiHidden="1" w:unhideWhenUsed="1"/>
+    <w:lsdException w:name="Default Paragraph Font" w:semiHidden="1" w:uiPriority="1" w:unhideWhenUsed="1"/>
+    <w:lsdException w:name="Body Text" w:semiHidden="1" w:unhideWhenUsed="1"/>
+    <w:lsdException w:name="Body Text Indent" w:semiHidden="1" w:unhideWhenUsed="1"/>
+    <w:lsdException w:name="List Continue" w:semiHidden="1" w:unhideWhenUsed="1"/>
+    <w:lsdException w:name="List Continue 2" w:semiHidden="1" w:unhideWhenUsed="1"/>
+    <w:lsdException w:name="List Continue 3" w:semiHidden="1" w:unhideWhenUsed="1"/>
+    <w:lsdException w:name="List Continue 4" w:semiHidden="1" w:unhideWhenUsed="1"/>
+    <w:lsdException w:name="List Continue 5" w:semiHidden="1" w:unhideWhenUsed="1"/>
+    <w:lsdException w:name="Message Header" w:semiHidden="1" w:unhideWhenUsed="1"/>
+    <w:lsdException w:name="Subtitle" w:uiPriority="11" w:qFormat="1"/>
+    <w:lsdException w:name="Salutation" w:semiHidden="1" w:unhideWhenUsed="1"/>
+    <w:lsdException w:name="Date" w:semiHidden="1" w:unhideWhenUsed="1"/>
+    <w:lsdException w:name="Body Text First Indent" w:semiHidden="1" w:unhideWhenUsed="1"/>
+    <w:lsdException w:name="Body Text First Indent 2" w:semiHidden="1" w:unhideWhenUsed="1"/>
+    <w:lsdException w:name="Note Heading" w:semiHidden="1" w:unhideWhenUsed="1"/>
+    <w:lsdException w:name="Body Text 2" w:semiHidden="1" w:unhideWhenUsed="1"/>
+    <w:lsdException w:name="Body Text 3" w:semiHidden="1" w:unhideWhenUsed="1"/>
+    <w:lsdException w:name="Body Text Indent 2" w:semiHidden="1" w:unhideWhenUsed="1"/>
+    <w:lsdException w:name="Body Text Indent 3" w:semiHidden="1" w:unhideWhenUsed="1"/>
+    <w:lsdException w:name="Block Text" w:semiHidden="1" w:unhideWhenUsed="1"/>
+    <w:lsdException w:name="Hyperlink" w:semiHidden="1" w:unhideWhenUsed="1"/>
+    <w:lsdException w:name="FollowedHyperlink" w:semiHidden="1" w:unhideWhenUsed="1"/>
+    <w:lsdException w:name="Strong" w:uiPriority="22" w:qFormat="1"/>
+    <w:lsdException w:name="Emphasis" w:uiPriority="20" w:qFormat="1"/>
+    <w:lsdException w:name="Document Map" w:semiHidden="1" w:unhideWhenUsed="1"/>
+    <w:lsdException w:name="Plain Text" w:semiHidden="1" w:unhideWhenUsed="1"/>
+    <w:lsdException w:name="E-mail Signature" w:semiHidden="1" w:unhideWhenUsed="1"/>
+    <w:lsdException w:name="HTML Top of Form" w:semiHidden="1" w:unhideWhenUsed="1"/>
+    <w:lsdException w:name="HTML Bottom of Form" w:semiHidden="1" w:unhideWhenUsed="1"/>
+    <w:lsdException w:name="Normal (Web)" w:semiHidden="1" w:unhideWhenUsed="1"/>
+    <w:lsdException w:name="HTML Acronym" w:semiHidden="1" w:unhideWhenUsed="1"/>
+    <w:lsdException w:name="HTML Address" w:semiHidden="1" w:unhideWhenUsed="1"/>
+    <w:lsdException w:name="HTML Cite" w:semiHidden="1" w:unhideWhenUsed="1"/>
+    <w:lsdException w:name="HTML Code" w:semiHidden="1" w:unhideWhenUsed="1"/>
+    <w:lsdException w:name="HTML Definition" w:semiHidden="1" w:unhideWhenUsed="1"/>
+    <w:lsdException w:name="HTML Keyboard" w:semiHidden="1" w:unhideWhenUsed="1"/>
+    <w:lsdException w:name="HTML Preformatted" w:semiHidden="1" w:unhideWhenUsed="1"/>
+    <w:lsdException w:name="HTML Sample" w:semiHidden="1" w:unhideWhenUsed="1"/>
+    <w:lsdException w:name="HTML Typewriter" w:semiHidden="1" w:unhideWhenUsed="1"/>
+    <w:lsdException w:name="HTML Variable" w:semiHidden="1" w:unhideWhenUsed="1"/>
+    <w:lsdException w:name="Normal Table" w:semiHidden="1" w:unhideWhenUsed="1"/>
+    <w:lsdException w:name="annotation subject" w:semiHidden="1" w:unhideWhenUsed="1"/>
+    <w:lsdException w:name="No List" w:semiHidden="1" w:unhideWhenUsed="1"/>
+    <w:lsdException w:name="Outline List 1" w:semiHidden="1" w:unhideWhenUsed="1"/>
+    <w:lsdException w:name="Outline List 2" w:semiHidden="1" w:unhideWhenUsed="1"/>
+    <w:lsdException w:name="Outline List 3" w:semiHidden="1" w:unhideWhenUsed="1"/>
+    <w:lsdException w:name="Table Simple 1" w:semiHidden="1" w:unhideWhenUsed="1"/>
+    <w:lsdException w:name="Table Simple 2" w:semiHidden="1" w:unhideWhenUsed="1"/>
+    <w:lsdException w:name="Table Simple 3" w:semiHidden="1" w:unhideWhenUsed="1"/>
+    <w:lsdException w:name="Table Classic 1" w:semiHidden="1" w:unhideWhenUsed="1"/>
+    <w:lsdException w:name="Table Classic 2" w:semiHidden="1" w:unhideWhenUsed="1"/>
+    <w:lsdException w:name="Table Classic 3" w:semiHidden="1" w:unhideWhenUsed="1"/>
+    <w:lsdException w:name="Table Classic 4" w:semiHidden="1" w:unhideWhenUsed="1"/>
+    <w:lsdException w:name="Table Colorful 1" w:semiHidden="1" w:unhideWhenUsed="1"/>
+    <w:lsdException w:name="Table Colorful 2" w:semiHidden="1" w:unhideWhenUsed="1"/>
+    <w:lsdException w:name="Table Colorful 3" w:semiHidden="1" w:unhideWhenUsed="1"/>
+    <w:lsdException w:name="Table Columns 1" w:semiHidden="1" w:unhideWhenUsed="1"/>
+    <w:lsdException w:name="Table Columns 2" w:semiHidden="1" w:unhideWhenUsed="1"/>
+    <w:lsdException w:name="Table Columns 3" w:semiHidden="1" w:unhideWhenUsed="1"/>
+    <w:lsdException w:name="Table Columns 4" w:semiHidden="1" w:unhideWhenUsed="1"/>
+    <w:lsdException w:name="Table Columns 5" w:semiHidden="1" w:unhideWhenUsed="1"/>
+    <w:lsdException w:name="Table Grid 1" w:semiHidden="1" w:unhideWhenUsed="1"/>
+    <w:lsdException w:name="Table Grid 2" w:semiHidden="1" w:unhideWhenUsed="1"/>
+    <w:lsdException w:name="Table Grid 3" w:semiHidden="1" w:unhideWhenUsed="1"/>
+    <w:lsdException w:name="Table Grid 4" w:semiHidden="1" w:unhideWhenUsed="1"/>
+    <w:lsdException w:name="Table Grid 5" w:semiHidden="1" w:unhideWhenUsed="1"/>
+    <w:lsdException w:name="Table Grid 6" w:semiHidden="1" w:unhideWhenUsed="1"/>
+    <w:lsdException w:name="Table Grid 7" w:semiHidden="1" w:unhideWhenUsed="1"/>
+    <w:lsdException w:name="Table Grid 8" w:semiHidden="1" w:unhideWhenUsed="1"/>
+    <w:lsdException w:name="Table List 1" w:semiHidden="1" w:unhideWhenUsed="1"/>
+    <w:lsdException w:name="Table List 2" w:semiHidden="1" w:unhideWhenUsed="1"/>
+    <w:lsdException w:name="Table List 3" w:semiHidden="1" w:unhideWhenUsed="1"/>
+    <w:lsdException w:name="Table List 4" w:semiHidden="1" w:unhideWhenUsed="1"/>
+    <w:lsdException w:name="Table List 5" w:semiHidden="1" w:unhideWhenUsed="1"/>
+    <w:lsdException w:name="Table List 6" w:semiHidden="1" w:unhideWhenUsed="1"/>
+    <w:lsdException w:name="Table List 7" w:semiHidden="1" w:unhideWhenUsed="1"/>
+    <w:lsdException w:name="Table List 8" w:semiHidden="1" w:unhideWhenUsed="1"/>
+    <w:lsdException w:name="Table 3D effects 1" w:semiHidden="1" w:unhideWhenUsed="1"/>
+    <w:lsdException w:name="Table 3D effects 2" w:semiHidden="1" w:unhideWhenUsed="1"/>
+    <w:lsdException w:name="Table 3D effects 3" w:semiHidden="1" w:unhideWhenUsed="1"/>
+    <w:lsdException w:name="Table Contemporary" w:semiHidden="1" w:unhideWhenUsed="1"/>
+    <w:lsdException w:name="Table Elegant" w:semiHidden="1" w:unhideWhenUsed="1"/>
+    <w:lsdException w:name="Table Professional" w:semiHidden="1" w:unhideWhenUsed="1"/>
+    <w:lsdException w:name="Table Subtle 1" w:semiHidden="1" w:unhideWhenUsed="1"/>
+    <w:lsdException w:name="Table Subtle 2" w:semiHidden="1" w:unhideWhenUsed="1"/>
+    <w:lsdException w:name="Table Web 1" w:semiHidden="1" w:unhideWhenUsed="1"/>
+    <w:lsdException w:name="Table Web 2" w:semiHidden="1" w:unhideWhenUsed="1"/>
+    <w:lsdException w:name="Table Web 3" w:semiHidden="1" w:unhideWhenUsed="1"/>
+    <w:lsdException w:name="Balloon Text" w:semiHidden="1" w:unhideWhenUsed="1"/>
+    <w:lsdException w:name="Table Grid" w:uiPriority="59"/>
+    <w:lsdException w:name="Table Theme" w:semiHidden="1" w:unhideWhenUsed="1"/>
+    <w:lsdException w:name="Placeholder Text" w:semiHidden="1"/>
+    <w:lsdException w:name="No Spacing" w:uiPriority="1" w:qFormat="1"/>
+    <w:lsdException w:name="Light Shading" w:uiPriority="60"/>
+    <w:lsdException w:name="Light List" w:uiPriority="61"/>
+    <w:lsdException w:name="Light Grid" w:uiPriority="62"/>
+    <w:lsdException w:name="Medium Shading 1" w:uiPriority="63"/>
+    <w:lsdException w:name="Medium Shading 2" w:uiPriority="64"/>
+    <w:lsdException w:name="Medium List 1" w:uiPriority="65"/>
+    <w:lsdException w:name="Medium List 2" w:uiPriority="66"/>
+    <w:lsdException w:name="Medium Grid 1" w:uiPriority="67"/>
+    <w:lsdException w:name="Medium Grid 2" w:uiPriority="68"/>
+    <w:lsdException w:name="Medium Grid 3" w:uiPriority="69"/>
+    <w:lsdException w:name="Dark List" w:uiPriority="70"/>
+    <w:lsdException w:name="Colorful Shading" w:uiPriority="71"/>
+    <w:lsdException w:name="Colorful List" w:uiPriority="72"/>
+    <w:lsdException w:name="Colorful Grid" w:uiPriority="73"/>
+    <w:lsdException w:name="Light Shading Accent 1" w:uiPriority="60"/>
+    <w:lsdException w:name="Light List Accent 1" w:uiPriority="61"/>
+    <w:lsdException w:name="Light Grid Accent 1" w:uiPriority="62"/>
+    <w:lsdException w:name="Medium Shading 1 Accent 1" w:uiPriority="63"/>
+    <w:lsdException w:name="Medium Shading 2 Accent 1" w:uiPriority="64"/>
+    <w:lsdException w:name="Medium List 1 Accent 1" w:uiPriority="65"/>
+    <w:lsdException w:name="Revision" w:semiHidden="1"/>
+    <w:lsdException w:name="List Paragraph" w:uiPriority="34" w:qFormat="1"/>
+    <w:lsdException w:name="Quote" w:uiPriority="29" w:qFormat="1"/>
+    <w:lsdException w:name="Intense Quote" w:uiPriority="30" w:qFormat="1"/>
+    <w:lsdException w:name="Medium List 2 Accent 1" w:uiPriority="66"/>
+    <w:lsdException w:name="Medium Grid 1 Accent 1" w:uiPriority="67"/>
+    <w:lsdException w:name="Medium Grid 2 Accent 1" w:uiPriority="68"/>
+    <w:lsdException w:name="Medium Grid 3 Accent 1" w:uiPriority="69"/>
+    <w:lsdException w:name="Dark List Accent 1" w:uiPriority="70"/>
+    <w:lsdException w:name="Colorful Shading Accent 1" w:uiPriority="71"/>
+    <w:lsdException w:name="Colorful List Accent 1" w:uiPriority="72"/>
+    <w:lsdException w:name="Colorful Grid Accent 1" w:uiPriority="73"/>
+    <w:lsdException w:name="Light Shading Accent 2" w:uiPriority="60"/>
+    <w:lsdException w:name="Light List Accent 2" w:uiPriority="61"/>
+    <w:lsdException w:name="Light Grid Accent 2" w:uiPriority="62"/>
+    <w:lsdException w:name="Medium Shading 1 Accent 2" w:uiPriority="63"/>
+    <w:lsdException w:name="Medium Shading 2 Accent 2" w:uiPriority="64"/>
+    <w:lsdException w:name="Medium List 1 Accent 2" w:uiPriority="65"/>
+    <w:lsdException w:name="Medium List 2 Accent 2" w:uiPriority="66"/>
+    <w:lsdException w:name="Medium Grid 1 Accent 2" w:uiPriority="67"/>
+    <w:lsdException w:name="Medium Grid 2 Accent 2" w:uiPriority="68"/>
+    <w:lsdException w:name="Medium Grid 3 Accent 2" w:uiPriority="69"/>
+    <w:lsdException w:name="Dark List Accent 2" w:uiPriority="70"/>
+    <w:lsdException w:name="Colorful Shading Accent 2" w:uiPriority="71"/>
+    <w:lsdException w:name="Colorful List Accent 2" w:uiPriority="72"/>
+    <w:lsdException w:name="Colorful Grid Accent 2" w:uiPriority="73"/>
+    <w:lsdException w:name="Light Shading Accent 3" w:uiPriority="60"/>
+    <w:lsdException w:name="Light List Accent 3" w:uiPriority="61"/>
+    <w:lsdException w:name="Light Grid Accent 3" w:uiPriority="62"/>
+    <w:lsdException w:name="Medium Shading 1 Accent 3" w:uiPriority="63"/>
+    <w:lsdException w:name="Medium Shading 2 Accent 3" w:uiPriority="64"/>
+    <w:lsdException w:name="Medium List 1 Accent 3" w:uiPriority="65"/>
+    <w:lsdException w:name="Medium List 2 Accent 3" w:uiPriority="66"/>
+    <w:lsdException w:name="Medium Grid 1 Accent 3" w:uiPriority="67"/>
+    <w:lsdException w:name="Medium Grid 2 Accent 3" w:uiPriority="68"/>
+    <w:lsdException w:name="Medium Grid 3 Accent 3" w:uiPriority="69"/>
+    <w:lsdException w:name="Dark List Accent 3" w:uiPriority="70"/>
+    <w:lsdException w:name="Colorful Shading Accent 3" w:uiPriority="71"/>
+    <w:lsdException w:name="Colorful List Accent 3" w:uiPriority="72"/>
+    <w:lsdException w:name="Colorful Grid Accent 3" w:uiPriority="73"/>
+    <w:lsdException w:name="Light Shading Accent 4" w:uiPriority="60"/>
+    <w:lsdException w:name="Light List Accent 4" w:uiPriority="61"/>
+    <w:lsdException w:name="Light Grid Accent 4" w:uiPriority="62"/>
+    <w:lsdException w:name="Medium Shading 1 Accent 4" w:uiPriority="63"/>
+    <w:lsdException w:name="Medium Shading 2 Accent 4" w:uiPriority="64"/>
+    <w:lsdException w:name="Medium List 1 Accent 4" w:uiPriority="65"/>
+    <w:lsdException w:name="Medium List 2 Accent 4" w:uiPriority="66"/>
+    <w:lsdException w:name="Medium Grid 1 Accent 4" w:uiPriority="67"/>
+    <w:lsdException w:name="Medium Grid 2 Accent 4" w:uiPriority="68"/>
+    <w:lsdException w:name="Medium Grid 3 Accent 4" w:uiPriority="69"/>
+    <w:lsdException w:name="Dark List Accent 4" w:uiPriority="70"/>
+    <w:lsdException w:name="Colorful Shading Accent 4" w:uiPriority="71"/>
+    <w:lsdException w:name="Colorful List Accent 4" w:uiPriority="72"/>
+    <w:lsdException w:name="Colorful Grid Accent 4" w:uiPriority="73"/>
+    <w:lsdException w:name="Light Shading Accent 5" w:uiPriority="60"/>
+    <w:lsdException w:name="Light List Accent 5" w:uiPriority="61"/>
+    <w:lsdException w:name="Light Grid Accent 5" w:uiPriority="62"/>
+    <w:lsdException w:name="Medium Shading 1 Accent 5" w:uiPriority="63"/>
+    <w:lsdException w:name="Medium Shading 2 Accent 5" w:uiPriority="64"/>
+    <w:lsdException w:name="Medium List 1 Accent 5" w:uiPriority="65"/>
+    <w:lsdException w:name="Medium List 2 Accent 5" w:uiPriority="66"/>
+    <w:lsdException w:name="Medium Grid 1 Accent 5" w:uiPriority="67"/>
+    <w:lsdException w:name="Medium Grid 2 Accent 5" w:uiPriority="68"/>
+    <w:lsdException w:name="Medium Grid 3 Accent 5" w:uiPriority="69"/>
+    <w:lsdException w:name="Dark List Accent 5" w:uiPriority="70"/>
+    <w:lsdException w:name="Colorful Shading Accent 5" w:uiPriority="71"/>
+    <w:lsdException w:name="Colorful List Accent 5" w:uiPriority="72"/>
+    <w:lsdException w:name="Colorful Grid Accent 5" w:uiPriority="73"/>
+    <w:lsdException w:name="Light Shading Accent 6" w:uiPriority="60"/>
+    <w:lsdException w:name="Light List Accent 6" w:uiPriority="61"/>
+    <w:lsdException w:name="Light Grid Accent 6" w:uiPriority="62"/>
+    <w:lsdException w:name="Medium Shading 1 Accent 6" w:uiPriority="63"/>
+    <w:lsdException w:name="Medium Shading 2 Accent 6" w:uiPriority="64"/>
+    <w:lsdException w:name="Medium List 1 Accent 6" w:uiPriority="65"/>
+    <w:lsdException w:name="Medium List 2 Accent 6" w:uiPriority="66"/>
+    <w:lsdException w:name="Medium Grid 1 Accent 6" w:uiPriority="67"/>
+    <w:lsdException w:name="Medium Grid 2 Accent 6" w:uiPriority="68"/>
+    <w:lsdException w:name="Medium Grid 3 Accent 6" w:uiPriority="69"/>
+    <w:lsdException w:name="Dark List Accent 6" w:uiPriority="70"/>
+    <w:lsdException w:name="Colorful Shading Accent 6" w:uiPriority="71"/>
+    <w:lsdException w:name="Colorful List Accent 6" w:uiPriority="72"/>
+    <w:lsdException w:name="Colorful Grid Accent 6" w:uiPriority="73"/>
+    <w:lsdException w:name="Subtle Emphasis" w:uiPriority="19" w:qFormat="1"/>
+    <w:lsdException w:name="Intense Emphasis" w:uiPriority="21" w:qFormat="1"/>
+    <w:lsdException w:name="Subtle Reference" w:uiPriority="31" w:qFormat="1"/>
+    <w:lsdException w:name="Intense Reference" w:uiPriority="32" w:qFormat="1"/>
+    <w:lsdException w:name="Book Title" w:uiPriority="33" w:qFormat="1"/>
+    <w:lsdException w:name="Bibliography" w:semiHidden="1" w:uiPriority="37" w:unhideWhenUsed="1"/>
+    <w:lsdException w:name="TOC Heading" w:semiHidden="1" w:uiPriority="39" w:unhideWhenUsed="1" w:qFormat="1"/>
+    <w:lsdException w:name="Plain Table 1" w:uiPriority="41"/>
+    <w:lsdException w:name="Plain Table 2" w:uiPriority="42"/>
+    <w:lsdException w:name="Plain Table 3" w:uiPriority="43"/>
+    <w:lsdException w:name="Plain Table 4" w:uiPriority="44"/>
+    <w:lsdException w:name="Plain Table 5" w:uiPriority="45"/>
+    <w:lsdException w:name="Grid Table Light" w:uiPriority="40"/>
+    <w:lsdException w:name="Grid Table 1 Light" w:uiPriority="46"/>
+    <w:lsdException w:name="Grid Table 2" w:uiPriority="47"/>
+    <w:lsdException w:name="Grid Table 3" w:uiPriority="48"/>
+    <w:lsdException w:name="Grid Table 4" w:uiPriority="49"/>
+    <w:lsdException w:name="Grid Table 5 Dark" w:uiPriority="50"/>
+    <w:lsdException w:name="Grid Table 6 Colorful" w:uiPriority="51"/>
+    <w:lsdException w:name="Grid Table 7 Colorful" w:uiPriority="52"/>
+    <w:lsdException w:name="Grid Table 1 Light Accent 1" w:uiPriority="46"/>
+    <w:lsdException w:name="Grid Table 2 Accent 1" w:uiPriority="47"/>
+    <w:lsdException w:name="Grid Table 3 Accent 1" w:uiPriority="48"/>
+    <w:lsdException w:name="Grid Table 4 Accent 1" w:uiPriority="49"/>
+    <w:lsdException w:name="Grid Table 5 Dark Accent 1" w:uiPriority="50"/>
+    <w:lsdException w:name="Grid Table 6 Colorful Accent 1" w:uiPriority="51"/>
+    <w:lsdException w:name="Grid Table 7 Colorful Accent 1" w:uiPriority="52"/>
+    <w:lsdException w:name="Grid Table 1 Light Accent 2" w:uiPriority="46"/>
+    <w:lsdException w:name="Grid Table 2 Accent 2" w:uiPriority="47"/>
+    <w:lsdException w:name="Grid Table 3 Accent 2" w:uiPriority="48"/>
+    <w:lsdException w:name="Grid Table 4 Accent 2" w:uiPriority="49"/>
+    <w:lsdException w:name="Grid Table 5 Dark Accent 2" w:uiPriority="50"/>
+    <w:lsdException w:name="Grid Table 6 Colorful Accent 2" w:uiPriority="51"/>
+    <w:lsdException w:name="Grid Table 7 Colorful Accent 2" w:uiPriority="52"/>
+    <w:lsdException w:name="Grid Table 1 Light Accent 3" w:uiPriority="46"/>
+    <w:lsdException w:name="Grid Table 2 Accent 3" w:uiPriority="47"/>
+    <w:lsdException w:name="Grid Table 3 Accent 3" w:uiPriority="48"/>
+    <w:lsdException w:name="Grid Table 4 Accent 3" w:uiPriority="49"/>
+    <w:lsdException w:name="Grid Table 5 Dark Accent 3" w:uiPriority="50"/>
+    <w:lsdException w:name="Grid Table 6 Colorful Accent 3" w:uiPriority="51"/>
+    <w:lsdException w:name="Grid Table 7 Colorful Accent 3" w:uiPriority="52"/>
+    <w:lsdException w:name="Grid Table 1 Light Accent 4" w:uiPriority="46"/>
+    <w:lsdException w:name="Grid Table 2 Accent 4" w:uiPriority="47"/>
+    <w:lsdException w:name="Grid Table 3 Accent 4" w:uiPriority="48"/>
+    <w:lsdException w:name="Grid Table 4 Accent 4" w:uiPriority="49"/>
+    <w:lsdException w:name="Grid Table 5 Dark Accent 4" w:uiPriority="50"/>
+    <w:lsdException w:name="Grid Table 6 Colorful Accent 4" w:uiPriority="51"/>
+    <w:lsdException w:name="Grid Table 7 Colorful Accent 4" w:uiPriority="52"/>
+    <w:lsdException w:name="Grid Table 1 Light Accent 5" w:uiPriority="46"/>
+    <w:lsdException w:name="Grid Table 2 Accent 5" w:uiPriority="47"/>
+    <w:lsdException w:name="Grid Table 3 Accent 5" w:uiPriority="48"/>
+    <w:lsdException w:name="Grid Table 4 Accent 5" w:uiPriority="49"/>
+    <w:lsdException w:name="Grid Table 5 Dark Accent 5" w:uiPriority="50"/>
+    <w:lsdException w:name="Grid Table 6 Colorful Accent 5" w:uiPriority="51"/>
+    <w:lsdException w:name="Grid Table 7 Colorful Accent 5" w:uiPriority="52"/>
+    <w:lsdException w:name="Grid Table 1 Light Accent 6" w:uiPriority="46"/>
+    <w:lsdException w:name="Grid Table 2 Accent 6" w:uiPriority="47"/>
+    <w:lsdException w:name="Grid Table 3 Accent 6" w:uiPriority="48"/>
+    <w:lsdException w:name="Grid Table 4 Accent 6" w:uiPriority="49"/>
+    <w:lsdException w:name="Grid Table 5 Dark Accent 6" w:uiPriority="50"/>
+    <w:lsdException w:name="Grid Table 6 Colorful Accent 6" w:uiPriority="51"/>
+    <w:lsdException w:name="Grid Table 7 Colorful Accent 6" w:uiPriority="52"/>
+    <w:lsdException w:name="List Table 1 Light" w:uiPriority="46"/>
+    <w:lsdException w:name="List Table 2" w:uiPriority="47"/>
+    <w:lsdException w:name="List Table 3" w:uiPriority="48"/>
+    <w:lsdException w:name="List Table 4" w:uiPriority="49"/>
+    <w:lsdException w:name="List Table 5 Dark" w:uiPriority="50"/>
+    <w:lsdException w:name="List Table 6 Colorful" w:uiPriority="51"/>
+    <w:lsdException w:name="List Table 7 Colorful" w:uiPriority="52"/>
+    <w:lsdException w:name="List Table 1 Light Accent 1" w:uiPriority="46"/>
+    <w:lsdException w:name="List Table 2 Accent 1" w:uiPriority="47"/>
+    <w:lsdException w:name="List Table 3 Accent 1" w:uiPriority="48"/>
+    <w:lsdException w:name="List Table 4 Accent 1" w:uiPriority="49"/>
+    <w:lsdException w:name="List Table 5 Dark Accent 1" w:uiPriority="50"/>
+    <w:lsdException w:name="List Table 6 Colorful Accent 1" w:uiPriority="51"/>
+    <w:lsdException w:name="List Table 7 Colorful Accent 1" w:uiPriority="52"/>
+    <w:lsdException w:name="List Table 1 Light Accent 2" w:uiPriority="46"/>
+    <w:lsdException w:name="List Table 2 Accent 2" w:uiPriority="47"/>
+    <w:lsdException w:name="List Table 3 Accent 2" w:uiPriority="48"/>
+    <w:lsdException w:name="List Table 4 Accent 2" w:uiPriority="49"/>
+    <w:lsdException w:name="List Table 5 Dark Accent 2" w:uiPriority="50"/>
+    <w:lsdException w:name="List Table 6 Colorful Accent 2" w:uiPriority="51"/>
+    <w:lsdException w:name="List Table 7 Colorful Accent 2" w:uiPriority="52"/>
+    <w:lsdException w:name="List Table 1 Light Accent 3" w:uiPriority="46"/>
+    <w:lsdException w:name="List Table 2 Accent 3" w:uiPriority="47"/>
+    <w:lsdException w:name="List Table 3 Accent 3" w:uiPriority="48"/>
+    <w:lsdException w:name="List Table 4 Accent 3" w:uiPriority="49"/>
+    <w:lsdException w:name="List Table 5 Dark Accent 3" w:uiPriority="50"/>
+    <w:lsdException w:name="List Table 6 Colorful Accent 3" w:uiPriority="51"/>
+    <w:lsdException w:name="List Table 7 Colorful Accent 3" w:uiPriority="52"/>
+    <w:lsdException w:name="List Table 1 Light Accent 4" w:uiPriority="46"/>
+    <w:lsdException w:name="List Table 2 Accent 4" w:uiPriority="47"/>
+    <w:lsdException w:name="List Table 3 Accent 4" w:uiPriority="48"/>
+    <w:lsdException w:name="List Table 4 Accent 4" w:uiPriority="49"/>
+    <w:lsdException w:name="List Table 5 Dark Accent 4" w:uiPriority="50"/>
+    <w:lsdException w:name="List Table 6 Colorful Accent 4" w:uiPriority="51"/>
+    <w:lsdException w:name="List Table 7 Colorful Accent 4" w:uiPriority="52"/>
+    <w:lsdException w:name="List Table 1 Light Accent 5" w:uiPriority="46"/>
+    <w:lsdException w:name="List Table 2 Accent 5" w:uiPriority="47"/>
+    <w:lsdException w:name="List Table 3 Accent 5" w:uiPriority="48"/>
+    <w:lsdException w:name="List Table 4 Accent 5" w:uiPriority="49"/>
+    <w:lsdException w:name="List Table 5 Dark Accent 5" w:uiPriority="50"/>
+    <w:lsdException w:name="List Table 6 Colorful Accent 5" w:uiPriority="51"/>
+    <w:lsdException w:name="List Table 7 Colorful Accent 5" w:uiPriority="52"/>
+    <w:lsdException w:name="List Table 1 Light Accent 6" w:uiPriority="46"/>
+    <w:lsdException w:name="List Table 2 Accent 6" w:uiPriority="47"/>
+    <w:lsdException w:name="List Table 3 Accent 6" w:uiPriority="48"/>
+    <w:lsdException w:name="List Table 4 Accent 6" w:uiPriority="49"/>
+    <w:lsdException w:name="List Table 5 Dark Accent 6" w:uiPriority="50"/>
+    <w:lsdException w:name="List Table 6 Colorful Accent 6" w:uiPriority="51"/>
+    <w:lsdException w:name="List Table 7 Colorful Accent 6" w:uiPriority="52"/>
+    <w:lsdException w:name="Mention" w:semiHidden="1" w:unhideWhenUsed="1"/>
+    <w:lsdException w:name="Smart Hyperlink" w:semiHidden="1" w:unhideWhenUsed="1"/>
+    <w:lsdException w:name="Hashtag" w:semiHidden="1" w:unhideWhenUsed="1"/>
+    <w:lsdException w:name="Unresolved Mention" w:semiHidden="1" w:unhideWhenUsed="1"/>
+    <w:lsdException w:name="Smart Link" w:semiHidden="1" w:unhideWhenUsed="1"/>
   </w:latentStyles>
   <w:style w:type="paragraph" w:default="1" w:styleId="a">
     <w:name w:val="Normal"/>
@@ -10155,7 +14131,6 @@
     <w:uiPriority w:val="99"/>
     <w:semiHidden/>
     <w:unhideWhenUsed/>
-    <w:qFormat/>
     <w:tblPr>
       <w:tblInd w:w="0" w:type="dxa"/>
       <w:tblCellMar>
@@ -10204,7 +14179,6 @@
       <w:spacing w:after="0" w:line="240" w:lineRule="auto"/>
     </w:pPr>
     <w:tblPr>
-      <w:tblInd w:w="0" w:type="dxa"/>
       <w:tblBorders>
         <w:top w:val="single" w:sz="4" w:space="0" w:color="auto"/>
         <w:left w:val="single" w:sz="4" w:space="0" w:color="auto"/>
@@ -10213,12 +14187,6 @@
         <w:insideH w:val="single" w:sz="4" w:space="0" w:color="auto"/>
         <w:insideV w:val="single" w:sz="4" w:space="0" w:color="auto"/>
       </w:tblBorders>
-      <w:tblCellMar>
-        <w:top w:w="0" w:type="dxa"/>
-        <w:left w:w="108" w:type="dxa"/>
-        <w:bottom w:w="0" w:type="dxa"/>
-        <w:right w:w="108" w:type="dxa"/>
-      </w:tblCellMar>
     </w:tblPr>
   </w:style>
   <w:style w:type="paragraph" w:styleId="a6">
@@ -10352,6 +14320,18 @@
       <w:sz w:val="28"/>
       <w:szCs w:val="28"/>
       <w:lang w:eastAsia="ru-RU"/>
+    </w:rPr>
+  </w:style>
+  <w:style w:type="character" w:styleId="ab">
+    <w:name w:val="Unresolved Mention"/>
+    <w:basedOn w:val="a0"/>
+    <w:uiPriority w:val="99"/>
+    <w:semiHidden/>
+    <w:unhideWhenUsed/>
+    <w:rsid w:val="00384666"/>
+    <w:rPr>
+      <w:color w:val="605E5C"/>
+      <w:shd w:val="clear" w:color="auto" w:fill="E1DFDD"/>
     </w:rPr>
   </w:style>
 </w:styles>
@@ -10612,7 +14592,7 @@
   <a:extraClrSchemeLst/>
   <a:extLst>
     <a:ext uri="{05A4C25C-085E-4340-85A3-A5531E510DB2}">
-      <thm15:themeFamily xmlns="" xmlns:thm15="http://schemas.microsoft.com/office/thememl/2012/main" name="Office Theme" id="{62F939B6-93AF-4DB8-9C6B-D6C7DFDC589F}" vid="{4A3C46E8-61CC-4603-A589-7422A47A8E4A}"/>
+      <thm15:themeFamily xmlns:thm15="http://schemas.microsoft.com/office/thememl/2012/main" name="Office Theme" id="{62F939B6-93AF-4DB8-9C6B-D6C7DFDC589F}" vid="{4A3C46E8-61CC-4603-A589-7422A47A8E4A}"/>
     </a:ext>
   </a:extLst>
 </a:theme>

--- a/public/Положение постерные.docx
+++ b/public/Положение постерные.docx
@@ -3500,24 +3500,48 @@
       <w:pPr>
         <w:spacing w:after="0" w:line="240" w:lineRule="auto"/>
         <w:rPr>
-          <w:lang w:val="kk-KZ"/>
+          <w:rFonts w:ascii="Times New Roman" w:eastAsia="Times New Roman" w:hAnsi="Times New Roman" w:cs="Times New Roman"/>
+          <w:bCs/>
+          <w:sz w:val="26"/>
+          <w:szCs w:val="26"/>
+          <w:lang w:val="kk-KZ" w:eastAsia="ru-RU"/>
         </w:rPr>
       </w:pPr>
       <w:hyperlink r:id="rId8" w:history="1">
         <w:r>
           <w:rPr>
             <w:rStyle w:val="a3"/>
-            <w:lang w:val="kk-KZ"/>
+            <w:rFonts w:ascii="Times New Roman" w:eastAsia="Times New Roman" w:hAnsi="Times New Roman" w:cs="Times New Roman"/>
+            <w:bCs/>
+            <w:sz w:val="26"/>
+            <w:szCs w:val="26"/>
+            <w:lang w:val="kk-KZ" w:eastAsia="ru-RU"/>
           </w:rPr>
-          <w:t>https://docs.google.com/presentation/d/1b9V1LIKQ9oYArpfyIZKQDNVLKaOaGQ_U/edit?usp=sharing&amp;ouid=112345975766300406276&amp;rtpof=true&amp;sd=true</w:t>
+          <w:t>https://docs.google.com/presentation/d/1b9V1LIKQ9oYArpfyIZKQDNVLKaOaGQ_U/edit?usp=sharing&amp;ouid=</w:t>
+        </w:r>
+        <w:r>
+          <w:rPr>
+            <w:rStyle w:val="a3"/>
+            <w:rFonts w:ascii="Times New Roman" w:eastAsia="Times New Roman" w:hAnsi="Times New Roman" w:cs="Times New Roman"/>
+            <w:bCs/>
+            <w:sz w:val="26"/>
+            <w:szCs w:val="26"/>
+            <w:lang w:val="kk-KZ" w:eastAsia="ru-RU"/>
+          </w:rPr>
+          <w:t>1</w:t>
+        </w:r>
+        <w:r>
+          <w:rPr>
+            <w:rStyle w:val="a3"/>
+            <w:rFonts w:ascii="Times New Roman" w:eastAsia="Times New Roman" w:hAnsi="Times New Roman" w:cs="Times New Roman"/>
+            <w:bCs/>
+            <w:sz w:val="26"/>
+            <w:szCs w:val="26"/>
+            <w:lang w:val="kk-KZ" w:eastAsia="ru-RU"/>
+          </w:rPr>
+          <w:t>12345975766300406276&amp;rtpof=true&amp;sd=true</w:t>
         </w:r>
       </w:hyperlink>
-      <w:r>
-        <w:rPr>
-          <w:lang w:val="kk-KZ"/>
-        </w:rPr>
-        <w:t xml:space="preserve"> </w:t>
-      </w:r>
     </w:p>
     <w:p>
       <w:pPr>
